--- a/docs/do178/SDP_I-SCEET.docx
+++ b/docs/do178/SDP_I-SCEET.docx
@@ -233,7 +233,15 @@
                 <w:sz w:val="20"/>
                 <w:szCs w:val="20"/>
               </w:rPr>
-              <w:t>1.0</w:t>
+              <w:t>2</w:t>
+            </w:r>
+            <w:r>
+              <w:rPr>
+                <w:rFonts w:eastAsia="Arial" w:cs="Arial"/>
+                <w:sz w:val="20"/>
+                <w:szCs w:val="20"/>
+              </w:rPr>
+              <w:t>.0</w:t>
             </w:r>
           </w:p>
         </w:tc>
@@ -1345,17 +1353,17 @@
         </w:tblCellMar>
       </w:tblPr>
       <w:tblGrid>
-        <w:gridCol w:w="778"/>
+        <w:gridCol w:w="777"/>
         <w:gridCol w:w="2340"/>
         <w:gridCol w:w="2340"/>
         <w:gridCol w:w="2340"/>
-        <w:gridCol w:w="1562"/>
+        <w:gridCol w:w="1563"/>
       </w:tblGrid>
       <w:tr>
         <w:trPr/>
         <w:tc>
           <w:tcPr>
-            <w:tcW w:w="778" w:type="dxa"/>
+            <w:tcW w:w="777" w:type="dxa"/>
             <w:tcBorders>
               <w:top w:val="single" w:sz="2" w:space="0" w:color="CCCCCC"/>
               <w:left w:val="single" w:sz="2" w:space="0" w:color="CCCCCC"/>
@@ -1475,7 +1483,7 @@
         </w:tc>
         <w:tc>
           <w:tcPr>
-            <w:tcW w:w="1562" w:type="dxa"/>
+            <w:tcW w:w="1563" w:type="dxa"/>
             <w:tcBorders>
               <w:top w:val="single" w:sz="2" w:space="0" w:color="CCCCCC"/>
               <w:left w:val="single" w:sz="2" w:space="0" w:color="CCCCCC"/>
@@ -1508,7 +1516,7 @@
         <w:trPr/>
         <w:tc>
           <w:tcPr>
-            <w:tcW w:w="778" w:type="dxa"/>
+            <w:tcW w:w="777" w:type="dxa"/>
             <w:tcBorders>
               <w:top w:val="single" w:sz="2" w:space="0" w:color="CCCCCC"/>
               <w:left w:val="single" w:sz="2" w:space="0" w:color="CCCCCC"/>
@@ -1616,7 +1624,7 @@
         </w:tc>
         <w:tc>
           <w:tcPr>
-            <w:tcW w:w="1562" w:type="dxa"/>
+            <w:tcW w:w="1563" w:type="dxa"/>
             <w:tcBorders>
               <w:top w:val="single" w:sz="2" w:space="0" w:color="CCCCCC"/>
               <w:left w:val="single" w:sz="2" w:space="0" w:color="CCCCCC"/>
@@ -1646,7 +1654,7 @@
         <w:trPr/>
         <w:tc>
           <w:tcPr>
-            <w:tcW w:w="778" w:type="dxa"/>
+            <w:tcW w:w="777" w:type="dxa"/>
             <w:tcBorders>
               <w:top w:val="single" w:sz="2" w:space="0" w:color="CCCCCC"/>
               <w:left w:val="single" w:sz="2" w:space="0" w:color="CCCCCC"/>
@@ -1754,7 +1762,7 @@
         </w:tc>
         <w:tc>
           <w:tcPr>
-            <w:tcW w:w="1562" w:type="dxa"/>
+            <w:tcW w:w="1563" w:type="dxa"/>
             <w:tcBorders>
               <w:top w:val="single" w:sz="2" w:space="0" w:color="CCCCCC"/>
               <w:left w:val="single" w:sz="2" w:space="0" w:color="CCCCCC"/>
@@ -1784,7 +1792,7 @@
         <w:trPr/>
         <w:tc>
           <w:tcPr>
-            <w:tcW w:w="778" w:type="dxa"/>
+            <w:tcW w:w="777" w:type="dxa"/>
             <w:tcBorders>
               <w:top w:val="single" w:sz="2" w:space="0" w:color="CCCCCC"/>
               <w:left w:val="single" w:sz="2" w:space="0" w:color="CCCCCC"/>
@@ -1892,7 +1900,7 @@
         </w:tc>
         <w:tc>
           <w:tcPr>
-            <w:tcW w:w="1562" w:type="dxa"/>
+            <w:tcW w:w="1563" w:type="dxa"/>
             <w:tcBorders>
               <w:top w:val="single" w:sz="2" w:space="0" w:color="CCCCCC"/>
               <w:left w:val="single" w:sz="2" w:space="0" w:color="CCCCCC"/>
@@ -1922,7 +1930,7 @@
         <w:trPr/>
         <w:tc>
           <w:tcPr>
-            <w:tcW w:w="778" w:type="dxa"/>
+            <w:tcW w:w="777" w:type="dxa"/>
             <w:tcBorders>
               <w:top w:val="single" w:sz="2" w:space="0" w:color="CCCCCC"/>
               <w:left w:val="single" w:sz="2" w:space="0" w:color="CCCCCC"/>
@@ -2030,7 +2038,7 @@
         </w:tc>
         <w:tc>
           <w:tcPr>
-            <w:tcW w:w="1562" w:type="dxa"/>
+            <w:tcW w:w="1563" w:type="dxa"/>
             <w:tcBorders>
               <w:top w:val="single" w:sz="2" w:space="0" w:color="CCCCCC"/>
               <w:left w:val="single" w:sz="2" w:space="0" w:color="CCCCCC"/>
@@ -2060,7 +2068,7 @@
         <w:trPr/>
         <w:tc>
           <w:tcPr>
-            <w:tcW w:w="778" w:type="dxa"/>
+            <w:tcW w:w="777" w:type="dxa"/>
             <w:tcBorders>
               <w:top w:val="single" w:sz="2" w:space="0" w:color="CCCCCC"/>
               <w:left w:val="single" w:sz="2" w:space="0" w:color="CCCCCC"/>
@@ -2168,7 +2176,7 @@
         </w:tc>
         <w:tc>
           <w:tcPr>
-            <w:tcW w:w="1562" w:type="dxa"/>
+            <w:tcW w:w="1563" w:type="dxa"/>
             <w:tcBorders>
               <w:top w:val="single" w:sz="2" w:space="0" w:color="CCCCCC"/>
               <w:left w:val="single" w:sz="2" w:space="0" w:color="CCCCCC"/>
@@ -2198,7 +2206,7 @@
         <w:trPr/>
         <w:tc>
           <w:tcPr>
-            <w:tcW w:w="778" w:type="dxa"/>
+            <w:tcW w:w="777" w:type="dxa"/>
             <w:tcBorders>
               <w:top w:val="single" w:sz="2" w:space="0" w:color="CCCCCC"/>
               <w:left w:val="single" w:sz="2" w:space="0" w:color="CCCCCC"/>
@@ -2306,7 +2314,7 @@
         </w:tc>
         <w:tc>
           <w:tcPr>
-            <w:tcW w:w="1562" w:type="dxa"/>
+            <w:tcW w:w="1563" w:type="dxa"/>
             <w:tcBorders>
               <w:top w:val="single" w:sz="2" w:space="0" w:color="CCCCCC"/>
               <w:left w:val="single" w:sz="2" w:space="0" w:color="CCCCCC"/>
@@ -2397,7 +2405,7 @@
         <w:pStyle w:val="ListParagraph"/>
         <w:numPr>
           <w:ilvl w:val="0"/>
-          <w:numId w:val="4"/>
+          <w:numId w:val="49"/>
         </w:numPr>
         <w:rPr/>
       </w:pPr>
@@ -2415,7 +2423,7 @@
         <w:pStyle w:val="ListParagraph"/>
         <w:numPr>
           <w:ilvl w:val="0"/>
-          <w:numId w:val="5"/>
+          <w:numId w:val="50"/>
         </w:numPr>
         <w:rPr/>
       </w:pPr>
@@ -2433,7 +2441,7 @@
         <w:pStyle w:val="ListParagraph"/>
         <w:numPr>
           <w:ilvl w:val="0"/>
-          <w:numId w:val="6"/>
+          <w:numId w:val="51"/>
         </w:numPr>
         <w:rPr/>
       </w:pPr>
@@ -2451,7 +2459,7 @@
         <w:pStyle w:val="ListParagraph"/>
         <w:numPr>
           <w:ilvl w:val="0"/>
-          <w:numId w:val="7"/>
+          <w:numId w:val="52"/>
         </w:numPr>
         <w:rPr/>
       </w:pPr>
@@ -2469,7 +2477,7 @@
         <w:pStyle w:val="ListParagraph"/>
         <w:numPr>
           <w:ilvl w:val="0"/>
-          <w:numId w:val="8"/>
+          <w:numId w:val="53"/>
         </w:numPr>
         <w:rPr/>
       </w:pPr>
@@ -2487,7 +2495,7 @@
         <w:pStyle w:val="ListParagraph"/>
         <w:numPr>
           <w:ilvl w:val="0"/>
-          <w:numId w:val="9"/>
+          <w:numId w:val="54"/>
         </w:numPr>
         <w:rPr/>
       </w:pPr>
@@ -2505,7 +2513,7 @@
         <w:pStyle w:val="ListParagraph"/>
         <w:numPr>
           <w:ilvl w:val="0"/>
-          <w:numId w:val="10"/>
+          <w:numId w:val="55"/>
         </w:numPr>
         <w:rPr/>
       </w:pPr>
@@ -2523,7 +2531,7 @@
         <w:pStyle w:val="ListParagraph"/>
         <w:numPr>
           <w:ilvl w:val="0"/>
-          <w:numId w:val="11"/>
+          <w:numId w:val="56"/>
         </w:numPr>
         <w:rPr/>
       </w:pPr>
@@ -2541,7 +2549,7 @@
         <w:pStyle w:val="ListParagraph"/>
         <w:numPr>
           <w:ilvl w:val="0"/>
-          <w:numId w:val="12"/>
+          <w:numId w:val="57"/>
         </w:numPr>
         <w:rPr/>
       </w:pPr>
@@ -2559,7 +2567,7 @@
         <w:pStyle w:val="ListParagraph"/>
         <w:numPr>
           <w:ilvl w:val="0"/>
-          <w:numId w:val="13"/>
+          <w:numId w:val="58"/>
         </w:numPr>
         <w:rPr/>
       </w:pPr>
@@ -2652,7 +2660,7 @@
         <w:pStyle w:val="ListParagraph"/>
         <w:numPr>
           <w:ilvl w:val="0"/>
-          <w:numId w:val="14"/>
+          <w:numId w:val="59"/>
         </w:numPr>
         <w:rPr/>
       </w:pPr>
@@ -2670,7 +2678,7 @@
         <w:pStyle w:val="ListParagraph"/>
         <w:numPr>
           <w:ilvl w:val="0"/>
-          <w:numId w:val="15"/>
+          <w:numId w:val="60"/>
         </w:numPr>
         <w:rPr/>
       </w:pPr>
@@ -2688,7 +2696,7 @@
         <w:pStyle w:val="ListParagraph"/>
         <w:numPr>
           <w:ilvl w:val="0"/>
-          <w:numId w:val="16"/>
+          <w:numId w:val="61"/>
         </w:numPr>
         <w:rPr/>
       </w:pPr>
@@ -2706,7 +2714,7 @@
         <w:pStyle w:val="ListParagraph"/>
         <w:numPr>
           <w:ilvl w:val="0"/>
-          <w:numId w:val="17"/>
+          <w:numId w:val="62"/>
         </w:numPr>
         <w:rPr/>
       </w:pPr>
@@ -2724,7 +2732,7 @@
         <w:pStyle w:val="ListParagraph"/>
         <w:numPr>
           <w:ilvl w:val="0"/>
-          <w:numId w:val="18"/>
+          <w:numId w:val="63"/>
         </w:numPr>
         <w:rPr/>
       </w:pPr>
@@ -2749,6 +2757,17 @@
     </w:p>
     <w:p>
       <w:pPr>
+        <w:pStyle w:val="Normal"/>
+        <w:spacing w:before="0" w:after="80"/>
+        <w:rPr/>
+      </w:pPr>
+      <w:r>
+        <w:rPr/>
+        <w:t>The lifecycle ensures full traceability from requirements to verification in accordance with DO-178C objectives.</w:t>
+      </w:r>
+    </w:p>
+    <w:p>
+      <w:pPr>
         <w:pStyle w:val="Heading2"/>
         <w:rPr/>
       </w:pPr>
@@ -2787,6 +2806,21 @@
           <w:szCs w:val="20"/>
         </w:rPr>
         <w:t>Where an AI-generated artifact introduces a derived requirement (a requirement with no direct parent in the PDS), this shall be explicitly identified, tagged, and submitted to the safety process per ARP4761.</w:t>
+      </w:r>
+    </w:p>
+    <w:p>
+      <w:pPr>
+        <w:pStyle w:val="Normal"/>
+        <w:spacing w:before="0" w:after="120"/>
+        <w:rPr/>
+      </w:pPr>
+      <w:r>
+        <w:rPr>
+          <w:rFonts w:eastAsia="Arial" w:cs="Arial"/>
+          <w:sz w:val="20"/>
+          <w:szCs w:val="20"/>
+        </w:rPr>
+        <w:t>AI-generated artifacts are not considered developed software data unless independently reviewed and validated by qualified personnel.</w:t>
       </w:r>
     </w:p>
     <w:p>
@@ -3694,7 +3728,7 @@
         <w:pStyle w:val="ListParagraph"/>
         <w:numPr>
           <w:ilvl w:val="0"/>
-          <w:numId w:val="19"/>
+          <w:numId w:val="64"/>
         </w:numPr>
         <w:rPr/>
       </w:pPr>
@@ -3758,7 +3792,7 @@
         <w:pStyle w:val="ListParagraph"/>
         <w:numPr>
           <w:ilvl w:val="0"/>
-          <w:numId w:val="20"/>
+          <w:numId w:val="65"/>
         </w:numPr>
         <w:rPr/>
       </w:pPr>
@@ -3768,23 +3802,7 @@
           <w:sz w:val="20"/>
           <w:szCs w:val="20"/>
         </w:rPr>
-        <w:t xml:space="preserve">Primary Language: Python 3.11 (AI orchestration); C </w:t>
-      </w:r>
-      <w:r>
-        <w:rPr>
-          <w:rFonts w:eastAsia="Arial" w:cs="Arial"/>
-          <w:sz w:val="20"/>
-          <w:szCs w:val="20"/>
-        </w:rPr>
-        <w:t>+ assembly</w:t>
-      </w:r>
-      <w:r>
-        <w:rPr>
-          <w:rFonts w:eastAsia="Arial" w:cs="Arial"/>
-          <w:sz w:val="20"/>
-          <w:szCs w:val="20"/>
-        </w:rPr>
-        <w:t xml:space="preserve">(generated target code) </w:t>
+        <w:t xml:space="preserve">Primary Language: Python 3.11 (AI orchestration); C + assembly(generated target code) </w:t>
       </w:r>
     </w:p>
     <w:p>
@@ -3792,7 +3810,7 @@
         <w:pStyle w:val="ListParagraph"/>
         <w:numPr>
           <w:ilvl w:val="0"/>
-          <w:numId w:val="21"/>
+          <w:numId w:val="66"/>
         </w:numPr>
         <w:rPr/>
       </w:pPr>
@@ -3810,7 +3828,7 @@
         <w:pStyle w:val="ListParagraph"/>
         <w:numPr>
           <w:ilvl w:val="0"/>
-          <w:numId w:val="22"/>
+          <w:numId w:val="67"/>
         </w:numPr>
         <w:rPr/>
       </w:pPr>
@@ -3820,7 +3838,43 @@
           <w:sz w:val="20"/>
           <w:szCs w:val="20"/>
         </w:rPr>
-        <w:t>AI Framework: LangChain / OpenAI-compatible API endpoint — version locked</w:t>
+        <w:t xml:space="preserve">AI Framework: LangChain-based orchestration using OpenAI API. </w:t>
+      </w:r>
+    </w:p>
+    <w:p>
+      <w:pPr>
+        <w:pStyle w:val="ListParagraph"/>
+        <w:numPr>
+          <w:ilvl w:val="0"/>
+          <w:numId w:val="68"/>
+        </w:numPr>
+        <w:rPr/>
+      </w:pPr>
+      <w:r>
+        <w:rPr>
+          <w:rFonts w:eastAsia="Arial" w:cs="Arial"/>
+          <w:sz w:val="20"/>
+          <w:szCs w:val="20"/>
+        </w:rPr>
+        <w:t xml:space="preserve">All model versions, prompts, and generation parameters (temperature, tokens, etc.) are configuration-controlled and baselined. </w:t>
+      </w:r>
+    </w:p>
+    <w:p>
+      <w:pPr>
+        <w:pStyle w:val="ListParagraph"/>
+        <w:numPr>
+          <w:ilvl w:val="0"/>
+          <w:numId w:val="69"/>
+        </w:numPr>
+        <w:rPr/>
+      </w:pPr>
+      <w:r>
+        <w:rPr>
+          <w:rFonts w:eastAsia="Arial" w:cs="Arial"/>
+          <w:sz w:val="20"/>
+          <w:szCs w:val="20"/>
+        </w:rPr>
+        <w:t>Any change to these elements requires re-verification of impacted artifacts.</w:t>
       </w:r>
     </w:p>
     <w:p>
@@ -5039,7 +5093,7 @@
         <w:pStyle w:val="ListParagraph"/>
         <w:numPr>
           <w:ilvl w:val="0"/>
-          <w:numId w:val="23"/>
+          <w:numId w:val="70"/>
         </w:numPr>
         <w:rPr/>
       </w:pPr>
@@ -5057,7 +5111,7 @@
         <w:pStyle w:val="ListParagraph"/>
         <w:numPr>
           <w:ilvl w:val="0"/>
-          <w:numId w:val="24"/>
+          <w:numId w:val="71"/>
         </w:numPr>
         <w:rPr/>
       </w:pPr>
@@ -5120,6 +5174,21 @@
           <w:szCs w:val="20"/>
         </w:rPr>
         <w:t>All source artifacts, AI agent configurations, and generated outputs shall be placed under version control per SCMP-TOOLCHAIN-001. A formal baseline shall be established at each SOI gate. Changes to any baselined artifact require formal change control authorization.</w:t>
+      </w:r>
+    </w:p>
+    <w:p>
+      <w:pPr>
+        <w:pStyle w:val="Normal"/>
+        <w:spacing w:before="0" w:after="120"/>
+        <w:rPr/>
+      </w:pPr>
+      <w:r>
+        <w:rPr>
+          <w:rFonts w:eastAsia="Arial" w:cs="Arial"/>
+          <w:sz w:val="20"/>
+          <w:szCs w:val="20"/>
+        </w:rPr>
+        <w:t>All configuration items shall be uniquely identified, versioned, and traceable to the baseline established at each SOI gate.</w:t>
       </w:r>
     </w:p>
     <w:p>
@@ -5750,7 +5819,7 @@
         <w:pStyle w:val="ListParagraph"/>
         <w:numPr>
           <w:ilvl w:val="0"/>
-          <w:numId w:val="25"/>
+          <w:numId w:val="72"/>
         </w:numPr>
         <w:rPr/>
       </w:pPr>
@@ -5768,7 +5837,7 @@
         <w:pStyle w:val="ListParagraph"/>
         <w:numPr>
           <w:ilvl w:val="0"/>
-          <w:numId w:val="26"/>
+          <w:numId w:val="73"/>
         </w:numPr>
         <w:rPr/>
       </w:pPr>
@@ -5786,7 +5855,7 @@
         <w:pStyle w:val="ListParagraph"/>
         <w:numPr>
           <w:ilvl w:val="0"/>
-          <w:numId w:val="27"/>
+          <w:numId w:val="74"/>
         </w:numPr>
         <w:rPr/>
       </w:pPr>
@@ -5804,7 +5873,7 @@
         <w:pStyle w:val="ListParagraph"/>
         <w:numPr>
           <w:ilvl w:val="0"/>
-          <w:numId w:val="28"/>
+          <w:numId w:val="75"/>
         </w:numPr>
         <w:rPr/>
       </w:pPr>
@@ -5822,7 +5891,7 @@
         <w:pStyle w:val="ListParagraph"/>
         <w:numPr>
           <w:ilvl w:val="0"/>
-          <w:numId w:val="29"/>
+          <w:numId w:val="76"/>
         </w:numPr>
         <w:rPr/>
       </w:pPr>
@@ -5877,7 +5946,7 @@
         <w:pStyle w:val="ListParagraph"/>
         <w:numPr>
           <w:ilvl w:val="0"/>
-          <w:numId w:val="30"/>
+          <w:numId w:val="77"/>
         </w:numPr>
         <w:rPr/>
       </w:pPr>
@@ -5895,7 +5964,7 @@
         <w:pStyle w:val="ListParagraph"/>
         <w:numPr>
           <w:ilvl w:val="0"/>
-          <w:numId w:val="31"/>
+          <w:numId w:val="78"/>
         </w:numPr>
         <w:rPr/>
       </w:pPr>
@@ -5913,7 +5982,7 @@
         <w:pStyle w:val="ListParagraph"/>
         <w:numPr>
           <w:ilvl w:val="0"/>
-          <w:numId w:val="32"/>
+          <w:numId w:val="79"/>
         </w:numPr>
         <w:rPr/>
       </w:pPr>
@@ -5931,7 +6000,7 @@
         <w:pStyle w:val="ListParagraph"/>
         <w:numPr>
           <w:ilvl w:val="0"/>
-          <w:numId w:val="33"/>
+          <w:numId w:val="80"/>
         </w:numPr>
         <w:rPr/>
       </w:pPr>
@@ -5949,7 +6018,7 @@
         <w:pStyle w:val="ListParagraph"/>
         <w:numPr>
           <w:ilvl w:val="0"/>
-          <w:numId w:val="34"/>
+          <w:numId w:val="81"/>
         </w:numPr>
         <w:rPr/>
       </w:pPr>
@@ -5980,6 +6049,7 @@
       </w:pPr>
       <w:r>
         <w:rPr/>
+        <w:t>All deviations from MISRA-C shall be formally documented, justified, and approved.</w:t>
       </w:r>
     </w:p>
     <w:p>
@@ -6774,6 +6844,7 @@
       </w:pPr>
       <w:r>
         <w:rPr/>
+        <w:t>This independence ensures objective assessment of AI-generated outputs.</w:t>
       </w:r>
     </w:p>
     <w:p>
@@ -7589,7 +7660,7 @@
         <w:pStyle w:val="ListParagraph"/>
         <w:numPr>
           <w:ilvl w:val="0"/>
-          <w:numId w:val="35"/>
+          <w:numId w:val="82"/>
         </w:numPr>
         <w:rPr/>
       </w:pPr>
@@ -7607,7 +7678,7 @@
         <w:pStyle w:val="ListParagraph"/>
         <w:numPr>
           <w:ilvl w:val="0"/>
-          <w:numId w:val="36"/>
+          <w:numId w:val="83"/>
         </w:numPr>
         <w:rPr/>
       </w:pPr>
@@ -7625,7 +7696,7 @@
         <w:pStyle w:val="ListParagraph"/>
         <w:numPr>
           <w:ilvl w:val="0"/>
-          <w:numId w:val="37"/>
+          <w:numId w:val="84"/>
         </w:numPr>
         <w:rPr/>
       </w:pPr>
@@ -7643,7 +7714,7 @@
         <w:pStyle w:val="ListParagraph"/>
         <w:numPr>
           <w:ilvl w:val="0"/>
-          <w:numId w:val="38"/>
+          <w:numId w:val="85"/>
         </w:numPr>
         <w:rPr/>
       </w:pPr>
@@ -7708,7 +7779,7 @@
         <w:pStyle w:val="ListParagraph"/>
         <w:numPr>
           <w:ilvl w:val="0"/>
-          <w:numId w:val="39"/>
+          <w:numId w:val="86"/>
         </w:numPr>
         <w:rPr/>
       </w:pPr>
@@ -7726,7 +7797,7 @@
         <w:pStyle w:val="ListParagraph"/>
         <w:numPr>
           <w:ilvl w:val="0"/>
-          <w:numId w:val="40"/>
+          <w:numId w:val="87"/>
         </w:numPr>
         <w:rPr/>
       </w:pPr>
@@ -7744,7 +7815,7 @@
         <w:pStyle w:val="ListParagraph"/>
         <w:numPr>
           <w:ilvl w:val="0"/>
-          <w:numId w:val="41"/>
+          <w:numId w:val="88"/>
         </w:numPr>
         <w:rPr/>
       </w:pPr>
@@ -7762,7 +7833,7 @@
         <w:pStyle w:val="ListParagraph"/>
         <w:numPr>
           <w:ilvl w:val="0"/>
-          <w:numId w:val="42"/>
+          <w:numId w:val="89"/>
         </w:numPr>
         <w:rPr/>
       </w:pPr>
@@ -7780,7 +7851,7 @@
         <w:pStyle w:val="ListParagraph"/>
         <w:numPr>
           <w:ilvl w:val="0"/>
-          <w:numId w:val="43"/>
+          <w:numId w:val="90"/>
         </w:numPr>
         <w:rPr/>
       </w:pPr>
@@ -7857,7 +7928,7 @@
         <w:pStyle w:val="ListParagraph"/>
         <w:numPr>
           <w:ilvl w:val="0"/>
-          <w:numId w:val="44"/>
+          <w:numId w:val="91"/>
         </w:numPr>
         <w:rPr/>
       </w:pPr>
@@ -7875,7 +7946,7 @@
         <w:pStyle w:val="ListParagraph"/>
         <w:numPr>
           <w:ilvl w:val="0"/>
-          <w:numId w:val="45"/>
+          <w:numId w:val="92"/>
         </w:numPr>
         <w:rPr/>
       </w:pPr>
@@ -7893,7 +7964,7 @@
         <w:pStyle w:val="ListParagraph"/>
         <w:numPr>
           <w:ilvl w:val="0"/>
-          <w:numId w:val="46"/>
+          <w:numId w:val="93"/>
         </w:numPr>
         <w:rPr/>
       </w:pPr>
@@ -7948,7 +8019,7 @@
         <w:pStyle w:val="ListParagraph"/>
         <w:numPr>
           <w:ilvl w:val="0"/>
-          <w:numId w:val="47"/>
+          <w:numId w:val="94"/>
         </w:numPr>
         <w:rPr/>
       </w:pPr>
@@ -7966,7 +8037,7 @@
         <w:pStyle w:val="ListParagraph"/>
         <w:numPr>
           <w:ilvl w:val="0"/>
-          <w:numId w:val="48"/>
+          <w:numId w:val="95"/>
         </w:numPr>
         <w:rPr/>
       </w:pPr>
@@ -7984,7 +8055,7 @@
         <w:pStyle w:val="ListParagraph"/>
         <w:numPr>
           <w:ilvl w:val="0"/>
-          <w:numId w:val="49"/>
+          <w:numId w:val="96"/>
         </w:numPr>
         <w:rPr/>
       </w:pPr>
@@ -8002,7 +8073,7 @@
         <w:pStyle w:val="ListParagraph"/>
         <w:numPr>
           <w:ilvl w:val="0"/>
-          <w:numId w:val="50"/>
+          <w:numId w:val="97"/>
         </w:numPr>
         <w:rPr/>
       </w:pPr>
@@ -8863,7 +8934,25 @@
         <w:sz w:val="18"/>
         <w:szCs w:val="18"/>
       </w:rPr>
-      <w:t>v1.0   |   DRAFT</w:t>
+      <w:t>v</w:t>
+    </w:r>
+    <w:r>
+      <w:rPr>
+        <w:rFonts w:eastAsia="Arial" w:cs="Arial"/>
+        <w:color w:val="595959"/>
+        <w:sz w:val="18"/>
+        <w:szCs w:val="18"/>
+      </w:rPr>
+      <w:t>2</w:t>
+    </w:r>
+    <w:r>
+      <w:rPr>
+        <w:rFonts w:eastAsia="Arial" w:cs="Arial"/>
+        <w:color w:val="595959"/>
+        <w:sz w:val="18"/>
+        <w:szCs w:val="18"/>
+      </w:rPr>
+      <w:t>.0   |   DRAFT</w:t>
     </w:r>
   </w:p>
 </w:hdr>
@@ -9114,6 +9203,5451 @@
     </w:lvl>
   </w:abstractNum>
   <w:abstractNum w:abstractNumId="3">
+    <w:lvl w:ilvl="0">
+      <w:start w:val="1"/>
+      <w:numFmt w:val="bullet"/>
+      <w:lvlText w:val=""/>
+      <w:lvlJc w:val="left"/>
+      <w:pPr>
+        <w:tabs>
+          <w:tab w:val="num" w:pos="0"/>
+        </w:tabs>
+        <w:ind w:left="720" w:hanging="360"/>
+      </w:pPr>
+      <w:rPr>
+        <w:rFonts w:ascii="Symbol" w:hAnsi="Symbol" w:cs="Symbol" w:hint="default"/>
+      </w:rPr>
+    </w:lvl>
+    <w:lvl w:ilvl="1">
+      <w:start w:val="1"/>
+      <w:numFmt w:val="decimal"/>
+      <w:lvlText w:val="%2."/>
+      <w:lvlJc w:val="left"/>
+      <w:pPr>
+        <w:tabs>
+          <w:tab w:val="num" w:pos="1080"/>
+        </w:tabs>
+        <w:ind w:left="1080" w:hanging="360"/>
+      </w:pPr>
+      <w:rPr/>
+    </w:lvl>
+    <w:lvl w:ilvl="2">
+      <w:start w:val="1"/>
+      <w:numFmt w:val="decimal"/>
+      <w:lvlText w:val="%3."/>
+      <w:lvlJc w:val="left"/>
+      <w:pPr>
+        <w:tabs>
+          <w:tab w:val="num" w:pos="1440"/>
+        </w:tabs>
+        <w:ind w:left="1440" w:hanging="360"/>
+      </w:pPr>
+      <w:rPr/>
+    </w:lvl>
+    <w:lvl w:ilvl="3">
+      <w:start w:val="1"/>
+      <w:numFmt w:val="decimal"/>
+      <w:lvlText w:val="%4."/>
+      <w:lvlJc w:val="left"/>
+      <w:pPr>
+        <w:tabs>
+          <w:tab w:val="num" w:pos="1800"/>
+        </w:tabs>
+        <w:ind w:left="1800" w:hanging="360"/>
+      </w:pPr>
+      <w:rPr/>
+    </w:lvl>
+    <w:lvl w:ilvl="4">
+      <w:start w:val="1"/>
+      <w:numFmt w:val="decimal"/>
+      <w:lvlText w:val="%5."/>
+      <w:lvlJc w:val="left"/>
+      <w:pPr>
+        <w:tabs>
+          <w:tab w:val="num" w:pos="2160"/>
+        </w:tabs>
+        <w:ind w:left="2160" w:hanging="360"/>
+      </w:pPr>
+      <w:rPr/>
+    </w:lvl>
+    <w:lvl w:ilvl="5">
+      <w:start w:val="1"/>
+      <w:numFmt w:val="decimal"/>
+      <w:lvlText w:val="%6."/>
+      <w:lvlJc w:val="left"/>
+      <w:pPr>
+        <w:tabs>
+          <w:tab w:val="num" w:pos="2520"/>
+        </w:tabs>
+        <w:ind w:left="2520" w:hanging="360"/>
+      </w:pPr>
+      <w:rPr/>
+    </w:lvl>
+    <w:lvl w:ilvl="6">
+      <w:start w:val="1"/>
+      <w:numFmt w:val="decimal"/>
+      <w:lvlText w:val="%7."/>
+      <w:lvlJc w:val="left"/>
+      <w:pPr>
+        <w:tabs>
+          <w:tab w:val="num" w:pos="2880"/>
+        </w:tabs>
+        <w:ind w:left="2880" w:hanging="360"/>
+      </w:pPr>
+      <w:rPr/>
+    </w:lvl>
+    <w:lvl w:ilvl="7">
+      <w:start w:val="1"/>
+      <w:numFmt w:val="decimal"/>
+      <w:lvlText w:val="%8."/>
+      <w:lvlJc w:val="left"/>
+      <w:pPr>
+        <w:tabs>
+          <w:tab w:val="num" w:pos="3240"/>
+        </w:tabs>
+        <w:ind w:left="3240" w:hanging="360"/>
+      </w:pPr>
+      <w:rPr/>
+    </w:lvl>
+    <w:lvl w:ilvl="8">
+      <w:start w:val="1"/>
+      <w:numFmt w:val="decimal"/>
+      <w:lvlText w:val="%9."/>
+      <w:lvlJc w:val="left"/>
+      <w:pPr>
+        <w:tabs>
+          <w:tab w:val="num" w:pos="3600"/>
+        </w:tabs>
+        <w:ind w:left="3600" w:hanging="360"/>
+      </w:pPr>
+      <w:rPr/>
+    </w:lvl>
+  </w:abstractNum>
+  <w:abstractNum w:abstractNumId="4">
+    <w:lvl w:ilvl="0">
+      <w:start w:val="1"/>
+      <w:numFmt w:val="bullet"/>
+      <w:lvlText w:val=""/>
+      <w:lvlJc w:val="left"/>
+      <w:pPr>
+        <w:tabs>
+          <w:tab w:val="num" w:pos="0"/>
+        </w:tabs>
+        <w:ind w:left="720" w:hanging="360"/>
+      </w:pPr>
+      <w:rPr>
+        <w:rFonts w:ascii="Symbol" w:hAnsi="Symbol" w:cs="Symbol" w:hint="default"/>
+      </w:rPr>
+    </w:lvl>
+    <w:lvl w:ilvl="1">
+      <w:start w:val="1"/>
+      <w:numFmt w:val="decimal"/>
+      <w:lvlText w:val="%2."/>
+      <w:lvlJc w:val="left"/>
+      <w:pPr>
+        <w:tabs>
+          <w:tab w:val="num" w:pos="1080"/>
+        </w:tabs>
+        <w:ind w:left="1080" w:hanging="360"/>
+      </w:pPr>
+      <w:rPr/>
+    </w:lvl>
+    <w:lvl w:ilvl="2">
+      <w:start w:val="1"/>
+      <w:numFmt w:val="decimal"/>
+      <w:lvlText w:val="%3."/>
+      <w:lvlJc w:val="left"/>
+      <w:pPr>
+        <w:tabs>
+          <w:tab w:val="num" w:pos="1440"/>
+        </w:tabs>
+        <w:ind w:left="1440" w:hanging="360"/>
+      </w:pPr>
+      <w:rPr/>
+    </w:lvl>
+    <w:lvl w:ilvl="3">
+      <w:start w:val="1"/>
+      <w:numFmt w:val="decimal"/>
+      <w:lvlText w:val="%4."/>
+      <w:lvlJc w:val="left"/>
+      <w:pPr>
+        <w:tabs>
+          <w:tab w:val="num" w:pos="1800"/>
+        </w:tabs>
+        <w:ind w:left="1800" w:hanging="360"/>
+      </w:pPr>
+      <w:rPr/>
+    </w:lvl>
+    <w:lvl w:ilvl="4">
+      <w:start w:val="1"/>
+      <w:numFmt w:val="decimal"/>
+      <w:lvlText w:val="%5."/>
+      <w:lvlJc w:val="left"/>
+      <w:pPr>
+        <w:tabs>
+          <w:tab w:val="num" w:pos="2160"/>
+        </w:tabs>
+        <w:ind w:left="2160" w:hanging="360"/>
+      </w:pPr>
+      <w:rPr/>
+    </w:lvl>
+    <w:lvl w:ilvl="5">
+      <w:start w:val="1"/>
+      <w:numFmt w:val="decimal"/>
+      <w:lvlText w:val="%6."/>
+      <w:lvlJc w:val="left"/>
+      <w:pPr>
+        <w:tabs>
+          <w:tab w:val="num" w:pos="2520"/>
+        </w:tabs>
+        <w:ind w:left="2520" w:hanging="360"/>
+      </w:pPr>
+      <w:rPr/>
+    </w:lvl>
+    <w:lvl w:ilvl="6">
+      <w:start w:val="1"/>
+      <w:numFmt w:val="decimal"/>
+      <w:lvlText w:val="%7."/>
+      <w:lvlJc w:val="left"/>
+      <w:pPr>
+        <w:tabs>
+          <w:tab w:val="num" w:pos="2880"/>
+        </w:tabs>
+        <w:ind w:left="2880" w:hanging="360"/>
+      </w:pPr>
+      <w:rPr/>
+    </w:lvl>
+    <w:lvl w:ilvl="7">
+      <w:start w:val="1"/>
+      <w:numFmt w:val="decimal"/>
+      <w:lvlText w:val="%8."/>
+      <w:lvlJc w:val="left"/>
+      <w:pPr>
+        <w:tabs>
+          <w:tab w:val="num" w:pos="3240"/>
+        </w:tabs>
+        <w:ind w:left="3240" w:hanging="360"/>
+      </w:pPr>
+      <w:rPr/>
+    </w:lvl>
+    <w:lvl w:ilvl="8">
+      <w:start w:val="1"/>
+      <w:numFmt w:val="decimal"/>
+      <w:lvlText w:val="%9."/>
+      <w:lvlJc w:val="left"/>
+      <w:pPr>
+        <w:tabs>
+          <w:tab w:val="num" w:pos="3600"/>
+        </w:tabs>
+        <w:ind w:left="3600" w:hanging="360"/>
+      </w:pPr>
+      <w:rPr/>
+    </w:lvl>
+  </w:abstractNum>
+  <w:abstractNum w:abstractNumId="5">
+    <w:lvl w:ilvl="0">
+      <w:start w:val="1"/>
+      <w:numFmt w:val="bullet"/>
+      <w:lvlText w:val=""/>
+      <w:lvlJc w:val="left"/>
+      <w:pPr>
+        <w:tabs>
+          <w:tab w:val="num" w:pos="0"/>
+        </w:tabs>
+        <w:ind w:left="720" w:hanging="360"/>
+      </w:pPr>
+      <w:rPr>
+        <w:rFonts w:ascii="Symbol" w:hAnsi="Symbol" w:cs="Symbol" w:hint="default"/>
+      </w:rPr>
+    </w:lvl>
+    <w:lvl w:ilvl="1">
+      <w:start w:val="1"/>
+      <w:numFmt w:val="decimal"/>
+      <w:lvlText w:val="%2."/>
+      <w:lvlJc w:val="left"/>
+      <w:pPr>
+        <w:tabs>
+          <w:tab w:val="num" w:pos="1080"/>
+        </w:tabs>
+        <w:ind w:left="1080" w:hanging="360"/>
+      </w:pPr>
+      <w:rPr/>
+    </w:lvl>
+    <w:lvl w:ilvl="2">
+      <w:start w:val="1"/>
+      <w:numFmt w:val="decimal"/>
+      <w:lvlText w:val="%3."/>
+      <w:lvlJc w:val="left"/>
+      <w:pPr>
+        <w:tabs>
+          <w:tab w:val="num" w:pos="1440"/>
+        </w:tabs>
+        <w:ind w:left="1440" w:hanging="360"/>
+      </w:pPr>
+      <w:rPr/>
+    </w:lvl>
+    <w:lvl w:ilvl="3">
+      <w:start w:val="1"/>
+      <w:numFmt w:val="decimal"/>
+      <w:lvlText w:val="%4."/>
+      <w:lvlJc w:val="left"/>
+      <w:pPr>
+        <w:tabs>
+          <w:tab w:val="num" w:pos="1800"/>
+        </w:tabs>
+        <w:ind w:left="1800" w:hanging="360"/>
+      </w:pPr>
+      <w:rPr/>
+    </w:lvl>
+    <w:lvl w:ilvl="4">
+      <w:start w:val="1"/>
+      <w:numFmt w:val="decimal"/>
+      <w:lvlText w:val="%5."/>
+      <w:lvlJc w:val="left"/>
+      <w:pPr>
+        <w:tabs>
+          <w:tab w:val="num" w:pos="2160"/>
+        </w:tabs>
+        <w:ind w:left="2160" w:hanging="360"/>
+      </w:pPr>
+      <w:rPr/>
+    </w:lvl>
+    <w:lvl w:ilvl="5">
+      <w:start w:val="1"/>
+      <w:numFmt w:val="decimal"/>
+      <w:lvlText w:val="%6."/>
+      <w:lvlJc w:val="left"/>
+      <w:pPr>
+        <w:tabs>
+          <w:tab w:val="num" w:pos="2520"/>
+        </w:tabs>
+        <w:ind w:left="2520" w:hanging="360"/>
+      </w:pPr>
+      <w:rPr/>
+    </w:lvl>
+    <w:lvl w:ilvl="6">
+      <w:start w:val="1"/>
+      <w:numFmt w:val="decimal"/>
+      <w:lvlText w:val="%7."/>
+      <w:lvlJc w:val="left"/>
+      <w:pPr>
+        <w:tabs>
+          <w:tab w:val="num" w:pos="2880"/>
+        </w:tabs>
+        <w:ind w:left="2880" w:hanging="360"/>
+      </w:pPr>
+      <w:rPr/>
+    </w:lvl>
+    <w:lvl w:ilvl="7">
+      <w:start w:val="1"/>
+      <w:numFmt w:val="decimal"/>
+      <w:lvlText w:val="%8."/>
+      <w:lvlJc w:val="left"/>
+      <w:pPr>
+        <w:tabs>
+          <w:tab w:val="num" w:pos="3240"/>
+        </w:tabs>
+        <w:ind w:left="3240" w:hanging="360"/>
+      </w:pPr>
+      <w:rPr/>
+    </w:lvl>
+    <w:lvl w:ilvl="8">
+      <w:start w:val="1"/>
+      <w:numFmt w:val="decimal"/>
+      <w:lvlText w:val="%9."/>
+      <w:lvlJc w:val="left"/>
+      <w:pPr>
+        <w:tabs>
+          <w:tab w:val="num" w:pos="3600"/>
+        </w:tabs>
+        <w:ind w:left="3600" w:hanging="360"/>
+      </w:pPr>
+      <w:rPr/>
+    </w:lvl>
+  </w:abstractNum>
+  <w:abstractNum w:abstractNumId="6">
+    <w:lvl w:ilvl="0">
+      <w:start w:val="1"/>
+      <w:numFmt w:val="bullet"/>
+      <w:lvlText w:val=""/>
+      <w:lvlJc w:val="left"/>
+      <w:pPr>
+        <w:tabs>
+          <w:tab w:val="num" w:pos="0"/>
+        </w:tabs>
+        <w:ind w:left="720" w:hanging="360"/>
+      </w:pPr>
+      <w:rPr>
+        <w:rFonts w:ascii="Symbol" w:hAnsi="Symbol" w:cs="Symbol" w:hint="default"/>
+      </w:rPr>
+    </w:lvl>
+    <w:lvl w:ilvl="1">
+      <w:start w:val="1"/>
+      <w:numFmt w:val="decimal"/>
+      <w:lvlText w:val="%2."/>
+      <w:lvlJc w:val="left"/>
+      <w:pPr>
+        <w:tabs>
+          <w:tab w:val="num" w:pos="1080"/>
+        </w:tabs>
+        <w:ind w:left="1080" w:hanging="360"/>
+      </w:pPr>
+      <w:rPr/>
+    </w:lvl>
+    <w:lvl w:ilvl="2">
+      <w:start w:val="1"/>
+      <w:numFmt w:val="decimal"/>
+      <w:lvlText w:val="%3."/>
+      <w:lvlJc w:val="left"/>
+      <w:pPr>
+        <w:tabs>
+          <w:tab w:val="num" w:pos="1440"/>
+        </w:tabs>
+        <w:ind w:left="1440" w:hanging="360"/>
+      </w:pPr>
+      <w:rPr/>
+    </w:lvl>
+    <w:lvl w:ilvl="3">
+      <w:start w:val="1"/>
+      <w:numFmt w:val="decimal"/>
+      <w:lvlText w:val="%4."/>
+      <w:lvlJc w:val="left"/>
+      <w:pPr>
+        <w:tabs>
+          <w:tab w:val="num" w:pos="1800"/>
+        </w:tabs>
+        <w:ind w:left="1800" w:hanging="360"/>
+      </w:pPr>
+      <w:rPr/>
+    </w:lvl>
+    <w:lvl w:ilvl="4">
+      <w:start w:val="1"/>
+      <w:numFmt w:val="decimal"/>
+      <w:lvlText w:val="%5."/>
+      <w:lvlJc w:val="left"/>
+      <w:pPr>
+        <w:tabs>
+          <w:tab w:val="num" w:pos="2160"/>
+        </w:tabs>
+        <w:ind w:left="2160" w:hanging="360"/>
+      </w:pPr>
+      <w:rPr/>
+    </w:lvl>
+    <w:lvl w:ilvl="5">
+      <w:start w:val="1"/>
+      <w:numFmt w:val="decimal"/>
+      <w:lvlText w:val="%6."/>
+      <w:lvlJc w:val="left"/>
+      <w:pPr>
+        <w:tabs>
+          <w:tab w:val="num" w:pos="2520"/>
+        </w:tabs>
+        <w:ind w:left="2520" w:hanging="360"/>
+      </w:pPr>
+      <w:rPr/>
+    </w:lvl>
+    <w:lvl w:ilvl="6">
+      <w:start w:val="1"/>
+      <w:numFmt w:val="decimal"/>
+      <w:lvlText w:val="%7."/>
+      <w:lvlJc w:val="left"/>
+      <w:pPr>
+        <w:tabs>
+          <w:tab w:val="num" w:pos="2880"/>
+        </w:tabs>
+        <w:ind w:left="2880" w:hanging="360"/>
+      </w:pPr>
+      <w:rPr/>
+    </w:lvl>
+    <w:lvl w:ilvl="7">
+      <w:start w:val="1"/>
+      <w:numFmt w:val="decimal"/>
+      <w:lvlText w:val="%8."/>
+      <w:lvlJc w:val="left"/>
+      <w:pPr>
+        <w:tabs>
+          <w:tab w:val="num" w:pos="3240"/>
+        </w:tabs>
+        <w:ind w:left="3240" w:hanging="360"/>
+      </w:pPr>
+      <w:rPr/>
+    </w:lvl>
+    <w:lvl w:ilvl="8">
+      <w:start w:val="1"/>
+      <w:numFmt w:val="decimal"/>
+      <w:lvlText w:val="%9."/>
+      <w:lvlJc w:val="left"/>
+      <w:pPr>
+        <w:tabs>
+          <w:tab w:val="num" w:pos="3600"/>
+        </w:tabs>
+        <w:ind w:left="3600" w:hanging="360"/>
+      </w:pPr>
+      <w:rPr/>
+    </w:lvl>
+  </w:abstractNum>
+  <w:abstractNum w:abstractNumId="7">
+    <w:lvl w:ilvl="0">
+      <w:start w:val="1"/>
+      <w:numFmt w:val="bullet"/>
+      <w:lvlText w:val=""/>
+      <w:lvlJc w:val="left"/>
+      <w:pPr>
+        <w:tabs>
+          <w:tab w:val="num" w:pos="0"/>
+        </w:tabs>
+        <w:ind w:left="720" w:hanging="360"/>
+      </w:pPr>
+      <w:rPr>
+        <w:rFonts w:ascii="Symbol" w:hAnsi="Symbol" w:cs="Symbol" w:hint="default"/>
+      </w:rPr>
+    </w:lvl>
+    <w:lvl w:ilvl="1">
+      <w:start w:val="1"/>
+      <w:numFmt w:val="decimal"/>
+      <w:lvlText w:val="%2."/>
+      <w:lvlJc w:val="left"/>
+      <w:pPr>
+        <w:tabs>
+          <w:tab w:val="num" w:pos="1080"/>
+        </w:tabs>
+        <w:ind w:left="1080" w:hanging="360"/>
+      </w:pPr>
+      <w:rPr/>
+    </w:lvl>
+    <w:lvl w:ilvl="2">
+      <w:start w:val="1"/>
+      <w:numFmt w:val="decimal"/>
+      <w:lvlText w:val="%3."/>
+      <w:lvlJc w:val="left"/>
+      <w:pPr>
+        <w:tabs>
+          <w:tab w:val="num" w:pos="1440"/>
+        </w:tabs>
+        <w:ind w:left="1440" w:hanging="360"/>
+      </w:pPr>
+      <w:rPr/>
+    </w:lvl>
+    <w:lvl w:ilvl="3">
+      <w:start w:val="1"/>
+      <w:numFmt w:val="decimal"/>
+      <w:lvlText w:val="%4."/>
+      <w:lvlJc w:val="left"/>
+      <w:pPr>
+        <w:tabs>
+          <w:tab w:val="num" w:pos="1800"/>
+        </w:tabs>
+        <w:ind w:left="1800" w:hanging="360"/>
+      </w:pPr>
+      <w:rPr/>
+    </w:lvl>
+    <w:lvl w:ilvl="4">
+      <w:start w:val="1"/>
+      <w:numFmt w:val="decimal"/>
+      <w:lvlText w:val="%5."/>
+      <w:lvlJc w:val="left"/>
+      <w:pPr>
+        <w:tabs>
+          <w:tab w:val="num" w:pos="2160"/>
+        </w:tabs>
+        <w:ind w:left="2160" w:hanging="360"/>
+      </w:pPr>
+      <w:rPr/>
+    </w:lvl>
+    <w:lvl w:ilvl="5">
+      <w:start w:val="1"/>
+      <w:numFmt w:val="decimal"/>
+      <w:lvlText w:val="%6."/>
+      <w:lvlJc w:val="left"/>
+      <w:pPr>
+        <w:tabs>
+          <w:tab w:val="num" w:pos="2520"/>
+        </w:tabs>
+        <w:ind w:left="2520" w:hanging="360"/>
+      </w:pPr>
+      <w:rPr/>
+    </w:lvl>
+    <w:lvl w:ilvl="6">
+      <w:start w:val="1"/>
+      <w:numFmt w:val="decimal"/>
+      <w:lvlText w:val="%7."/>
+      <w:lvlJc w:val="left"/>
+      <w:pPr>
+        <w:tabs>
+          <w:tab w:val="num" w:pos="2880"/>
+        </w:tabs>
+        <w:ind w:left="2880" w:hanging="360"/>
+      </w:pPr>
+      <w:rPr/>
+    </w:lvl>
+    <w:lvl w:ilvl="7">
+      <w:start w:val="1"/>
+      <w:numFmt w:val="decimal"/>
+      <w:lvlText w:val="%8."/>
+      <w:lvlJc w:val="left"/>
+      <w:pPr>
+        <w:tabs>
+          <w:tab w:val="num" w:pos="3240"/>
+        </w:tabs>
+        <w:ind w:left="3240" w:hanging="360"/>
+      </w:pPr>
+      <w:rPr/>
+    </w:lvl>
+    <w:lvl w:ilvl="8">
+      <w:start w:val="1"/>
+      <w:numFmt w:val="decimal"/>
+      <w:lvlText w:val="%9."/>
+      <w:lvlJc w:val="left"/>
+      <w:pPr>
+        <w:tabs>
+          <w:tab w:val="num" w:pos="3600"/>
+        </w:tabs>
+        <w:ind w:left="3600" w:hanging="360"/>
+      </w:pPr>
+      <w:rPr/>
+    </w:lvl>
+  </w:abstractNum>
+  <w:abstractNum w:abstractNumId="8">
+    <w:lvl w:ilvl="0">
+      <w:start w:val="1"/>
+      <w:numFmt w:val="bullet"/>
+      <w:lvlText w:val=""/>
+      <w:lvlJc w:val="left"/>
+      <w:pPr>
+        <w:tabs>
+          <w:tab w:val="num" w:pos="0"/>
+        </w:tabs>
+        <w:ind w:left="720" w:hanging="360"/>
+      </w:pPr>
+      <w:rPr>
+        <w:rFonts w:ascii="Symbol" w:hAnsi="Symbol" w:cs="Symbol" w:hint="default"/>
+      </w:rPr>
+    </w:lvl>
+    <w:lvl w:ilvl="1">
+      <w:start w:val="1"/>
+      <w:numFmt w:val="decimal"/>
+      <w:lvlText w:val="%2."/>
+      <w:lvlJc w:val="left"/>
+      <w:pPr>
+        <w:tabs>
+          <w:tab w:val="num" w:pos="1080"/>
+        </w:tabs>
+        <w:ind w:left="1080" w:hanging="360"/>
+      </w:pPr>
+      <w:rPr/>
+    </w:lvl>
+    <w:lvl w:ilvl="2">
+      <w:start w:val="1"/>
+      <w:numFmt w:val="decimal"/>
+      <w:lvlText w:val="%3."/>
+      <w:lvlJc w:val="left"/>
+      <w:pPr>
+        <w:tabs>
+          <w:tab w:val="num" w:pos="1440"/>
+        </w:tabs>
+        <w:ind w:left="1440" w:hanging="360"/>
+      </w:pPr>
+      <w:rPr/>
+    </w:lvl>
+    <w:lvl w:ilvl="3">
+      <w:start w:val="1"/>
+      <w:numFmt w:val="decimal"/>
+      <w:lvlText w:val="%4."/>
+      <w:lvlJc w:val="left"/>
+      <w:pPr>
+        <w:tabs>
+          <w:tab w:val="num" w:pos="1800"/>
+        </w:tabs>
+        <w:ind w:left="1800" w:hanging="360"/>
+      </w:pPr>
+      <w:rPr/>
+    </w:lvl>
+    <w:lvl w:ilvl="4">
+      <w:start w:val="1"/>
+      <w:numFmt w:val="decimal"/>
+      <w:lvlText w:val="%5."/>
+      <w:lvlJc w:val="left"/>
+      <w:pPr>
+        <w:tabs>
+          <w:tab w:val="num" w:pos="2160"/>
+        </w:tabs>
+        <w:ind w:left="2160" w:hanging="360"/>
+      </w:pPr>
+      <w:rPr/>
+    </w:lvl>
+    <w:lvl w:ilvl="5">
+      <w:start w:val="1"/>
+      <w:numFmt w:val="decimal"/>
+      <w:lvlText w:val="%6."/>
+      <w:lvlJc w:val="left"/>
+      <w:pPr>
+        <w:tabs>
+          <w:tab w:val="num" w:pos="2520"/>
+        </w:tabs>
+        <w:ind w:left="2520" w:hanging="360"/>
+      </w:pPr>
+      <w:rPr/>
+    </w:lvl>
+    <w:lvl w:ilvl="6">
+      <w:start w:val="1"/>
+      <w:numFmt w:val="decimal"/>
+      <w:lvlText w:val="%7."/>
+      <w:lvlJc w:val="left"/>
+      <w:pPr>
+        <w:tabs>
+          <w:tab w:val="num" w:pos="2880"/>
+        </w:tabs>
+        <w:ind w:left="2880" w:hanging="360"/>
+      </w:pPr>
+      <w:rPr/>
+    </w:lvl>
+    <w:lvl w:ilvl="7">
+      <w:start w:val="1"/>
+      <w:numFmt w:val="decimal"/>
+      <w:lvlText w:val="%8."/>
+      <w:lvlJc w:val="left"/>
+      <w:pPr>
+        <w:tabs>
+          <w:tab w:val="num" w:pos="3240"/>
+        </w:tabs>
+        <w:ind w:left="3240" w:hanging="360"/>
+      </w:pPr>
+      <w:rPr/>
+    </w:lvl>
+    <w:lvl w:ilvl="8">
+      <w:start w:val="1"/>
+      <w:numFmt w:val="decimal"/>
+      <w:lvlText w:val="%9."/>
+      <w:lvlJc w:val="left"/>
+      <w:pPr>
+        <w:tabs>
+          <w:tab w:val="num" w:pos="3600"/>
+        </w:tabs>
+        <w:ind w:left="3600" w:hanging="360"/>
+      </w:pPr>
+      <w:rPr/>
+    </w:lvl>
+  </w:abstractNum>
+  <w:abstractNum w:abstractNumId="9">
+    <w:lvl w:ilvl="0">
+      <w:start w:val="1"/>
+      <w:numFmt w:val="bullet"/>
+      <w:lvlText w:val=""/>
+      <w:lvlJc w:val="left"/>
+      <w:pPr>
+        <w:tabs>
+          <w:tab w:val="num" w:pos="0"/>
+        </w:tabs>
+        <w:ind w:left="720" w:hanging="360"/>
+      </w:pPr>
+      <w:rPr>
+        <w:rFonts w:ascii="Symbol" w:hAnsi="Symbol" w:cs="Symbol" w:hint="default"/>
+      </w:rPr>
+    </w:lvl>
+    <w:lvl w:ilvl="1">
+      <w:start w:val="1"/>
+      <w:numFmt w:val="decimal"/>
+      <w:lvlText w:val="%2."/>
+      <w:lvlJc w:val="left"/>
+      <w:pPr>
+        <w:tabs>
+          <w:tab w:val="num" w:pos="1080"/>
+        </w:tabs>
+        <w:ind w:left="1080" w:hanging="360"/>
+      </w:pPr>
+      <w:rPr/>
+    </w:lvl>
+    <w:lvl w:ilvl="2">
+      <w:start w:val="1"/>
+      <w:numFmt w:val="decimal"/>
+      <w:lvlText w:val="%3."/>
+      <w:lvlJc w:val="left"/>
+      <w:pPr>
+        <w:tabs>
+          <w:tab w:val="num" w:pos="1440"/>
+        </w:tabs>
+        <w:ind w:left="1440" w:hanging="360"/>
+      </w:pPr>
+      <w:rPr/>
+    </w:lvl>
+    <w:lvl w:ilvl="3">
+      <w:start w:val="1"/>
+      <w:numFmt w:val="decimal"/>
+      <w:lvlText w:val="%4."/>
+      <w:lvlJc w:val="left"/>
+      <w:pPr>
+        <w:tabs>
+          <w:tab w:val="num" w:pos="1800"/>
+        </w:tabs>
+        <w:ind w:left="1800" w:hanging="360"/>
+      </w:pPr>
+      <w:rPr/>
+    </w:lvl>
+    <w:lvl w:ilvl="4">
+      <w:start w:val="1"/>
+      <w:numFmt w:val="decimal"/>
+      <w:lvlText w:val="%5."/>
+      <w:lvlJc w:val="left"/>
+      <w:pPr>
+        <w:tabs>
+          <w:tab w:val="num" w:pos="2160"/>
+        </w:tabs>
+        <w:ind w:left="2160" w:hanging="360"/>
+      </w:pPr>
+      <w:rPr/>
+    </w:lvl>
+    <w:lvl w:ilvl="5">
+      <w:start w:val="1"/>
+      <w:numFmt w:val="decimal"/>
+      <w:lvlText w:val="%6."/>
+      <w:lvlJc w:val="left"/>
+      <w:pPr>
+        <w:tabs>
+          <w:tab w:val="num" w:pos="2520"/>
+        </w:tabs>
+        <w:ind w:left="2520" w:hanging="360"/>
+      </w:pPr>
+      <w:rPr/>
+    </w:lvl>
+    <w:lvl w:ilvl="6">
+      <w:start w:val="1"/>
+      <w:numFmt w:val="decimal"/>
+      <w:lvlText w:val="%7."/>
+      <w:lvlJc w:val="left"/>
+      <w:pPr>
+        <w:tabs>
+          <w:tab w:val="num" w:pos="2880"/>
+        </w:tabs>
+        <w:ind w:left="2880" w:hanging="360"/>
+      </w:pPr>
+      <w:rPr/>
+    </w:lvl>
+    <w:lvl w:ilvl="7">
+      <w:start w:val="1"/>
+      <w:numFmt w:val="decimal"/>
+      <w:lvlText w:val="%8."/>
+      <w:lvlJc w:val="left"/>
+      <w:pPr>
+        <w:tabs>
+          <w:tab w:val="num" w:pos="3240"/>
+        </w:tabs>
+        <w:ind w:left="3240" w:hanging="360"/>
+      </w:pPr>
+      <w:rPr/>
+    </w:lvl>
+    <w:lvl w:ilvl="8">
+      <w:start w:val="1"/>
+      <w:numFmt w:val="decimal"/>
+      <w:lvlText w:val="%9."/>
+      <w:lvlJc w:val="left"/>
+      <w:pPr>
+        <w:tabs>
+          <w:tab w:val="num" w:pos="3600"/>
+        </w:tabs>
+        <w:ind w:left="3600" w:hanging="360"/>
+      </w:pPr>
+      <w:rPr/>
+    </w:lvl>
+  </w:abstractNum>
+  <w:abstractNum w:abstractNumId="10">
+    <w:lvl w:ilvl="0">
+      <w:start w:val="1"/>
+      <w:numFmt w:val="bullet"/>
+      <w:lvlText w:val=""/>
+      <w:lvlJc w:val="left"/>
+      <w:pPr>
+        <w:tabs>
+          <w:tab w:val="num" w:pos="0"/>
+        </w:tabs>
+        <w:ind w:left="720" w:hanging="360"/>
+      </w:pPr>
+      <w:rPr>
+        <w:rFonts w:ascii="Symbol" w:hAnsi="Symbol" w:cs="Symbol" w:hint="default"/>
+      </w:rPr>
+    </w:lvl>
+    <w:lvl w:ilvl="1">
+      <w:start w:val="1"/>
+      <w:numFmt w:val="decimal"/>
+      <w:lvlText w:val="%2."/>
+      <w:lvlJc w:val="left"/>
+      <w:pPr>
+        <w:tabs>
+          <w:tab w:val="num" w:pos="1080"/>
+        </w:tabs>
+        <w:ind w:left="1080" w:hanging="360"/>
+      </w:pPr>
+      <w:rPr/>
+    </w:lvl>
+    <w:lvl w:ilvl="2">
+      <w:start w:val="1"/>
+      <w:numFmt w:val="decimal"/>
+      <w:lvlText w:val="%3."/>
+      <w:lvlJc w:val="left"/>
+      <w:pPr>
+        <w:tabs>
+          <w:tab w:val="num" w:pos="1440"/>
+        </w:tabs>
+        <w:ind w:left="1440" w:hanging="360"/>
+      </w:pPr>
+      <w:rPr/>
+    </w:lvl>
+    <w:lvl w:ilvl="3">
+      <w:start w:val="1"/>
+      <w:numFmt w:val="decimal"/>
+      <w:lvlText w:val="%4."/>
+      <w:lvlJc w:val="left"/>
+      <w:pPr>
+        <w:tabs>
+          <w:tab w:val="num" w:pos="1800"/>
+        </w:tabs>
+        <w:ind w:left="1800" w:hanging="360"/>
+      </w:pPr>
+      <w:rPr/>
+    </w:lvl>
+    <w:lvl w:ilvl="4">
+      <w:start w:val="1"/>
+      <w:numFmt w:val="decimal"/>
+      <w:lvlText w:val="%5."/>
+      <w:lvlJc w:val="left"/>
+      <w:pPr>
+        <w:tabs>
+          <w:tab w:val="num" w:pos="2160"/>
+        </w:tabs>
+        <w:ind w:left="2160" w:hanging="360"/>
+      </w:pPr>
+      <w:rPr/>
+    </w:lvl>
+    <w:lvl w:ilvl="5">
+      <w:start w:val="1"/>
+      <w:numFmt w:val="decimal"/>
+      <w:lvlText w:val="%6."/>
+      <w:lvlJc w:val="left"/>
+      <w:pPr>
+        <w:tabs>
+          <w:tab w:val="num" w:pos="2520"/>
+        </w:tabs>
+        <w:ind w:left="2520" w:hanging="360"/>
+      </w:pPr>
+      <w:rPr/>
+    </w:lvl>
+    <w:lvl w:ilvl="6">
+      <w:start w:val="1"/>
+      <w:numFmt w:val="decimal"/>
+      <w:lvlText w:val="%7."/>
+      <w:lvlJc w:val="left"/>
+      <w:pPr>
+        <w:tabs>
+          <w:tab w:val="num" w:pos="2880"/>
+        </w:tabs>
+        <w:ind w:left="2880" w:hanging="360"/>
+      </w:pPr>
+      <w:rPr/>
+    </w:lvl>
+    <w:lvl w:ilvl="7">
+      <w:start w:val="1"/>
+      <w:numFmt w:val="decimal"/>
+      <w:lvlText w:val="%8."/>
+      <w:lvlJc w:val="left"/>
+      <w:pPr>
+        <w:tabs>
+          <w:tab w:val="num" w:pos="3240"/>
+        </w:tabs>
+        <w:ind w:left="3240" w:hanging="360"/>
+      </w:pPr>
+      <w:rPr/>
+    </w:lvl>
+    <w:lvl w:ilvl="8">
+      <w:start w:val="1"/>
+      <w:numFmt w:val="decimal"/>
+      <w:lvlText w:val="%9."/>
+      <w:lvlJc w:val="left"/>
+      <w:pPr>
+        <w:tabs>
+          <w:tab w:val="num" w:pos="3600"/>
+        </w:tabs>
+        <w:ind w:left="3600" w:hanging="360"/>
+      </w:pPr>
+      <w:rPr/>
+    </w:lvl>
+  </w:abstractNum>
+  <w:abstractNum w:abstractNumId="11">
+    <w:lvl w:ilvl="0">
+      <w:start w:val="1"/>
+      <w:numFmt w:val="bullet"/>
+      <w:lvlText w:val=""/>
+      <w:lvlJc w:val="left"/>
+      <w:pPr>
+        <w:tabs>
+          <w:tab w:val="num" w:pos="0"/>
+        </w:tabs>
+        <w:ind w:left="720" w:hanging="360"/>
+      </w:pPr>
+      <w:rPr>
+        <w:rFonts w:ascii="Symbol" w:hAnsi="Symbol" w:cs="Symbol" w:hint="default"/>
+      </w:rPr>
+    </w:lvl>
+    <w:lvl w:ilvl="1">
+      <w:start w:val="1"/>
+      <w:numFmt w:val="decimal"/>
+      <w:lvlText w:val="%2."/>
+      <w:lvlJc w:val="left"/>
+      <w:pPr>
+        <w:tabs>
+          <w:tab w:val="num" w:pos="1080"/>
+        </w:tabs>
+        <w:ind w:left="1080" w:hanging="360"/>
+      </w:pPr>
+      <w:rPr/>
+    </w:lvl>
+    <w:lvl w:ilvl="2">
+      <w:start w:val="1"/>
+      <w:numFmt w:val="decimal"/>
+      <w:lvlText w:val="%3."/>
+      <w:lvlJc w:val="left"/>
+      <w:pPr>
+        <w:tabs>
+          <w:tab w:val="num" w:pos="1440"/>
+        </w:tabs>
+        <w:ind w:left="1440" w:hanging="360"/>
+      </w:pPr>
+      <w:rPr/>
+    </w:lvl>
+    <w:lvl w:ilvl="3">
+      <w:start w:val="1"/>
+      <w:numFmt w:val="decimal"/>
+      <w:lvlText w:val="%4."/>
+      <w:lvlJc w:val="left"/>
+      <w:pPr>
+        <w:tabs>
+          <w:tab w:val="num" w:pos="1800"/>
+        </w:tabs>
+        <w:ind w:left="1800" w:hanging="360"/>
+      </w:pPr>
+      <w:rPr/>
+    </w:lvl>
+    <w:lvl w:ilvl="4">
+      <w:start w:val="1"/>
+      <w:numFmt w:val="decimal"/>
+      <w:lvlText w:val="%5."/>
+      <w:lvlJc w:val="left"/>
+      <w:pPr>
+        <w:tabs>
+          <w:tab w:val="num" w:pos="2160"/>
+        </w:tabs>
+        <w:ind w:left="2160" w:hanging="360"/>
+      </w:pPr>
+      <w:rPr/>
+    </w:lvl>
+    <w:lvl w:ilvl="5">
+      <w:start w:val="1"/>
+      <w:numFmt w:val="decimal"/>
+      <w:lvlText w:val="%6."/>
+      <w:lvlJc w:val="left"/>
+      <w:pPr>
+        <w:tabs>
+          <w:tab w:val="num" w:pos="2520"/>
+        </w:tabs>
+        <w:ind w:left="2520" w:hanging="360"/>
+      </w:pPr>
+      <w:rPr/>
+    </w:lvl>
+    <w:lvl w:ilvl="6">
+      <w:start w:val="1"/>
+      <w:numFmt w:val="decimal"/>
+      <w:lvlText w:val="%7."/>
+      <w:lvlJc w:val="left"/>
+      <w:pPr>
+        <w:tabs>
+          <w:tab w:val="num" w:pos="2880"/>
+        </w:tabs>
+        <w:ind w:left="2880" w:hanging="360"/>
+      </w:pPr>
+      <w:rPr/>
+    </w:lvl>
+    <w:lvl w:ilvl="7">
+      <w:start w:val="1"/>
+      <w:numFmt w:val="decimal"/>
+      <w:lvlText w:val="%8."/>
+      <w:lvlJc w:val="left"/>
+      <w:pPr>
+        <w:tabs>
+          <w:tab w:val="num" w:pos="3240"/>
+        </w:tabs>
+        <w:ind w:left="3240" w:hanging="360"/>
+      </w:pPr>
+      <w:rPr/>
+    </w:lvl>
+    <w:lvl w:ilvl="8">
+      <w:start w:val="1"/>
+      <w:numFmt w:val="decimal"/>
+      <w:lvlText w:val="%9."/>
+      <w:lvlJc w:val="left"/>
+      <w:pPr>
+        <w:tabs>
+          <w:tab w:val="num" w:pos="3600"/>
+        </w:tabs>
+        <w:ind w:left="3600" w:hanging="360"/>
+      </w:pPr>
+      <w:rPr/>
+    </w:lvl>
+  </w:abstractNum>
+  <w:abstractNum w:abstractNumId="12">
+    <w:lvl w:ilvl="0">
+      <w:start w:val="1"/>
+      <w:numFmt w:val="bullet"/>
+      <w:lvlText w:val=""/>
+      <w:lvlJc w:val="left"/>
+      <w:pPr>
+        <w:tabs>
+          <w:tab w:val="num" w:pos="0"/>
+        </w:tabs>
+        <w:ind w:left="720" w:hanging="360"/>
+      </w:pPr>
+      <w:rPr>
+        <w:rFonts w:ascii="Symbol" w:hAnsi="Symbol" w:cs="Symbol" w:hint="default"/>
+      </w:rPr>
+    </w:lvl>
+    <w:lvl w:ilvl="1">
+      <w:start w:val="1"/>
+      <w:numFmt w:val="decimal"/>
+      <w:lvlText w:val="%2."/>
+      <w:lvlJc w:val="left"/>
+      <w:pPr>
+        <w:tabs>
+          <w:tab w:val="num" w:pos="1080"/>
+        </w:tabs>
+        <w:ind w:left="1080" w:hanging="360"/>
+      </w:pPr>
+      <w:rPr/>
+    </w:lvl>
+    <w:lvl w:ilvl="2">
+      <w:start w:val="1"/>
+      <w:numFmt w:val="decimal"/>
+      <w:lvlText w:val="%3."/>
+      <w:lvlJc w:val="left"/>
+      <w:pPr>
+        <w:tabs>
+          <w:tab w:val="num" w:pos="1440"/>
+        </w:tabs>
+        <w:ind w:left="1440" w:hanging="360"/>
+      </w:pPr>
+      <w:rPr/>
+    </w:lvl>
+    <w:lvl w:ilvl="3">
+      <w:start w:val="1"/>
+      <w:numFmt w:val="decimal"/>
+      <w:lvlText w:val="%4."/>
+      <w:lvlJc w:val="left"/>
+      <w:pPr>
+        <w:tabs>
+          <w:tab w:val="num" w:pos="1800"/>
+        </w:tabs>
+        <w:ind w:left="1800" w:hanging="360"/>
+      </w:pPr>
+      <w:rPr/>
+    </w:lvl>
+    <w:lvl w:ilvl="4">
+      <w:start w:val="1"/>
+      <w:numFmt w:val="decimal"/>
+      <w:lvlText w:val="%5."/>
+      <w:lvlJc w:val="left"/>
+      <w:pPr>
+        <w:tabs>
+          <w:tab w:val="num" w:pos="2160"/>
+        </w:tabs>
+        <w:ind w:left="2160" w:hanging="360"/>
+      </w:pPr>
+      <w:rPr/>
+    </w:lvl>
+    <w:lvl w:ilvl="5">
+      <w:start w:val="1"/>
+      <w:numFmt w:val="decimal"/>
+      <w:lvlText w:val="%6."/>
+      <w:lvlJc w:val="left"/>
+      <w:pPr>
+        <w:tabs>
+          <w:tab w:val="num" w:pos="2520"/>
+        </w:tabs>
+        <w:ind w:left="2520" w:hanging="360"/>
+      </w:pPr>
+      <w:rPr/>
+    </w:lvl>
+    <w:lvl w:ilvl="6">
+      <w:start w:val="1"/>
+      <w:numFmt w:val="decimal"/>
+      <w:lvlText w:val="%7."/>
+      <w:lvlJc w:val="left"/>
+      <w:pPr>
+        <w:tabs>
+          <w:tab w:val="num" w:pos="2880"/>
+        </w:tabs>
+        <w:ind w:left="2880" w:hanging="360"/>
+      </w:pPr>
+      <w:rPr/>
+    </w:lvl>
+    <w:lvl w:ilvl="7">
+      <w:start w:val="1"/>
+      <w:numFmt w:val="decimal"/>
+      <w:lvlText w:val="%8."/>
+      <w:lvlJc w:val="left"/>
+      <w:pPr>
+        <w:tabs>
+          <w:tab w:val="num" w:pos="3240"/>
+        </w:tabs>
+        <w:ind w:left="3240" w:hanging="360"/>
+      </w:pPr>
+      <w:rPr/>
+    </w:lvl>
+    <w:lvl w:ilvl="8">
+      <w:start w:val="1"/>
+      <w:numFmt w:val="decimal"/>
+      <w:lvlText w:val="%9."/>
+      <w:lvlJc w:val="left"/>
+      <w:pPr>
+        <w:tabs>
+          <w:tab w:val="num" w:pos="3600"/>
+        </w:tabs>
+        <w:ind w:left="3600" w:hanging="360"/>
+      </w:pPr>
+      <w:rPr/>
+    </w:lvl>
+  </w:abstractNum>
+  <w:abstractNum w:abstractNumId="13">
+    <w:lvl w:ilvl="0">
+      <w:start w:val="1"/>
+      <w:numFmt w:val="bullet"/>
+      <w:lvlText w:val=""/>
+      <w:lvlJc w:val="left"/>
+      <w:pPr>
+        <w:tabs>
+          <w:tab w:val="num" w:pos="0"/>
+        </w:tabs>
+        <w:ind w:left="720" w:hanging="360"/>
+      </w:pPr>
+      <w:rPr>
+        <w:rFonts w:ascii="Symbol" w:hAnsi="Symbol" w:cs="Symbol" w:hint="default"/>
+      </w:rPr>
+    </w:lvl>
+    <w:lvl w:ilvl="1">
+      <w:start w:val="1"/>
+      <w:numFmt w:val="decimal"/>
+      <w:lvlText w:val="%2."/>
+      <w:lvlJc w:val="left"/>
+      <w:pPr>
+        <w:tabs>
+          <w:tab w:val="num" w:pos="1080"/>
+        </w:tabs>
+        <w:ind w:left="1080" w:hanging="360"/>
+      </w:pPr>
+      <w:rPr/>
+    </w:lvl>
+    <w:lvl w:ilvl="2">
+      <w:start w:val="1"/>
+      <w:numFmt w:val="decimal"/>
+      <w:lvlText w:val="%3."/>
+      <w:lvlJc w:val="left"/>
+      <w:pPr>
+        <w:tabs>
+          <w:tab w:val="num" w:pos="1440"/>
+        </w:tabs>
+        <w:ind w:left="1440" w:hanging="360"/>
+      </w:pPr>
+      <w:rPr/>
+    </w:lvl>
+    <w:lvl w:ilvl="3">
+      <w:start w:val="1"/>
+      <w:numFmt w:val="decimal"/>
+      <w:lvlText w:val="%4."/>
+      <w:lvlJc w:val="left"/>
+      <w:pPr>
+        <w:tabs>
+          <w:tab w:val="num" w:pos="1800"/>
+        </w:tabs>
+        <w:ind w:left="1800" w:hanging="360"/>
+      </w:pPr>
+      <w:rPr/>
+    </w:lvl>
+    <w:lvl w:ilvl="4">
+      <w:start w:val="1"/>
+      <w:numFmt w:val="decimal"/>
+      <w:lvlText w:val="%5."/>
+      <w:lvlJc w:val="left"/>
+      <w:pPr>
+        <w:tabs>
+          <w:tab w:val="num" w:pos="2160"/>
+        </w:tabs>
+        <w:ind w:left="2160" w:hanging="360"/>
+      </w:pPr>
+      <w:rPr/>
+    </w:lvl>
+    <w:lvl w:ilvl="5">
+      <w:start w:val="1"/>
+      <w:numFmt w:val="decimal"/>
+      <w:lvlText w:val="%6."/>
+      <w:lvlJc w:val="left"/>
+      <w:pPr>
+        <w:tabs>
+          <w:tab w:val="num" w:pos="2520"/>
+        </w:tabs>
+        <w:ind w:left="2520" w:hanging="360"/>
+      </w:pPr>
+      <w:rPr/>
+    </w:lvl>
+    <w:lvl w:ilvl="6">
+      <w:start w:val="1"/>
+      <w:numFmt w:val="decimal"/>
+      <w:lvlText w:val="%7."/>
+      <w:lvlJc w:val="left"/>
+      <w:pPr>
+        <w:tabs>
+          <w:tab w:val="num" w:pos="2880"/>
+        </w:tabs>
+        <w:ind w:left="2880" w:hanging="360"/>
+      </w:pPr>
+      <w:rPr/>
+    </w:lvl>
+    <w:lvl w:ilvl="7">
+      <w:start w:val="1"/>
+      <w:numFmt w:val="decimal"/>
+      <w:lvlText w:val="%8."/>
+      <w:lvlJc w:val="left"/>
+      <w:pPr>
+        <w:tabs>
+          <w:tab w:val="num" w:pos="3240"/>
+        </w:tabs>
+        <w:ind w:left="3240" w:hanging="360"/>
+      </w:pPr>
+      <w:rPr/>
+    </w:lvl>
+    <w:lvl w:ilvl="8">
+      <w:start w:val="1"/>
+      <w:numFmt w:val="decimal"/>
+      <w:lvlText w:val="%9."/>
+      <w:lvlJc w:val="left"/>
+      <w:pPr>
+        <w:tabs>
+          <w:tab w:val="num" w:pos="3600"/>
+        </w:tabs>
+        <w:ind w:left="3600" w:hanging="360"/>
+      </w:pPr>
+      <w:rPr/>
+    </w:lvl>
+  </w:abstractNum>
+  <w:abstractNum w:abstractNumId="14">
+    <w:lvl w:ilvl="0">
+      <w:start w:val="1"/>
+      <w:numFmt w:val="bullet"/>
+      <w:lvlText w:val=""/>
+      <w:lvlJc w:val="left"/>
+      <w:pPr>
+        <w:tabs>
+          <w:tab w:val="num" w:pos="0"/>
+        </w:tabs>
+        <w:ind w:left="720" w:hanging="360"/>
+      </w:pPr>
+      <w:rPr>
+        <w:rFonts w:ascii="Symbol" w:hAnsi="Symbol" w:cs="Symbol" w:hint="default"/>
+      </w:rPr>
+    </w:lvl>
+    <w:lvl w:ilvl="1">
+      <w:start w:val="1"/>
+      <w:numFmt w:val="decimal"/>
+      <w:lvlText w:val="%2."/>
+      <w:lvlJc w:val="left"/>
+      <w:pPr>
+        <w:tabs>
+          <w:tab w:val="num" w:pos="1080"/>
+        </w:tabs>
+        <w:ind w:left="1080" w:hanging="360"/>
+      </w:pPr>
+      <w:rPr/>
+    </w:lvl>
+    <w:lvl w:ilvl="2">
+      <w:start w:val="1"/>
+      <w:numFmt w:val="decimal"/>
+      <w:lvlText w:val="%3."/>
+      <w:lvlJc w:val="left"/>
+      <w:pPr>
+        <w:tabs>
+          <w:tab w:val="num" w:pos="1440"/>
+        </w:tabs>
+        <w:ind w:left="1440" w:hanging="360"/>
+      </w:pPr>
+      <w:rPr/>
+    </w:lvl>
+    <w:lvl w:ilvl="3">
+      <w:start w:val="1"/>
+      <w:numFmt w:val="decimal"/>
+      <w:lvlText w:val="%4."/>
+      <w:lvlJc w:val="left"/>
+      <w:pPr>
+        <w:tabs>
+          <w:tab w:val="num" w:pos="1800"/>
+        </w:tabs>
+        <w:ind w:left="1800" w:hanging="360"/>
+      </w:pPr>
+      <w:rPr/>
+    </w:lvl>
+    <w:lvl w:ilvl="4">
+      <w:start w:val="1"/>
+      <w:numFmt w:val="decimal"/>
+      <w:lvlText w:val="%5."/>
+      <w:lvlJc w:val="left"/>
+      <w:pPr>
+        <w:tabs>
+          <w:tab w:val="num" w:pos="2160"/>
+        </w:tabs>
+        <w:ind w:left="2160" w:hanging="360"/>
+      </w:pPr>
+      <w:rPr/>
+    </w:lvl>
+    <w:lvl w:ilvl="5">
+      <w:start w:val="1"/>
+      <w:numFmt w:val="decimal"/>
+      <w:lvlText w:val="%6."/>
+      <w:lvlJc w:val="left"/>
+      <w:pPr>
+        <w:tabs>
+          <w:tab w:val="num" w:pos="2520"/>
+        </w:tabs>
+        <w:ind w:left="2520" w:hanging="360"/>
+      </w:pPr>
+      <w:rPr/>
+    </w:lvl>
+    <w:lvl w:ilvl="6">
+      <w:start w:val="1"/>
+      <w:numFmt w:val="decimal"/>
+      <w:lvlText w:val="%7."/>
+      <w:lvlJc w:val="left"/>
+      <w:pPr>
+        <w:tabs>
+          <w:tab w:val="num" w:pos="2880"/>
+        </w:tabs>
+        <w:ind w:left="2880" w:hanging="360"/>
+      </w:pPr>
+      <w:rPr/>
+    </w:lvl>
+    <w:lvl w:ilvl="7">
+      <w:start w:val="1"/>
+      <w:numFmt w:val="decimal"/>
+      <w:lvlText w:val="%8."/>
+      <w:lvlJc w:val="left"/>
+      <w:pPr>
+        <w:tabs>
+          <w:tab w:val="num" w:pos="3240"/>
+        </w:tabs>
+        <w:ind w:left="3240" w:hanging="360"/>
+      </w:pPr>
+      <w:rPr/>
+    </w:lvl>
+    <w:lvl w:ilvl="8">
+      <w:start w:val="1"/>
+      <w:numFmt w:val="decimal"/>
+      <w:lvlText w:val="%9."/>
+      <w:lvlJc w:val="left"/>
+      <w:pPr>
+        <w:tabs>
+          <w:tab w:val="num" w:pos="3600"/>
+        </w:tabs>
+        <w:ind w:left="3600" w:hanging="360"/>
+      </w:pPr>
+      <w:rPr/>
+    </w:lvl>
+  </w:abstractNum>
+  <w:abstractNum w:abstractNumId="15">
+    <w:lvl w:ilvl="0">
+      <w:start w:val="1"/>
+      <w:numFmt w:val="bullet"/>
+      <w:lvlText w:val=""/>
+      <w:lvlJc w:val="left"/>
+      <w:pPr>
+        <w:tabs>
+          <w:tab w:val="num" w:pos="0"/>
+        </w:tabs>
+        <w:ind w:left="720" w:hanging="360"/>
+      </w:pPr>
+      <w:rPr>
+        <w:rFonts w:ascii="Symbol" w:hAnsi="Symbol" w:cs="Symbol" w:hint="default"/>
+      </w:rPr>
+    </w:lvl>
+    <w:lvl w:ilvl="1">
+      <w:start w:val="1"/>
+      <w:numFmt w:val="decimal"/>
+      <w:lvlText w:val="%2."/>
+      <w:lvlJc w:val="left"/>
+      <w:pPr>
+        <w:tabs>
+          <w:tab w:val="num" w:pos="1080"/>
+        </w:tabs>
+        <w:ind w:left="1080" w:hanging="360"/>
+      </w:pPr>
+      <w:rPr/>
+    </w:lvl>
+    <w:lvl w:ilvl="2">
+      <w:start w:val="1"/>
+      <w:numFmt w:val="decimal"/>
+      <w:lvlText w:val="%3."/>
+      <w:lvlJc w:val="left"/>
+      <w:pPr>
+        <w:tabs>
+          <w:tab w:val="num" w:pos="1440"/>
+        </w:tabs>
+        <w:ind w:left="1440" w:hanging="360"/>
+      </w:pPr>
+      <w:rPr/>
+    </w:lvl>
+    <w:lvl w:ilvl="3">
+      <w:start w:val="1"/>
+      <w:numFmt w:val="decimal"/>
+      <w:lvlText w:val="%4."/>
+      <w:lvlJc w:val="left"/>
+      <w:pPr>
+        <w:tabs>
+          <w:tab w:val="num" w:pos="1800"/>
+        </w:tabs>
+        <w:ind w:left="1800" w:hanging="360"/>
+      </w:pPr>
+      <w:rPr/>
+    </w:lvl>
+    <w:lvl w:ilvl="4">
+      <w:start w:val="1"/>
+      <w:numFmt w:val="decimal"/>
+      <w:lvlText w:val="%5."/>
+      <w:lvlJc w:val="left"/>
+      <w:pPr>
+        <w:tabs>
+          <w:tab w:val="num" w:pos="2160"/>
+        </w:tabs>
+        <w:ind w:left="2160" w:hanging="360"/>
+      </w:pPr>
+      <w:rPr/>
+    </w:lvl>
+    <w:lvl w:ilvl="5">
+      <w:start w:val="1"/>
+      <w:numFmt w:val="decimal"/>
+      <w:lvlText w:val="%6."/>
+      <w:lvlJc w:val="left"/>
+      <w:pPr>
+        <w:tabs>
+          <w:tab w:val="num" w:pos="2520"/>
+        </w:tabs>
+        <w:ind w:left="2520" w:hanging="360"/>
+      </w:pPr>
+      <w:rPr/>
+    </w:lvl>
+    <w:lvl w:ilvl="6">
+      <w:start w:val="1"/>
+      <w:numFmt w:val="decimal"/>
+      <w:lvlText w:val="%7."/>
+      <w:lvlJc w:val="left"/>
+      <w:pPr>
+        <w:tabs>
+          <w:tab w:val="num" w:pos="2880"/>
+        </w:tabs>
+        <w:ind w:left="2880" w:hanging="360"/>
+      </w:pPr>
+      <w:rPr/>
+    </w:lvl>
+    <w:lvl w:ilvl="7">
+      <w:start w:val="1"/>
+      <w:numFmt w:val="decimal"/>
+      <w:lvlText w:val="%8."/>
+      <w:lvlJc w:val="left"/>
+      <w:pPr>
+        <w:tabs>
+          <w:tab w:val="num" w:pos="3240"/>
+        </w:tabs>
+        <w:ind w:left="3240" w:hanging="360"/>
+      </w:pPr>
+      <w:rPr/>
+    </w:lvl>
+    <w:lvl w:ilvl="8">
+      <w:start w:val="1"/>
+      <w:numFmt w:val="decimal"/>
+      <w:lvlText w:val="%9."/>
+      <w:lvlJc w:val="left"/>
+      <w:pPr>
+        <w:tabs>
+          <w:tab w:val="num" w:pos="3600"/>
+        </w:tabs>
+        <w:ind w:left="3600" w:hanging="360"/>
+      </w:pPr>
+      <w:rPr/>
+    </w:lvl>
+  </w:abstractNum>
+  <w:abstractNum w:abstractNumId="16">
+    <w:lvl w:ilvl="0">
+      <w:start w:val="1"/>
+      <w:numFmt w:val="bullet"/>
+      <w:lvlText w:val=""/>
+      <w:lvlJc w:val="left"/>
+      <w:pPr>
+        <w:tabs>
+          <w:tab w:val="num" w:pos="0"/>
+        </w:tabs>
+        <w:ind w:left="720" w:hanging="360"/>
+      </w:pPr>
+      <w:rPr>
+        <w:rFonts w:ascii="Symbol" w:hAnsi="Symbol" w:cs="Symbol" w:hint="default"/>
+      </w:rPr>
+    </w:lvl>
+    <w:lvl w:ilvl="1">
+      <w:start w:val="1"/>
+      <w:numFmt w:val="decimal"/>
+      <w:lvlText w:val="%2."/>
+      <w:lvlJc w:val="left"/>
+      <w:pPr>
+        <w:tabs>
+          <w:tab w:val="num" w:pos="1080"/>
+        </w:tabs>
+        <w:ind w:left="1080" w:hanging="360"/>
+      </w:pPr>
+      <w:rPr/>
+    </w:lvl>
+    <w:lvl w:ilvl="2">
+      <w:start w:val="1"/>
+      <w:numFmt w:val="decimal"/>
+      <w:lvlText w:val="%3."/>
+      <w:lvlJc w:val="left"/>
+      <w:pPr>
+        <w:tabs>
+          <w:tab w:val="num" w:pos="1440"/>
+        </w:tabs>
+        <w:ind w:left="1440" w:hanging="360"/>
+      </w:pPr>
+      <w:rPr/>
+    </w:lvl>
+    <w:lvl w:ilvl="3">
+      <w:start w:val="1"/>
+      <w:numFmt w:val="decimal"/>
+      <w:lvlText w:val="%4."/>
+      <w:lvlJc w:val="left"/>
+      <w:pPr>
+        <w:tabs>
+          <w:tab w:val="num" w:pos="1800"/>
+        </w:tabs>
+        <w:ind w:left="1800" w:hanging="360"/>
+      </w:pPr>
+      <w:rPr/>
+    </w:lvl>
+    <w:lvl w:ilvl="4">
+      <w:start w:val="1"/>
+      <w:numFmt w:val="decimal"/>
+      <w:lvlText w:val="%5."/>
+      <w:lvlJc w:val="left"/>
+      <w:pPr>
+        <w:tabs>
+          <w:tab w:val="num" w:pos="2160"/>
+        </w:tabs>
+        <w:ind w:left="2160" w:hanging="360"/>
+      </w:pPr>
+      <w:rPr/>
+    </w:lvl>
+    <w:lvl w:ilvl="5">
+      <w:start w:val="1"/>
+      <w:numFmt w:val="decimal"/>
+      <w:lvlText w:val="%6."/>
+      <w:lvlJc w:val="left"/>
+      <w:pPr>
+        <w:tabs>
+          <w:tab w:val="num" w:pos="2520"/>
+        </w:tabs>
+        <w:ind w:left="2520" w:hanging="360"/>
+      </w:pPr>
+      <w:rPr/>
+    </w:lvl>
+    <w:lvl w:ilvl="6">
+      <w:start w:val="1"/>
+      <w:numFmt w:val="decimal"/>
+      <w:lvlText w:val="%7."/>
+      <w:lvlJc w:val="left"/>
+      <w:pPr>
+        <w:tabs>
+          <w:tab w:val="num" w:pos="2880"/>
+        </w:tabs>
+        <w:ind w:left="2880" w:hanging="360"/>
+      </w:pPr>
+      <w:rPr/>
+    </w:lvl>
+    <w:lvl w:ilvl="7">
+      <w:start w:val="1"/>
+      <w:numFmt w:val="decimal"/>
+      <w:lvlText w:val="%8."/>
+      <w:lvlJc w:val="left"/>
+      <w:pPr>
+        <w:tabs>
+          <w:tab w:val="num" w:pos="3240"/>
+        </w:tabs>
+        <w:ind w:left="3240" w:hanging="360"/>
+      </w:pPr>
+      <w:rPr/>
+    </w:lvl>
+    <w:lvl w:ilvl="8">
+      <w:start w:val="1"/>
+      <w:numFmt w:val="decimal"/>
+      <w:lvlText w:val="%9."/>
+      <w:lvlJc w:val="left"/>
+      <w:pPr>
+        <w:tabs>
+          <w:tab w:val="num" w:pos="3600"/>
+        </w:tabs>
+        <w:ind w:left="3600" w:hanging="360"/>
+      </w:pPr>
+      <w:rPr/>
+    </w:lvl>
+  </w:abstractNum>
+  <w:abstractNum w:abstractNumId="17">
+    <w:lvl w:ilvl="0">
+      <w:start w:val="1"/>
+      <w:numFmt w:val="bullet"/>
+      <w:lvlText w:val=""/>
+      <w:lvlJc w:val="left"/>
+      <w:pPr>
+        <w:tabs>
+          <w:tab w:val="num" w:pos="0"/>
+        </w:tabs>
+        <w:ind w:left="720" w:hanging="360"/>
+      </w:pPr>
+      <w:rPr>
+        <w:rFonts w:ascii="Symbol" w:hAnsi="Symbol" w:cs="Symbol" w:hint="default"/>
+      </w:rPr>
+    </w:lvl>
+    <w:lvl w:ilvl="1">
+      <w:start w:val="1"/>
+      <w:numFmt w:val="decimal"/>
+      <w:lvlText w:val="%2."/>
+      <w:lvlJc w:val="left"/>
+      <w:pPr>
+        <w:tabs>
+          <w:tab w:val="num" w:pos="1080"/>
+        </w:tabs>
+        <w:ind w:left="1080" w:hanging="360"/>
+      </w:pPr>
+      <w:rPr/>
+    </w:lvl>
+    <w:lvl w:ilvl="2">
+      <w:start w:val="1"/>
+      <w:numFmt w:val="decimal"/>
+      <w:lvlText w:val="%3."/>
+      <w:lvlJc w:val="left"/>
+      <w:pPr>
+        <w:tabs>
+          <w:tab w:val="num" w:pos="1440"/>
+        </w:tabs>
+        <w:ind w:left="1440" w:hanging="360"/>
+      </w:pPr>
+      <w:rPr/>
+    </w:lvl>
+    <w:lvl w:ilvl="3">
+      <w:start w:val="1"/>
+      <w:numFmt w:val="decimal"/>
+      <w:lvlText w:val="%4."/>
+      <w:lvlJc w:val="left"/>
+      <w:pPr>
+        <w:tabs>
+          <w:tab w:val="num" w:pos="1800"/>
+        </w:tabs>
+        <w:ind w:left="1800" w:hanging="360"/>
+      </w:pPr>
+      <w:rPr/>
+    </w:lvl>
+    <w:lvl w:ilvl="4">
+      <w:start w:val="1"/>
+      <w:numFmt w:val="decimal"/>
+      <w:lvlText w:val="%5."/>
+      <w:lvlJc w:val="left"/>
+      <w:pPr>
+        <w:tabs>
+          <w:tab w:val="num" w:pos="2160"/>
+        </w:tabs>
+        <w:ind w:left="2160" w:hanging="360"/>
+      </w:pPr>
+      <w:rPr/>
+    </w:lvl>
+    <w:lvl w:ilvl="5">
+      <w:start w:val="1"/>
+      <w:numFmt w:val="decimal"/>
+      <w:lvlText w:val="%6."/>
+      <w:lvlJc w:val="left"/>
+      <w:pPr>
+        <w:tabs>
+          <w:tab w:val="num" w:pos="2520"/>
+        </w:tabs>
+        <w:ind w:left="2520" w:hanging="360"/>
+      </w:pPr>
+      <w:rPr/>
+    </w:lvl>
+    <w:lvl w:ilvl="6">
+      <w:start w:val="1"/>
+      <w:numFmt w:val="decimal"/>
+      <w:lvlText w:val="%7."/>
+      <w:lvlJc w:val="left"/>
+      <w:pPr>
+        <w:tabs>
+          <w:tab w:val="num" w:pos="2880"/>
+        </w:tabs>
+        <w:ind w:left="2880" w:hanging="360"/>
+      </w:pPr>
+      <w:rPr/>
+    </w:lvl>
+    <w:lvl w:ilvl="7">
+      <w:start w:val="1"/>
+      <w:numFmt w:val="decimal"/>
+      <w:lvlText w:val="%8."/>
+      <w:lvlJc w:val="left"/>
+      <w:pPr>
+        <w:tabs>
+          <w:tab w:val="num" w:pos="3240"/>
+        </w:tabs>
+        <w:ind w:left="3240" w:hanging="360"/>
+      </w:pPr>
+      <w:rPr/>
+    </w:lvl>
+    <w:lvl w:ilvl="8">
+      <w:start w:val="1"/>
+      <w:numFmt w:val="decimal"/>
+      <w:lvlText w:val="%9."/>
+      <w:lvlJc w:val="left"/>
+      <w:pPr>
+        <w:tabs>
+          <w:tab w:val="num" w:pos="3600"/>
+        </w:tabs>
+        <w:ind w:left="3600" w:hanging="360"/>
+      </w:pPr>
+      <w:rPr/>
+    </w:lvl>
+  </w:abstractNum>
+  <w:abstractNum w:abstractNumId="18">
+    <w:lvl w:ilvl="0">
+      <w:start w:val="1"/>
+      <w:numFmt w:val="bullet"/>
+      <w:lvlText w:val=""/>
+      <w:lvlJc w:val="left"/>
+      <w:pPr>
+        <w:tabs>
+          <w:tab w:val="num" w:pos="0"/>
+        </w:tabs>
+        <w:ind w:left="720" w:hanging="360"/>
+      </w:pPr>
+      <w:rPr>
+        <w:rFonts w:ascii="Symbol" w:hAnsi="Symbol" w:cs="Symbol" w:hint="default"/>
+      </w:rPr>
+    </w:lvl>
+    <w:lvl w:ilvl="1">
+      <w:start w:val="1"/>
+      <w:numFmt w:val="decimal"/>
+      <w:lvlText w:val="%2."/>
+      <w:lvlJc w:val="left"/>
+      <w:pPr>
+        <w:tabs>
+          <w:tab w:val="num" w:pos="1080"/>
+        </w:tabs>
+        <w:ind w:left="1080" w:hanging="360"/>
+      </w:pPr>
+      <w:rPr/>
+    </w:lvl>
+    <w:lvl w:ilvl="2">
+      <w:start w:val="1"/>
+      <w:numFmt w:val="decimal"/>
+      <w:lvlText w:val="%3."/>
+      <w:lvlJc w:val="left"/>
+      <w:pPr>
+        <w:tabs>
+          <w:tab w:val="num" w:pos="1440"/>
+        </w:tabs>
+        <w:ind w:left="1440" w:hanging="360"/>
+      </w:pPr>
+      <w:rPr/>
+    </w:lvl>
+    <w:lvl w:ilvl="3">
+      <w:start w:val="1"/>
+      <w:numFmt w:val="decimal"/>
+      <w:lvlText w:val="%4."/>
+      <w:lvlJc w:val="left"/>
+      <w:pPr>
+        <w:tabs>
+          <w:tab w:val="num" w:pos="1800"/>
+        </w:tabs>
+        <w:ind w:left="1800" w:hanging="360"/>
+      </w:pPr>
+      <w:rPr/>
+    </w:lvl>
+    <w:lvl w:ilvl="4">
+      <w:start w:val="1"/>
+      <w:numFmt w:val="decimal"/>
+      <w:lvlText w:val="%5."/>
+      <w:lvlJc w:val="left"/>
+      <w:pPr>
+        <w:tabs>
+          <w:tab w:val="num" w:pos="2160"/>
+        </w:tabs>
+        <w:ind w:left="2160" w:hanging="360"/>
+      </w:pPr>
+      <w:rPr/>
+    </w:lvl>
+    <w:lvl w:ilvl="5">
+      <w:start w:val="1"/>
+      <w:numFmt w:val="decimal"/>
+      <w:lvlText w:val="%6."/>
+      <w:lvlJc w:val="left"/>
+      <w:pPr>
+        <w:tabs>
+          <w:tab w:val="num" w:pos="2520"/>
+        </w:tabs>
+        <w:ind w:left="2520" w:hanging="360"/>
+      </w:pPr>
+      <w:rPr/>
+    </w:lvl>
+    <w:lvl w:ilvl="6">
+      <w:start w:val="1"/>
+      <w:numFmt w:val="decimal"/>
+      <w:lvlText w:val="%7."/>
+      <w:lvlJc w:val="left"/>
+      <w:pPr>
+        <w:tabs>
+          <w:tab w:val="num" w:pos="2880"/>
+        </w:tabs>
+        <w:ind w:left="2880" w:hanging="360"/>
+      </w:pPr>
+      <w:rPr/>
+    </w:lvl>
+    <w:lvl w:ilvl="7">
+      <w:start w:val="1"/>
+      <w:numFmt w:val="decimal"/>
+      <w:lvlText w:val="%8."/>
+      <w:lvlJc w:val="left"/>
+      <w:pPr>
+        <w:tabs>
+          <w:tab w:val="num" w:pos="3240"/>
+        </w:tabs>
+        <w:ind w:left="3240" w:hanging="360"/>
+      </w:pPr>
+      <w:rPr/>
+    </w:lvl>
+    <w:lvl w:ilvl="8">
+      <w:start w:val="1"/>
+      <w:numFmt w:val="decimal"/>
+      <w:lvlText w:val="%9."/>
+      <w:lvlJc w:val="left"/>
+      <w:pPr>
+        <w:tabs>
+          <w:tab w:val="num" w:pos="3600"/>
+        </w:tabs>
+        <w:ind w:left="3600" w:hanging="360"/>
+      </w:pPr>
+      <w:rPr/>
+    </w:lvl>
+  </w:abstractNum>
+  <w:abstractNum w:abstractNumId="19">
+    <w:lvl w:ilvl="0">
+      <w:start w:val="1"/>
+      <w:numFmt w:val="bullet"/>
+      <w:lvlText w:val=""/>
+      <w:lvlJc w:val="left"/>
+      <w:pPr>
+        <w:tabs>
+          <w:tab w:val="num" w:pos="0"/>
+        </w:tabs>
+        <w:ind w:left="720" w:hanging="360"/>
+      </w:pPr>
+      <w:rPr>
+        <w:rFonts w:ascii="Symbol" w:hAnsi="Symbol" w:cs="Symbol" w:hint="default"/>
+      </w:rPr>
+    </w:lvl>
+    <w:lvl w:ilvl="1">
+      <w:start w:val="1"/>
+      <w:numFmt w:val="decimal"/>
+      <w:lvlText w:val="%2."/>
+      <w:lvlJc w:val="left"/>
+      <w:pPr>
+        <w:tabs>
+          <w:tab w:val="num" w:pos="1080"/>
+        </w:tabs>
+        <w:ind w:left="1080" w:hanging="360"/>
+      </w:pPr>
+      <w:rPr/>
+    </w:lvl>
+    <w:lvl w:ilvl="2">
+      <w:start w:val="1"/>
+      <w:numFmt w:val="decimal"/>
+      <w:lvlText w:val="%3."/>
+      <w:lvlJc w:val="left"/>
+      <w:pPr>
+        <w:tabs>
+          <w:tab w:val="num" w:pos="1440"/>
+        </w:tabs>
+        <w:ind w:left="1440" w:hanging="360"/>
+      </w:pPr>
+      <w:rPr/>
+    </w:lvl>
+    <w:lvl w:ilvl="3">
+      <w:start w:val="1"/>
+      <w:numFmt w:val="decimal"/>
+      <w:lvlText w:val="%4."/>
+      <w:lvlJc w:val="left"/>
+      <w:pPr>
+        <w:tabs>
+          <w:tab w:val="num" w:pos="1800"/>
+        </w:tabs>
+        <w:ind w:left="1800" w:hanging="360"/>
+      </w:pPr>
+      <w:rPr/>
+    </w:lvl>
+    <w:lvl w:ilvl="4">
+      <w:start w:val="1"/>
+      <w:numFmt w:val="decimal"/>
+      <w:lvlText w:val="%5."/>
+      <w:lvlJc w:val="left"/>
+      <w:pPr>
+        <w:tabs>
+          <w:tab w:val="num" w:pos="2160"/>
+        </w:tabs>
+        <w:ind w:left="2160" w:hanging="360"/>
+      </w:pPr>
+      <w:rPr/>
+    </w:lvl>
+    <w:lvl w:ilvl="5">
+      <w:start w:val="1"/>
+      <w:numFmt w:val="decimal"/>
+      <w:lvlText w:val="%6."/>
+      <w:lvlJc w:val="left"/>
+      <w:pPr>
+        <w:tabs>
+          <w:tab w:val="num" w:pos="2520"/>
+        </w:tabs>
+        <w:ind w:left="2520" w:hanging="360"/>
+      </w:pPr>
+      <w:rPr/>
+    </w:lvl>
+    <w:lvl w:ilvl="6">
+      <w:start w:val="1"/>
+      <w:numFmt w:val="decimal"/>
+      <w:lvlText w:val="%7."/>
+      <w:lvlJc w:val="left"/>
+      <w:pPr>
+        <w:tabs>
+          <w:tab w:val="num" w:pos="2880"/>
+        </w:tabs>
+        <w:ind w:left="2880" w:hanging="360"/>
+      </w:pPr>
+      <w:rPr/>
+    </w:lvl>
+    <w:lvl w:ilvl="7">
+      <w:start w:val="1"/>
+      <w:numFmt w:val="decimal"/>
+      <w:lvlText w:val="%8."/>
+      <w:lvlJc w:val="left"/>
+      <w:pPr>
+        <w:tabs>
+          <w:tab w:val="num" w:pos="3240"/>
+        </w:tabs>
+        <w:ind w:left="3240" w:hanging="360"/>
+      </w:pPr>
+      <w:rPr/>
+    </w:lvl>
+    <w:lvl w:ilvl="8">
+      <w:start w:val="1"/>
+      <w:numFmt w:val="decimal"/>
+      <w:lvlText w:val="%9."/>
+      <w:lvlJc w:val="left"/>
+      <w:pPr>
+        <w:tabs>
+          <w:tab w:val="num" w:pos="3600"/>
+        </w:tabs>
+        <w:ind w:left="3600" w:hanging="360"/>
+      </w:pPr>
+      <w:rPr/>
+    </w:lvl>
+  </w:abstractNum>
+  <w:abstractNum w:abstractNumId="20">
+    <w:lvl w:ilvl="0">
+      <w:start w:val="1"/>
+      <w:numFmt w:val="bullet"/>
+      <w:lvlText w:val=""/>
+      <w:lvlJc w:val="left"/>
+      <w:pPr>
+        <w:tabs>
+          <w:tab w:val="num" w:pos="0"/>
+        </w:tabs>
+        <w:ind w:left="720" w:hanging="360"/>
+      </w:pPr>
+      <w:rPr>
+        <w:rFonts w:ascii="Symbol" w:hAnsi="Symbol" w:cs="Symbol" w:hint="default"/>
+      </w:rPr>
+    </w:lvl>
+    <w:lvl w:ilvl="1">
+      <w:start w:val="1"/>
+      <w:numFmt w:val="decimal"/>
+      <w:lvlText w:val="%2."/>
+      <w:lvlJc w:val="left"/>
+      <w:pPr>
+        <w:tabs>
+          <w:tab w:val="num" w:pos="1080"/>
+        </w:tabs>
+        <w:ind w:left="1080" w:hanging="360"/>
+      </w:pPr>
+      <w:rPr/>
+    </w:lvl>
+    <w:lvl w:ilvl="2">
+      <w:start w:val="1"/>
+      <w:numFmt w:val="decimal"/>
+      <w:lvlText w:val="%3."/>
+      <w:lvlJc w:val="left"/>
+      <w:pPr>
+        <w:tabs>
+          <w:tab w:val="num" w:pos="1440"/>
+        </w:tabs>
+        <w:ind w:left="1440" w:hanging="360"/>
+      </w:pPr>
+      <w:rPr/>
+    </w:lvl>
+    <w:lvl w:ilvl="3">
+      <w:start w:val="1"/>
+      <w:numFmt w:val="decimal"/>
+      <w:lvlText w:val="%4."/>
+      <w:lvlJc w:val="left"/>
+      <w:pPr>
+        <w:tabs>
+          <w:tab w:val="num" w:pos="1800"/>
+        </w:tabs>
+        <w:ind w:left="1800" w:hanging="360"/>
+      </w:pPr>
+      <w:rPr/>
+    </w:lvl>
+    <w:lvl w:ilvl="4">
+      <w:start w:val="1"/>
+      <w:numFmt w:val="decimal"/>
+      <w:lvlText w:val="%5."/>
+      <w:lvlJc w:val="left"/>
+      <w:pPr>
+        <w:tabs>
+          <w:tab w:val="num" w:pos="2160"/>
+        </w:tabs>
+        <w:ind w:left="2160" w:hanging="360"/>
+      </w:pPr>
+      <w:rPr/>
+    </w:lvl>
+    <w:lvl w:ilvl="5">
+      <w:start w:val="1"/>
+      <w:numFmt w:val="decimal"/>
+      <w:lvlText w:val="%6."/>
+      <w:lvlJc w:val="left"/>
+      <w:pPr>
+        <w:tabs>
+          <w:tab w:val="num" w:pos="2520"/>
+        </w:tabs>
+        <w:ind w:left="2520" w:hanging="360"/>
+      </w:pPr>
+      <w:rPr/>
+    </w:lvl>
+    <w:lvl w:ilvl="6">
+      <w:start w:val="1"/>
+      <w:numFmt w:val="decimal"/>
+      <w:lvlText w:val="%7."/>
+      <w:lvlJc w:val="left"/>
+      <w:pPr>
+        <w:tabs>
+          <w:tab w:val="num" w:pos="2880"/>
+        </w:tabs>
+        <w:ind w:left="2880" w:hanging="360"/>
+      </w:pPr>
+      <w:rPr/>
+    </w:lvl>
+    <w:lvl w:ilvl="7">
+      <w:start w:val="1"/>
+      <w:numFmt w:val="decimal"/>
+      <w:lvlText w:val="%8."/>
+      <w:lvlJc w:val="left"/>
+      <w:pPr>
+        <w:tabs>
+          <w:tab w:val="num" w:pos="3240"/>
+        </w:tabs>
+        <w:ind w:left="3240" w:hanging="360"/>
+      </w:pPr>
+      <w:rPr/>
+    </w:lvl>
+    <w:lvl w:ilvl="8">
+      <w:start w:val="1"/>
+      <w:numFmt w:val="decimal"/>
+      <w:lvlText w:val="%9."/>
+      <w:lvlJc w:val="left"/>
+      <w:pPr>
+        <w:tabs>
+          <w:tab w:val="num" w:pos="3600"/>
+        </w:tabs>
+        <w:ind w:left="3600" w:hanging="360"/>
+      </w:pPr>
+      <w:rPr/>
+    </w:lvl>
+  </w:abstractNum>
+  <w:abstractNum w:abstractNumId="21">
+    <w:lvl w:ilvl="0">
+      <w:start w:val="1"/>
+      <w:numFmt w:val="bullet"/>
+      <w:lvlText w:val=""/>
+      <w:lvlJc w:val="left"/>
+      <w:pPr>
+        <w:tabs>
+          <w:tab w:val="num" w:pos="0"/>
+        </w:tabs>
+        <w:ind w:left="720" w:hanging="360"/>
+      </w:pPr>
+      <w:rPr>
+        <w:rFonts w:ascii="Symbol" w:hAnsi="Symbol" w:cs="Symbol" w:hint="default"/>
+      </w:rPr>
+    </w:lvl>
+    <w:lvl w:ilvl="1">
+      <w:start w:val="1"/>
+      <w:numFmt w:val="decimal"/>
+      <w:lvlText w:val="%2."/>
+      <w:lvlJc w:val="left"/>
+      <w:pPr>
+        <w:tabs>
+          <w:tab w:val="num" w:pos="1080"/>
+        </w:tabs>
+        <w:ind w:left="1080" w:hanging="360"/>
+      </w:pPr>
+      <w:rPr/>
+    </w:lvl>
+    <w:lvl w:ilvl="2">
+      <w:start w:val="1"/>
+      <w:numFmt w:val="decimal"/>
+      <w:lvlText w:val="%3."/>
+      <w:lvlJc w:val="left"/>
+      <w:pPr>
+        <w:tabs>
+          <w:tab w:val="num" w:pos="1440"/>
+        </w:tabs>
+        <w:ind w:left="1440" w:hanging="360"/>
+      </w:pPr>
+      <w:rPr/>
+    </w:lvl>
+    <w:lvl w:ilvl="3">
+      <w:start w:val="1"/>
+      <w:numFmt w:val="decimal"/>
+      <w:lvlText w:val="%4."/>
+      <w:lvlJc w:val="left"/>
+      <w:pPr>
+        <w:tabs>
+          <w:tab w:val="num" w:pos="1800"/>
+        </w:tabs>
+        <w:ind w:left="1800" w:hanging="360"/>
+      </w:pPr>
+      <w:rPr/>
+    </w:lvl>
+    <w:lvl w:ilvl="4">
+      <w:start w:val="1"/>
+      <w:numFmt w:val="decimal"/>
+      <w:lvlText w:val="%5."/>
+      <w:lvlJc w:val="left"/>
+      <w:pPr>
+        <w:tabs>
+          <w:tab w:val="num" w:pos="2160"/>
+        </w:tabs>
+        <w:ind w:left="2160" w:hanging="360"/>
+      </w:pPr>
+      <w:rPr/>
+    </w:lvl>
+    <w:lvl w:ilvl="5">
+      <w:start w:val="1"/>
+      <w:numFmt w:val="decimal"/>
+      <w:lvlText w:val="%6."/>
+      <w:lvlJc w:val="left"/>
+      <w:pPr>
+        <w:tabs>
+          <w:tab w:val="num" w:pos="2520"/>
+        </w:tabs>
+        <w:ind w:left="2520" w:hanging="360"/>
+      </w:pPr>
+      <w:rPr/>
+    </w:lvl>
+    <w:lvl w:ilvl="6">
+      <w:start w:val="1"/>
+      <w:numFmt w:val="decimal"/>
+      <w:lvlText w:val="%7."/>
+      <w:lvlJc w:val="left"/>
+      <w:pPr>
+        <w:tabs>
+          <w:tab w:val="num" w:pos="2880"/>
+        </w:tabs>
+        <w:ind w:left="2880" w:hanging="360"/>
+      </w:pPr>
+      <w:rPr/>
+    </w:lvl>
+    <w:lvl w:ilvl="7">
+      <w:start w:val="1"/>
+      <w:numFmt w:val="decimal"/>
+      <w:lvlText w:val="%8."/>
+      <w:lvlJc w:val="left"/>
+      <w:pPr>
+        <w:tabs>
+          <w:tab w:val="num" w:pos="3240"/>
+        </w:tabs>
+        <w:ind w:left="3240" w:hanging="360"/>
+      </w:pPr>
+      <w:rPr/>
+    </w:lvl>
+    <w:lvl w:ilvl="8">
+      <w:start w:val="1"/>
+      <w:numFmt w:val="decimal"/>
+      <w:lvlText w:val="%9."/>
+      <w:lvlJc w:val="left"/>
+      <w:pPr>
+        <w:tabs>
+          <w:tab w:val="num" w:pos="3600"/>
+        </w:tabs>
+        <w:ind w:left="3600" w:hanging="360"/>
+      </w:pPr>
+      <w:rPr/>
+    </w:lvl>
+  </w:abstractNum>
+  <w:abstractNum w:abstractNumId="22">
+    <w:lvl w:ilvl="0">
+      <w:start w:val="1"/>
+      <w:numFmt w:val="bullet"/>
+      <w:lvlText w:val=""/>
+      <w:lvlJc w:val="left"/>
+      <w:pPr>
+        <w:tabs>
+          <w:tab w:val="num" w:pos="0"/>
+        </w:tabs>
+        <w:ind w:left="720" w:hanging="360"/>
+      </w:pPr>
+      <w:rPr>
+        <w:rFonts w:ascii="Symbol" w:hAnsi="Symbol" w:cs="Symbol" w:hint="default"/>
+      </w:rPr>
+    </w:lvl>
+    <w:lvl w:ilvl="1">
+      <w:start w:val="1"/>
+      <w:numFmt w:val="decimal"/>
+      <w:lvlText w:val="%2."/>
+      <w:lvlJc w:val="left"/>
+      <w:pPr>
+        <w:tabs>
+          <w:tab w:val="num" w:pos="1080"/>
+        </w:tabs>
+        <w:ind w:left="1080" w:hanging="360"/>
+      </w:pPr>
+      <w:rPr/>
+    </w:lvl>
+    <w:lvl w:ilvl="2">
+      <w:start w:val="1"/>
+      <w:numFmt w:val="decimal"/>
+      <w:lvlText w:val="%3."/>
+      <w:lvlJc w:val="left"/>
+      <w:pPr>
+        <w:tabs>
+          <w:tab w:val="num" w:pos="1440"/>
+        </w:tabs>
+        <w:ind w:left="1440" w:hanging="360"/>
+      </w:pPr>
+      <w:rPr/>
+    </w:lvl>
+    <w:lvl w:ilvl="3">
+      <w:start w:val="1"/>
+      <w:numFmt w:val="decimal"/>
+      <w:lvlText w:val="%4."/>
+      <w:lvlJc w:val="left"/>
+      <w:pPr>
+        <w:tabs>
+          <w:tab w:val="num" w:pos="1800"/>
+        </w:tabs>
+        <w:ind w:left="1800" w:hanging="360"/>
+      </w:pPr>
+      <w:rPr/>
+    </w:lvl>
+    <w:lvl w:ilvl="4">
+      <w:start w:val="1"/>
+      <w:numFmt w:val="decimal"/>
+      <w:lvlText w:val="%5."/>
+      <w:lvlJc w:val="left"/>
+      <w:pPr>
+        <w:tabs>
+          <w:tab w:val="num" w:pos="2160"/>
+        </w:tabs>
+        <w:ind w:left="2160" w:hanging="360"/>
+      </w:pPr>
+      <w:rPr/>
+    </w:lvl>
+    <w:lvl w:ilvl="5">
+      <w:start w:val="1"/>
+      <w:numFmt w:val="decimal"/>
+      <w:lvlText w:val="%6."/>
+      <w:lvlJc w:val="left"/>
+      <w:pPr>
+        <w:tabs>
+          <w:tab w:val="num" w:pos="2520"/>
+        </w:tabs>
+        <w:ind w:left="2520" w:hanging="360"/>
+      </w:pPr>
+      <w:rPr/>
+    </w:lvl>
+    <w:lvl w:ilvl="6">
+      <w:start w:val="1"/>
+      <w:numFmt w:val="decimal"/>
+      <w:lvlText w:val="%7."/>
+      <w:lvlJc w:val="left"/>
+      <w:pPr>
+        <w:tabs>
+          <w:tab w:val="num" w:pos="2880"/>
+        </w:tabs>
+        <w:ind w:left="2880" w:hanging="360"/>
+      </w:pPr>
+      <w:rPr/>
+    </w:lvl>
+    <w:lvl w:ilvl="7">
+      <w:start w:val="1"/>
+      <w:numFmt w:val="decimal"/>
+      <w:lvlText w:val="%8."/>
+      <w:lvlJc w:val="left"/>
+      <w:pPr>
+        <w:tabs>
+          <w:tab w:val="num" w:pos="3240"/>
+        </w:tabs>
+        <w:ind w:left="3240" w:hanging="360"/>
+      </w:pPr>
+      <w:rPr/>
+    </w:lvl>
+    <w:lvl w:ilvl="8">
+      <w:start w:val="1"/>
+      <w:numFmt w:val="decimal"/>
+      <w:lvlText w:val="%9."/>
+      <w:lvlJc w:val="left"/>
+      <w:pPr>
+        <w:tabs>
+          <w:tab w:val="num" w:pos="3600"/>
+        </w:tabs>
+        <w:ind w:left="3600" w:hanging="360"/>
+      </w:pPr>
+      <w:rPr/>
+    </w:lvl>
+  </w:abstractNum>
+  <w:abstractNum w:abstractNumId="23">
+    <w:lvl w:ilvl="0">
+      <w:start w:val="1"/>
+      <w:numFmt w:val="bullet"/>
+      <w:lvlText w:val=""/>
+      <w:lvlJc w:val="left"/>
+      <w:pPr>
+        <w:tabs>
+          <w:tab w:val="num" w:pos="0"/>
+        </w:tabs>
+        <w:ind w:left="720" w:hanging="360"/>
+      </w:pPr>
+      <w:rPr>
+        <w:rFonts w:ascii="Symbol" w:hAnsi="Symbol" w:cs="Symbol" w:hint="default"/>
+      </w:rPr>
+    </w:lvl>
+    <w:lvl w:ilvl="1">
+      <w:start w:val="1"/>
+      <w:numFmt w:val="decimal"/>
+      <w:lvlText w:val="%2."/>
+      <w:lvlJc w:val="left"/>
+      <w:pPr>
+        <w:tabs>
+          <w:tab w:val="num" w:pos="1080"/>
+        </w:tabs>
+        <w:ind w:left="1080" w:hanging="360"/>
+      </w:pPr>
+      <w:rPr/>
+    </w:lvl>
+    <w:lvl w:ilvl="2">
+      <w:start w:val="1"/>
+      <w:numFmt w:val="decimal"/>
+      <w:lvlText w:val="%3."/>
+      <w:lvlJc w:val="left"/>
+      <w:pPr>
+        <w:tabs>
+          <w:tab w:val="num" w:pos="1440"/>
+        </w:tabs>
+        <w:ind w:left="1440" w:hanging="360"/>
+      </w:pPr>
+      <w:rPr/>
+    </w:lvl>
+    <w:lvl w:ilvl="3">
+      <w:start w:val="1"/>
+      <w:numFmt w:val="decimal"/>
+      <w:lvlText w:val="%4."/>
+      <w:lvlJc w:val="left"/>
+      <w:pPr>
+        <w:tabs>
+          <w:tab w:val="num" w:pos="1800"/>
+        </w:tabs>
+        <w:ind w:left="1800" w:hanging="360"/>
+      </w:pPr>
+      <w:rPr/>
+    </w:lvl>
+    <w:lvl w:ilvl="4">
+      <w:start w:val="1"/>
+      <w:numFmt w:val="decimal"/>
+      <w:lvlText w:val="%5."/>
+      <w:lvlJc w:val="left"/>
+      <w:pPr>
+        <w:tabs>
+          <w:tab w:val="num" w:pos="2160"/>
+        </w:tabs>
+        <w:ind w:left="2160" w:hanging="360"/>
+      </w:pPr>
+      <w:rPr/>
+    </w:lvl>
+    <w:lvl w:ilvl="5">
+      <w:start w:val="1"/>
+      <w:numFmt w:val="decimal"/>
+      <w:lvlText w:val="%6."/>
+      <w:lvlJc w:val="left"/>
+      <w:pPr>
+        <w:tabs>
+          <w:tab w:val="num" w:pos="2520"/>
+        </w:tabs>
+        <w:ind w:left="2520" w:hanging="360"/>
+      </w:pPr>
+      <w:rPr/>
+    </w:lvl>
+    <w:lvl w:ilvl="6">
+      <w:start w:val="1"/>
+      <w:numFmt w:val="decimal"/>
+      <w:lvlText w:val="%7."/>
+      <w:lvlJc w:val="left"/>
+      <w:pPr>
+        <w:tabs>
+          <w:tab w:val="num" w:pos="2880"/>
+        </w:tabs>
+        <w:ind w:left="2880" w:hanging="360"/>
+      </w:pPr>
+      <w:rPr/>
+    </w:lvl>
+    <w:lvl w:ilvl="7">
+      <w:start w:val="1"/>
+      <w:numFmt w:val="decimal"/>
+      <w:lvlText w:val="%8."/>
+      <w:lvlJc w:val="left"/>
+      <w:pPr>
+        <w:tabs>
+          <w:tab w:val="num" w:pos="3240"/>
+        </w:tabs>
+        <w:ind w:left="3240" w:hanging="360"/>
+      </w:pPr>
+      <w:rPr/>
+    </w:lvl>
+    <w:lvl w:ilvl="8">
+      <w:start w:val="1"/>
+      <w:numFmt w:val="decimal"/>
+      <w:lvlText w:val="%9."/>
+      <w:lvlJc w:val="left"/>
+      <w:pPr>
+        <w:tabs>
+          <w:tab w:val="num" w:pos="3600"/>
+        </w:tabs>
+        <w:ind w:left="3600" w:hanging="360"/>
+      </w:pPr>
+      <w:rPr/>
+    </w:lvl>
+  </w:abstractNum>
+  <w:abstractNum w:abstractNumId="24">
+    <w:lvl w:ilvl="0">
+      <w:start w:val="1"/>
+      <w:numFmt w:val="bullet"/>
+      <w:lvlText w:val=""/>
+      <w:lvlJc w:val="left"/>
+      <w:pPr>
+        <w:tabs>
+          <w:tab w:val="num" w:pos="0"/>
+        </w:tabs>
+        <w:ind w:left="720" w:hanging="360"/>
+      </w:pPr>
+      <w:rPr>
+        <w:rFonts w:ascii="Symbol" w:hAnsi="Symbol" w:cs="Symbol" w:hint="default"/>
+      </w:rPr>
+    </w:lvl>
+    <w:lvl w:ilvl="1">
+      <w:start w:val="1"/>
+      <w:numFmt w:val="decimal"/>
+      <w:lvlText w:val="%2."/>
+      <w:lvlJc w:val="left"/>
+      <w:pPr>
+        <w:tabs>
+          <w:tab w:val="num" w:pos="1080"/>
+        </w:tabs>
+        <w:ind w:left="1080" w:hanging="360"/>
+      </w:pPr>
+      <w:rPr/>
+    </w:lvl>
+    <w:lvl w:ilvl="2">
+      <w:start w:val="1"/>
+      <w:numFmt w:val="decimal"/>
+      <w:lvlText w:val="%3."/>
+      <w:lvlJc w:val="left"/>
+      <w:pPr>
+        <w:tabs>
+          <w:tab w:val="num" w:pos="1440"/>
+        </w:tabs>
+        <w:ind w:left="1440" w:hanging="360"/>
+      </w:pPr>
+      <w:rPr/>
+    </w:lvl>
+    <w:lvl w:ilvl="3">
+      <w:start w:val="1"/>
+      <w:numFmt w:val="decimal"/>
+      <w:lvlText w:val="%4."/>
+      <w:lvlJc w:val="left"/>
+      <w:pPr>
+        <w:tabs>
+          <w:tab w:val="num" w:pos="1800"/>
+        </w:tabs>
+        <w:ind w:left="1800" w:hanging="360"/>
+      </w:pPr>
+      <w:rPr/>
+    </w:lvl>
+    <w:lvl w:ilvl="4">
+      <w:start w:val="1"/>
+      <w:numFmt w:val="decimal"/>
+      <w:lvlText w:val="%5."/>
+      <w:lvlJc w:val="left"/>
+      <w:pPr>
+        <w:tabs>
+          <w:tab w:val="num" w:pos="2160"/>
+        </w:tabs>
+        <w:ind w:left="2160" w:hanging="360"/>
+      </w:pPr>
+      <w:rPr/>
+    </w:lvl>
+    <w:lvl w:ilvl="5">
+      <w:start w:val="1"/>
+      <w:numFmt w:val="decimal"/>
+      <w:lvlText w:val="%6."/>
+      <w:lvlJc w:val="left"/>
+      <w:pPr>
+        <w:tabs>
+          <w:tab w:val="num" w:pos="2520"/>
+        </w:tabs>
+        <w:ind w:left="2520" w:hanging="360"/>
+      </w:pPr>
+      <w:rPr/>
+    </w:lvl>
+    <w:lvl w:ilvl="6">
+      <w:start w:val="1"/>
+      <w:numFmt w:val="decimal"/>
+      <w:lvlText w:val="%7."/>
+      <w:lvlJc w:val="left"/>
+      <w:pPr>
+        <w:tabs>
+          <w:tab w:val="num" w:pos="2880"/>
+        </w:tabs>
+        <w:ind w:left="2880" w:hanging="360"/>
+      </w:pPr>
+      <w:rPr/>
+    </w:lvl>
+    <w:lvl w:ilvl="7">
+      <w:start w:val="1"/>
+      <w:numFmt w:val="decimal"/>
+      <w:lvlText w:val="%8."/>
+      <w:lvlJc w:val="left"/>
+      <w:pPr>
+        <w:tabs>
+          <w:tab w:val="num" w:pos="3240"/>
+        </w:tabs>
+        <w:ind w:left="3240" w:hanging="360"/>
+      </w:pPr>
+      <w:rPr/>
+    </w:lvl>
+    <w:lvl w:ilvl="8">
+      <w:start w:val="1"/>
+      <w:numFmt w:val="decimal"/>
+      <w:lvlText w:val="%9."/>
+      <w:lvlJc w:val="left"/>
+      <w:pPr>
+        <w:tabs>
+          <w:tab w:val="num" w:pos="3600"/>
+        </w:tabs>
+        <w:ind w:left="3600" w:hanging="360"/>
+      </w:pPr>
+      <w:rPr/>
+    </w:lvl>
+  </w:abstractNum>
+  <w:abstractNum w:abstractNumId="25">
+    <w:lvl w:ilvl="0">
+      <w:start w:val="1"/>
+      <w:numFmt w:val="bullet"/>
+      <w:lvlText w:val=""/>
+      <w:lvlJc w:val="left"/>
+      <w:pPr>
+        <w:tabs>
+          <w:tab w:val="num" w:pos="0"/>
+        </w:tabs>
+        <w:ind w:left="720" w:hanging="360"/>
+      </w:pPr>
+      <w:rPr>
+        <w:rFonts w:ascii="Symbol" w:hAnsi="Symbol" w:cs="Symbol" w:hint="default"/>
+      </w:rPr>
+    </w:lvl>
+    <w:lvl w:ilvl="1">
+      <w:start w:val="1"/>
+      <w:numFmt w:val="decimal"/>
+      <w:lvlText w:val="%2."/>
+      <w:lvlJc w:val="left"/>
+      <w:pPr>
+        <w:tabs>
+          <w:tab w:val="num" w:pos="1080"/>
+        </w:tabs>
+        <w:ind w:left="1080" w:hanging="360"/>
+      </w:pPr>
+      <w:rPr/>
+    </w:lvl>
+    <w:lvl w:ilvl="2">
+      <w:start w:val="1"/>
+      <w:numFmt w:val="decimal"/>
+      <w:lvlText w:val="%3."/>
+      <w:lvlJc w:val="left"/>
+      <w:pPr>
+        <w:tabs>
+          <w:tab w:val="num" w:pos="1440"/>
+        </w:tabs>
+        <w:ind w:left="1440" w:hanging="360"/>
+      </w:pPr>
+      <w:rPr/>
+    </w:lvl>
+    <w:lvl w:ilvl="3">
+      <w:start w:val="1"/>
+      <w:numFmt w:val="decimal"/>
+      <w:lvlText w:val="%4."/>
+      <w:lvlJc w:val="left"/>
+      <w:pPr>
+        <w:tabs>
+          <w:tab w:val="num" w:pos="1800"/>
+        </w:tabs>
+        <w:ind w:left="1800" w:hanging="360"/>
+      </w:pPr>
+      <w:rPr/>
+    </w:lvl>
+    <w:lvl w:ilvl="4">
+      <w:start w:val="1"/>
+      <w:numFmt w:val="decimal"/>
+      <w:lvlText w:val="%5."/>
+      <w:lvlJc w:val="left"/>
+      <w:pPr>
+        <w:tabs>
+          <w:tab w:val="num" w:pos="2160"/>
+        </w:tabs>
+        <w:ind w:left="2160" w:hanging="360"/>
+      </w:pPr>
+      <w:rPr/>
+    </w:lvl>
+    <w:lvl w:ilvl="5">
+      <w:start w:val="1"/>
+      <w:numFmt w:val="decimal"/>
+      <w:lvlText w:val="%6."/>
+      <w:lvlJc w:val="left"/>
+      <w:pPr>
+        <w:tabs>
+          <w:tab w:val="num" w:pos="2520"/>
+        </w:tabs>
+        <w:ind w:left="2520" w:hanging="360"/>
+      </w:pPr>
+      <w:rPr/>
+    </w:lvl>
+    <w:lvl w:ilvl="6">
+      <w:start w:val="1"/>
+      <w:numFmt w:val="decimal"/>
+      <w:lvlText w:val="%7."/>
+      <w:lvlJc w:val="left"/>
+      <w:pPr>
+        <w:tabs>
+          <w:tab w:val="num" w:pos="2880"/>
+        </w:tabs>
+        <w:ind w:left="2880" w:hanging="360"/>
+      </w:pPr>
+      <w:rPr/>
+    </w:lvl>
+    <w:lvl w:ilvl="7">
+      <w:start w:val="1"/>
+      <w:numFmt w:val="decimal"/>
+      <w:lvlText w:val="%8."/>
+      <w:lvlJc w:val="left"/>
+      <w:pPr>
+        <w:tabs>
+          <w:tab w:val="num" w:pos="3240"/>
+        </w:tabs>
+        <w:ind w:left="3240" w:hanging="360"/>
+      </w:pPr>
+      <w:rPr/>
+    </w:lvl>
+    <w:lvl w:ilvl="8">
+      <w:start w:val="1"/>
+      <w:numFmt w:val="decimal"/>
+      <w:lvlText w:val="%9."/>
+      <w:lvlJc w:val="left"/>
+      <w:pPr>
+        <w:tabs>
+          <w:tab w:val="num" w:pos="3600"/>
+        </w:tabs>
+        <w:ind w:left="3600" w:hanging="360"/>
+      </w:pPr>
+      <w:rPr/>
+    </w:lvl>
+  </w:abstractNum>
+  <w:abstractNum w:abstractNumId="26">
+    <w:lvl w:ilvl="0">
+      <w:start w:val="1"/>
+      <w:numFmt w:val="bullet"/>
+      <w:lvlText w:val=""/>
+      <w:lvlJc w:val="left"/>
+      <w:pPr>
+        <w:tabs>
+          <w:tab w:val="num" w:pos="0"/>
+        </w:tabs>
+        <w:ind w:left="720" w:hanging="360"/>
+      </w:pPr>
+      <w:rPr>
+        <w:rFonts w:ascii="Symbol" w:hAnsi="Symbol" w:cs="Symbol" w:hint="default"/>
+      </w:rPr>
+    </w:lvl>
+    <w:lvl w:ilvl="1">
+      <w:start w:val="1"/>
+      <w:numFmt w:val="decimal"/>
+      <w:lvlText w:val="%2."/>
+      <w:lvlJc w:val="left"/>
+      <w:pPr>
+        <w:tabs>
+          <w:tab w:val="num" w:pos="1080"/>
+        </w:tabs>
+        <w:ind w:left="1080" w:hanging="360"/>
+      </w:pPr>
+      <w:rPr/>
+    </w:lvl>
+    <w:lvl w:ilvl="2">
+      <w:start w:val="1"/>
+      <w:numFmt w:val="decimal"/>
+      <w:lvlText w:val="%3."/>
+      <w:lvlJc w:val="left"/>
+      <w:pPr>
+        <w:tabs>
+          <w:tab w:val="num" w:pos="1440"/>
+        </w:tabs>
+        <w:ind w:left="1440" w:hanging="360"/>
+      </w:pPr>
+      <w:rPr/>
+    </w:lvl>
+    <w:lvl w:ilvl="3">
+      <w:start w:val="1"/>
+      <w:numFmt w:val="decimal"/>
+      <w:lvlText w:val="%4."/>
+      <w:lvlJc w:val="left"/>
+      <w:pPr>
+        <w:tabs>
+          <w:tab w:val="num" w:pos="1800"/>
+        </w:tabs>
+        <w:ind w:left="1800" w:hanging="360"/>
+      </w:pPr>
+      <w:rPr/>
+    </w:lvl>
+    <w:lvl w:ilvl="4">
+      <w:start w:val="1"/>
+      <w:numFmt w:val="decimal"/>
+      <w:lvlText w:val="%5."/>
+      <w:lvlJc w:val="left"/>
+      <w:pPr>
+        <w:tabs>
+          <w:tab w:val="num" w:pos="2160"/>
+        </w:tabs>
+        <w:ind w:left="2160" w:hanging="360"/>
+      </w:pPr>
+      <w:rPr/>
+    </w:lvl>
+    <w:lvl w:ilvl="5">
+      <w:start w:val="1"/>
+      <w:numFmt w:val="decimal"/>
+      <w:lvlText w:val="%6."/>
+      <w:lvlJc w:val="left"/>
+      <w:pPr>
+        <w:tabs>
+          <w:tab w:val="num" w:pos="2520"/>
+        </w:tabs>
+        <w:ind w:left="2520" w:hanging="360"/>
+      </w:pPr>
+      <w:rPr/>
+    </w:lvl>
+    <w:lvl w:ilvl="6">
+      <w:start w:val="1"/>
+      <w:numFmt w:val="decimal"/>
+      <w:lvlText w:val="%7."/>
+      <w:lvlJc w:val="left"/>
+      <w:pPr>
+        <w:tabs>
+          <w:tab w:val="num" w:pos="2880"/>
+        </w:tabs>
+        <w:ind w:left="2880" w:hanging="360"/>
+      </w:pPr>
+      <w:rPr/>
+    </w:lvl>
+    <w:lvl w:ilvl="7">
+      <w:start w:val="1"/>
+      <w:numFmt w:val="decimal"/>
+      <w:lvlText w:val="%8."/>
+      <w:lvlJc w:val="left"/>
+      <w:pPr>
+        <w:tabs>
+          <w:tab w:val="num" w:pos="3240"/>
+        </w:tabs>
+        <w:ind w:left="3240" w:hanging="360"/>
+      </w:pPr>
+      <w:rPr/>
+    </w:lvl>
+    <w:lvl w:ilvl="8">
+      <w:start w:val="1"/>
+      <w:numFmt w:val="decimal"/>
+      <w:lvlText w:val="%9."/>
+      <w:lvlJc w:val="left"/>
+      <w:pPr>
+        <w:tabs>
+          <w:tab w:val="num" w:pos="3600"/>
+        </w:tabs>
+        <w:ind w:left="3600" w:hanging="360"/>
+      </w:pPr>
+      <w:rPr/>
+    </w:lvl>
+  </w:abstractNum>
+  <w:abstractNum w:abstractNumId="27">
+    <w:lvl w:ilvl="0">
+      <w:start w:val="1"/>
+      <w:numFmt w:val="bullet"/>
+      <w:lvlText w:val=""/>
+      <w:lvlJc w:val="left"/>
+      <w:pPr>
+        <w:tabs>
+          <w:tab w:val="num" w:pos="0"/>
+        </w:tabs>
+        <w:ind w:left="720" w:hanging="360"/>
+      </w:pPr>
+      <w:rPr>
+        <w:rFonts w:ascii="Symbol" w:hAnsi="Symbol" w:cs="Symbol" w:hint="default"/>
+      </w:rPr>
+    </w:lvl>
+    <w:lvl w:ilvl="1">
+      <w:start w:val="1"/>
+      <w:numFmt w:val="decimal"/>
+      <w:lvlText w:val="%2."/>
+      <w:lvlJc w:val="left"/>
+      <w:pPr>
+        <w:tabs>
+          <w:tab w:val="num" w:pos="1080"/>
+        </w:tabs>
+        <w:ind w:left="1080" w:hanging="360"/>
+      </w:pPr>
+      <w:rPr/>
+    </w:lvl>
+    <w:lvl w:ilvl="2">
+      <w:start w:val="1"/>
+      <w:numFmt w:val="decimal"/>
+      <w:lvlText w:val="%3."/>
+      <w:lvlJc w:val="left"/>
+      <w:pPr>
+        <w:tabs>
+          <w:tab w:val="num" w:pos="1440"/>
+        </w:tabs>
+        <w:ind w:left="1440" w:hanging="360"/>
+      </w:pPr>
+      <w:rPr/>
+    </w:lvl>
+    <w:lvl w:ilvl="3">
+      <w:start w:val="1"/>
+      <w:numFmt w:val="decimal"/>
+      <w:lvlText w:val="%4."/>
+      <w:lvlJc w:val="left"/>
+      <w:pPr>
+        <w:tabs>
+          <w:tab w:val="num" w:pos="1800"/>
+        </w:tabs>
+        <w:ind w:left="1800" w:hanging="360"/>
+      </w:pPr>
+      <w:rPr/>
+    </w:lvl>
+    <w:lvl w:ilvl="4">
+      <w:start w:val="1"/>
+      <w:numFmt w:val="decimal"/>
+      <w:lvlText w:val="%5."/>
+      <w:lvlJc w:val="left"/>
+      <w:pPr>
+        <w:tabs>
+          <w:tab w:val="num" w:pos="2160"/>
+        </w:tabs>
+        <w:ind w:left="2160" w:hanging="360"/>
+      </w:pPr>
+      <w:rPr/>
+    </w:lvl>
+    <w:lvl w:ilvl="5">
+      <w:start w:val="1"/>
+      <w:numFmt w:val="decimal"/>
+      <w:lvlText w:val="%6."/>
+      <w:lvlJc w:val="left"/>
+      <w:pPr>
+        <w:tabs>
+          <w:tab w:val="num" w:pos="2520"/>
+        </w:tabs>
+        <w:ind w:left="2520" w:hanging="360"/>
+      </w:pPr>
+      <w:rPr/>
+    </w:lvl>
+    <w:lvl w:ilvl="6">
+      <w:start w:val="1"/>
+      <w:numFmt w:val="decimal"/>
+      <w:lvlText w:val="%7."/>
+      <w:lvlJc w:val="left"/>
+      <w:pPr>
+        <w:tabs>
+          <w:tab w:val="num" w:pos="2880"/>
+        </w:tabs>
+        <w:ind w:left="2880" w:hanging="360"/>
+      </w:pPr>
+      <w:rPr/>
+    </w:lvl>
+    <w:lvl w:ilvl="7">
+      <w:start w:val="1"/>
+      <w:numFmt w:val="decimal"/>
+      <w:lvlText w:val="%8."/>
+      <w:lvlJc w:val="left"/>
+      <w:pPr>
+        <w:tabs>
+          <w:tab w:val="num" w:pos="3240"/>
+        </w:tabs>
+        <w:ind w:left="3240" w:hanging="360"/>
+      </w:pPr>
+      <w:rPr/>
+    </w:lvl>
+    <w:lvl w:ilvl="8">
+      <w:start w:val="1"/>
+      <w:numFmt w:val="decimal"/>
+      <w:lvlText w:val="%9."/>
+      <w:lvlJc w:val="left"/>
+      <w:pPr>
+        <w:tabs>
+          <w:tab w:val="num" w:pos="3600"/>
+        </w:tabs>
+        <w:ind w:left="3600" w:hanging="360"/>
+      </w:pPr>
+      <w:rPr/>
+    </w:lvl>
+  </w:abstractNum>
+  <w:abstractNum w:abstractNumId="28">
+    <w:lvl w:ilvl="0">
+      <w:start w:val="1"/>
+      <w:numFmt w:val="bullet"/>
+      <w:lvlText w:val=""/>
+      <w:lvlJc w:val="left"/>
+      <w:pPr>
+        <w:tabs>
+          <w:tab w:val="num" w:pos="0"/>
+        </w:tabs>
+        <w:ind w:left="720" w:hanging="360"/>
+      </w:pPr>
+      <w:rPr>
+        <w:rFonts w:ascii="Symbol" w:hAnsi="Symbol" w:cs="Symbol" w:hint="default"/>
+      </w:rPr>
+    </w:lvl>
+    <w:lvl w:ilvl="1">
+      <w:start w:val="1"/>
+      <w:numFmt w:val="decimal"/>
+      <w:lvlText w:val="%2."/>
+      <w:lvlJc w:val="left"/>
+      <w:pPr>
+        <w:tabs>
+          <w:tab w:val="num" w:pos="1080"/>
+        </w:tabs>
+        <w:ind w:left="1080" w:hanging="360"/>
+      </w:pPr>
+      <w:rPr/>
+    </w:lvl>
+    <w:lvl w:ilvl="2">
+      <w:start w:val="1"/>
+      <w:numFmt w:val="decimal"/>
+      <w:lvlText w:val="%3."/>
+      <w:lvlJc w:val="left"/>
+      <w:pPr>
+        <w:tabs>
+          <w:tab w:val="num" w:pos="1440"/>
+        </w:tabs>
+        <w:ind w:left="1440" w:hanging="360"/>
+      </w:pPr>
+      <w:rPr/>
+    </w:lvl>
+    <w:lvl w:ilvl="3">
+      <w:start w:val="1"/>
+      <w:numFmt w:val="decimal"/>
+      <w:lvlText w:val="%4."/>
+      <w:lvlJc w:val="left"/>
+      <w:pPr>
+        <w:tabs>
+          <w:tab w:val="num" w:pos="1800"/>
+        </w:tabs>
+        <w:ind w:left="1800" w:hanging="360"/>
+      </w:pPr>
+      <w:rPr/>
+    </w:lvl>
+    <w:lvl w:ilvl="4">
+      <w:start w:val="1"/>
+      <w:numFmt w:val="decimal"/>
+      <w:lvlText w:val="%5."/>
+      <w:lvlJc w:val="left"/>
+      <w:pPr>
+        <w:tabs>
+          <w:tab w:val="num" w:pos="2160"/>
+        </w:tabs>
+        <w:ind w:left="2160" w:hanging="360"/>
+      </w:pPr>
+      <w:rPr/>
+    </w:lvl>
+    <w:lvl w:ilvl="5">
+      <w:start w:val="1"/>
+      <w:numFmt w:val="decimal"/>
+      <w:lvlText w:val="%6."/>
+      <w:lvlJc w:val="left"/>
+      <w:pPr>
+        <w:tabs>
+          <w:tab w:val="num" w:pos="2520"/>
+        </w:tabs>
+        <w:ind w:left="2520" w:hanging="360"/>
+      </w:pPr>
+      <w:rPr/>
+    </w:lvl>
+    <w:lvl w:ilvl="6">
+      <w:start w:val="1"/>
+      <w:numFmt w:val="decimal"/>
+      <w:lvlText w:val="%7."/>
+      <w:lvlJc w:val="left"/>
+      <w:pPr>
+        <w:tabs>
+          <w:tab w:val="num" w:pos="2880"/>
+        </w:tabs>
+        <w:ind w:left="2880" w:hanging="360"/>
+      </w:pPr>
+      <w:rPr/>
+    </w:lvl>
+    <w:lvl w:ilvl="7">
+      <w:start w:val="1"/>
+      <w:numFmt w:val="decimal"/>
+      <w:lvlText w:val="%8."/>
+      <w:lvlJc w:val="left"/>
+      <w:pPr>
+        <w:tabs>
+          <w:tab w:val="num" w:pos="3240"/>
+        </w:tabs>
+        <w:ind w:left="3240" w:hanging="360"/>
+      </w:pPr>
+      <w:rPr/>
+    </w:lvl>
+    <w:lvl w:ilvl="8">
+      <w:start w:val="1"/>
+      <w:numFmt w:val="decimal"/>
+      <w:lvlText w:val="%9."/>
+      <w:lvlJc w:val="left"/>
+      <w:pPr>
+        <w:tabs>
+          <w:tab w:val="num" w:pos="3600"/>
+        </w:tabs>
+        <w:ind w:left="3600" w:hanging="360"/>
+      </w:pPr>
+      <w:rPr/>
+    </w:lvl>
+  </w:abstractNum>
+  <w:abstractNum w:abstractNumId="29">
+    <w:lvl w:ilvl="0">
+      <w:start w:val="1"/>
+      <w:numFmt w:val="bullet"/>
+      <w:lvlText w:val=""/>
+      <w:lvlJc w:val="left"/>
+      <w:pPr>
+        <w:tabs>
+          <w:tab w:val="num" w:pos="0"/>
+        </w:tabs>
+        <w:ind w:left="720" w:hanging="360"/>
+      </w:pPr>
+      <w:rPr>
+        <w:rFonts w:ascii="Symbol" w:hAnsi="Symbol" w:cs="Symbol" w:hint="default"/>
+      </w:rPr>
+    </w:lvl>
+    <w:lvl w:ilvl="1">
+      <w:start w:val="1"/>
+      <w:numFmt w:val="decimal"/>
+      <w:lvlText w:val="%2."/>
+      <w:lvlJc w:val="left"/>
+      <w:pPr>
+        <w:tabs>
+          <w:tab w:val="num" w:pos="1080"/>
+        </w:tabs>
+        <w:ind w:left="1080" w:hanging="360"/>
+      </w:pPr>
+      <w:rPr/>
+    </w:lvl>
+    <w:lvl w:ilvl="2">
+      <w:start w:val="1"/>
+      <w:numFmt w:val="decimal"/>
+      <w:lvlText w:val="%3."/>
+      <w:lvlJc w:val="left"/>
+      <w:pPr>
+        <w:tabs>
+          <w:tab w:val="num" w:pos="1440"/>
+        </w:tabs>
+        <w:ind w:left="1440" w:hanging="360"/>
+      </w:pPr>
+      <w:rPr/>
+    </w:lvl>
+    <w:lvl w:ilvl="3">
+      <w:start w:val="1"/>
+      <w:numFmt w:val="decimal"/>
+      <w:lvlText w:val="%4."/>
+      <w:lvlJc w:val="left"/>
+      <w:pPr>
+        <w:tabs>
+          <w:tab w:val="num" w:pos="1800"/>
+        </w:tabs>
+        <w:ind w:left="1800" w:hanging="360"/>
+      </w:pPr>
+      <w:rPr/>
+    </w:lvl>
+    <w:lvl w:ilvl="4">
+      <w:start w:val="1"/>
+      <w:numFmt w:val="decimal"/>
+      <w:lvlText w:val="%5."/>
+      <w:lvlJc w:val="left"/>
+      <w:pPr>
+        <w:tabs>
+          <w:tab w:val="num" w:pos="2160"/>
+        </w:tabs>
+        <w:ind w:left="2160" w:hanging="360"/>
+      </w:pPr>
+      <w:rPr/>
+    </w:lvl>
+    <w:lvl w:ilvl="5">
+      <w:start w:val="1"/>
+      <w:numFmt w:val="decimal"/>
+      <w:lvlText w:val="%6."/>
+      <w:lvlJc w:val="left"/>
+      <w:pPr>
+        <w:tabs>
+          <w:tab w:val="num" w:pos="2520"/>
+        </w:tabs>
+        <w:ind w:left="2520" w:hanging="360"/>
+      </w:pPr>
+      <w:rPr/>
+    </w:lvl>
+    <w:lvl w:ilvl="6">
+      <w:start w:val="1"/>
+      <w:numFmt w:val="decimal"/>
+      <w:lvlText w:val="%7."/>
+      <w:lvlJc w:val="left"/>
+      <w:pPr>
+        <w:tabs>
+          <w:tab w:val="num" w:pos="2880"/>
+        </w:tabs>
+        <w:ind w:left="2880" w:hanging="360"/>
+      </w:pPr>
+      <w:rPr/>
+    </w:lvl>
+    <w:lvl w:ilvl="7">
+      <w:start w:val="1"/>
+      <w:numFmt w:val="decimal"/>
+      <w:lvlText w:val="%8."/>
+      <w:lvlJc w:val="left"/>
+      <w:pPr>
+        <w:tabs>
+          <w:tab w:val="num" w:pos="3240"/>
+        </w:tabs>
+        <w:ind w:left="3240" w:hanging="360"/>
+      </w:pPr>
+      <w:rPr/>
+    </w:lvl>
+    <w:lvl w:ilvl="8">
+      <w:start w:val="1"/>
+      <w:numFmt w:val="decimal"/>
+      <w:lvlText w:val="%9."/>
+      <w:lvlJc w:val="left"/>
+      <w:pPr>
+        <w:tabs>
+          <w:tab w:val="num" w:pos="3600"/>
+        </w:tabs>
+        <w:ind w:left="3600" w:hanging="360"/>
+      </w:pPr>
+      <w:rPr/>
+    </w:lvl>
+  </w:abstractNum>
+  <w:abstractNum w:abstractNumId="30">
+    <w:lvl w:ilvl="0">
+      <w:start w:val="1"/>
+      <w:numFmt w:val="bullet"/>
+      <w:lvlText w:val=""/>
+      <w:lvlJc w:val="left"/>
+      <w:pPr>
+        <w:tabs>
+          <w:tab w:val="num" w:pos="0"/>
+        </w:tabs>
+        <w:ind w:left="720" w:hanging="360"/>
+      </w:pPr>
+      <w:rPr>
+        <w:rFonts w:ascii="Symbol" w:hAnsi="Symbol" w:cs="Symbol" w:hint="default"/>
+      </w:rPr>
+    </w:lvl>
+    <w:lvl w:ilvl="1">
+      <w:start w:val="1"/>
+      <w:numFmt w:val="decimal"/>
+      <w:lvlText w:val="%2."/>
+      <w:lvlJc w:val="left"/>
+      <w:pPr>
+        <w:tabs>
+          <w:tab w:val="num" w:pos="1080"/>
+        </w:tabs>
+        <w:ind w:left="1080" w:hanging="360"/>
+      </w:pPr>
+      <w:rPr/>
+    </w:lvl>
+    <w:lvl w:ilvl="2">
+      <w:start w:val="1"/>
+      <w:numFmt w:val="decimal"/>
+      <w:lvlText w:val="%3."/>
+      <w:lvlJc w:val="left"/>
+      <w:pPr>
+        <w:tabs>
+          <w:tab w:val="num" w:pos="1440"/>
+        </w:tabs>
+        <w:ind w:left="1440" w:hanging="360"/>
+      </w:pPr>
+      <w:rPr/>
+    </w:lvl>
+    <w:lvl w:ilvl="3">
+      <w:start w:val="1"/>
+      <w:numFmt w:val="decimal"/>
+      <w:lvlText w:val="%4."/>
+      <w:lvlJc w:val="left"/>
+      <w:pPr>
+        <w:tabs>
+          <w:tab w:val="num" w:pos="1800"/>
+        </w:tabs>
+        <w:ind w:left="1800" w:hanging="360"/>
+      </w:pPr>
+      <w:rPr/>
+    </w:lvl>
+    <w:lvl w:ilvl="4">
+      <w:start w:val="1"/>
+      <w:numFmt w:val="decimal"/>
+      <w:lvlText w:val="%5."/>
+      <w:lvlJc w:val="left"/>
+      <w:pPr>
+        <w:tabs>
+          <w:tab w:val="num" w:pos="2160"/>
+        </w:tabs>
+        <w:ind w:left="2160" w:hanging="360"/>
+      </w:pPr>
+      <w:rPr/>
+    </w:lvl>
+    <w:lvl w:ilvl="5">
+      <w:start w:val="1"/>
+      <w:numFmt w:val="decimal"/>
+      <w:lvlText w:val="%6."/>
+      <w:lvlJc w:val="left"/>
+      <w:pPr>
+        <w:tabs>
+          <w:tab w:val="num" w:pos="2520"/>
+        </w:tabs>
+        <w:ind w:left="2520" w:hanging="360"/>
+      </w:pPr>
+      <w:rPr/>
+    </w:lvl>
+    <w:lvl w:ilvl="6">
+      <w:start w:val="1"/>
+      <w:numFmt w:val="decimal"/>
+      <w:lvlText w:val="%7."/>
+      <w:lvlJc w:val="left"/>
+      <w:pPr>
+        <w:tabs>
+          <w:tab w:val="num" w:pos="2880"/>
+        </w:tabs>
+        <w:ind w:left="2880" w:hanging="360"/>
+      </w:pPr>
+      <w:rPr/>
+    </w:lvl>
+    <w:lvl w:ilvl="7">
+      <w:start w:val="1"/>
+      <w:numFmt w:val="decimal"/>
+      <w:lvlText w:val="%8."/>
+      <w:lvlJc w:val="left"/>
+      <w:pPr>
+        <w:tabs>
+          <w:tab w:val="num" w:pos="3240"/>
+        </w:tabs>
+        <w:ind w:left="3240" w:hanging="360"/>
+      </w:pPr>
+      <w:rPr/>
+    </w:lvl>
+    <w:lvl w:ilvl="8">
+      <w:start w:val="1"/>
+      <w:numFmt w:val="decimal"/>
+      <w:lvlText w:val="%9."/>
+      <w:lvlJc w:val="left"/>
+      <w:pPr>
+        <w:tabs>
+          <w:tab w:val="num" w:pos="3600"/>
+        </w:tabs>
+        <w:ind w:left="3600" w:hanging="360"/>
+      </w:pPr>
+      <w:rPr/>
+    </w:lvl>
+  </w:abstractNum>
+  <w:abstractNum w:abstractNumId="31">
+    <w:lvl w:ilvl="0">
+      <w:start w:val="1"/>
+      <w:numFmt w:val="bullet"/>
+      <w:lvlText w:val=""/>
+      <w:lvlJc w:val="left"/>
+      <w:pPr>
+        <w:tabs>
+          <w:tab w:val="num" w:pos="0"/>
+        </w:tabs>
+        <w:ind w:left="720" w:hanging="360"/>
+      </w:pPr>
+      <w:rPr>
+        <w:rFonts w:ascii="Symbol" w:hAnsi="Symbol" w:cs="Symbol" w:hint="default"/>
+      </w:rPr>
+    </w:lvl>
+    <w:lvl w:ilvl="1">
+      <w:start w:val="1"/>
+      <w:numFmt w:val="decimal"/>
+      <w:lvlText w:val="%2."/>
+      <w:lvlJc w:val="left"/>
+      <w:pPr>
+        <w:tabs>
+          <w:tab w:val="num" w:pos="1080"/>
+        </w:tabs>
+        <w:ind w:left="1080" w:hanging="360"/>
+      </w:pPr>
+      <w:rPr/>
+    </w:lvl>
+    <w:lvl w:ilvl="2">
+      <w:start w:val="1"/>
+      <w:numFmt w:val="decimal"/>
+      <w:lvlText w:val="%3."/>
+      <w:lvlJc w:val="left"/>
+      <w:pPr>
+        <w:tabs>
+          <w:tab w:val="num" w:pos="1440"/>
+        </w:tabs>
+        <w:ind w:left="1440" w:hanging="360"/>
+      </w:pPr>
+      <w:rPr/>
+    </w:lvl>
+    <w:lvl w:ilvl="3">
+      <w:start w:val="1"/>
+      <w:numFmt w:val="decimal"/>
+      <w:lvlText w:val="%4."/>
+      <w:lvlJc w:val="left"/>
+      <w:pPr>
+        <w:tabs>
+          <w:tab w:val="num" w:pos="1800"/>
+        </w:tabs>
+        <w:ind w:left="1800" w:hanging="360"/>
+      </w:pPr>
+      <w:rPr/>
+    </w:lvl>
+    <w:lvl w:ilvl="4">
+      <w:start w:val="1"/>
+      <w:numFmt w:val="decimal"/>
+      <w:lvlText w:val="%5."/>
+      <w:lvlJc w:val="left"/>
+      <w:pPr>
+        <w:tabs>
+          <w:tab w:val="num" w:pos="2160"/>
+        </w:tabs>
+        <w:ind w:left="2160" w:hanging="360"/>
+      </w:pPr>
+      <w:rPr/>
+    </w:lvl>
+    <w:lvl w:ilvl="5">
+      <w:start w:val="1"/>
+      <w:numFmt w:val="decimal"/>
+      <w:lvlText w:val="%6."/>
+      <w:lvlJc w:val="left"/>
+      <w:pPr>
+        <w:tabs>
+          <w:tab w:val="num" w:pos="2520"/>
+        </w:tabs>
+        <w:ind w:left="2520" w:hanging="360"/>
+      </w:pPr>
+      <w:rPr/>
+    </w:lvl>
+    <w:lvl w:ilvl="6">
+      <w:start w:val="1"/>
+      <w:numFmt w:val="decimal"/>
+      <w:lvlText w:val="%7."/>
+      <w:lvlJc w:val="left"/>
+      <w:pPr>
+        <w:tabs>
+          <w:tab w:val="num" w:pos="2880"/>
+        </w:tabs>
+        <w:ind w:left="2880" w:hanging="360"/>
+      </w:pPr>
+      <w:rPr/>
+    </w:lvl>
+    <w:lvl w:ilvl="7">
+      <w:start w:val="1"/>
+      <w:numFmt w:val="decimal"/>
+      <w:lvlText w:val="%8."/>
+      <w:lvlJc w:val="left"/>
+      <w:pPr>
+        <w:tabs>
+          <w:tab w:val="num" w:pos="3240"/>
+        </w:tabs>
+        <w:ind w:left="3240" w:hanging="360"/>
+      </w:pPr>
+      <w:rPr/>
+    </w:lvl>
+    <w:lvl w:ilvl="8">
+      <w:start w:val="1"/>
+      <w:numFmt w:val="decimal"/>
+      <w:lvlText w:val="%9."/>
+      <w:lvlJc w:val="left"/>
+      <w:pPr>
+        <w:tabs>
+          <w:tab w:val="num" w:pos="3600"/>
+        </w:tabs>
+        <w:ind w:left="3600" w:hanging="360"/>
+      </w:pPr>
+      <w:rPr/>
+    </w:lvl>
+  </w:abstractNum>
+  <w:abstractNum w:abstractNumId="32">
+    <w:lvl w:ilvl="0">
+      <w:start w:val="1"/>
+      <w:numFmt w:val="bullet"/>
+      <w:lvlText w:val=""/>
+      <w:lvlJc w:val="left"/>
+      <w:pPr>
+        <w:tabs>
+          <w:tab w:val="num" w:pos="0"/>
+        </w:tabs>
+        <w:ind w:left="720" w:hanging="360"/>
+      </w:pPr>
+      <w:rPr>
+        <w:rFonts w:ascii="Symbol" w:hAnsi="Symbol" w:cs="Symbol" w:hint="default"/>
+      </w:rPr>
+    </w:lvl>
+    <w:lvl w:ilvl="1">
+      <w:start w:val="1"/>
+      <w:numFmt w:val="decimal"/>
+      <w:lvlText w:val="%2."/>
+      <w:lvlJc w:val="left"/>
+      <w:pPr>
+        <w:tabs>
+          <w:tab w:val="num" w:pos="1080"/>
+        </w:tabs>
+        <w:ind w:left="1080" w:hanging="360"/>
+      </w:pPr>
+      <w:rPr/>
+    </w:lvl>
+    <w:lvl w:ilvl="2">
+      <w:start w:val="1"/>
+      <w:numFmt w:val="decimal"/>
+      <w:lvlText w:val="%3."/>
+      <w:lvlJc w:val="left"/>
+      <w:pPr>
+        <w:tabs>
+          <w:tab w:val="num" w:pos="1440"/>
+        </w:tabs>
+        <w:ind w:left="1440" w:hanging="360"/>
+      </w:pPr>
+      <w:rPr/>
+    </w:lvl>
+    <w:lvl w:ilvl="3">
+      <w:start w:val="1"/>
+      <w:numFmt w:val="decimal"/>
+      <w:lvlText w:val="%4."/>
+      <w:lvlJc w:val="left"/>
+      <w:pPr>
+        <w:tabs>
+          <w:tab w:val="num" w:pos="1800"/>
+        </w:tabs>
+        <w:ind w:left="1800" w:hanging="360"/>
+      </w:pPr>
+      <w:rPr/>
+    </w:lvl>
+    <w:lvl w:ilvl="4">
+      <w:start w:val="1"/>
+      <w:numFmt w:val="decimal"/>
+      <w:lvlText w:val="%5."/>
+      <w:lvlJc w:val="left"/>
+      <w:pPr>
+        <w:tabs>
+          <w:tab w:val="num" w:pos="2160"/>
+        </w:tabs>
+        <w:ind w:left="2160" w:hanging="360"/>
+      </w:pPr>
+      <w:rPr/>
+    </w:lvl>
+    <w:lvl w:ilvl="5">
+      <w:start w:val="1"/>
+      <w:numFmt w:val="decimal"/>
+      <w:lvlText w:val="%6."/>
+      <w:lvlJc w:val="left"/>
+      <w:pPr>
+        <w:tabs>
+          <w:tab w:val="num" w:pos="2520"/>
+        </w:tabs>
+        <w:ind w:left="2520" w:hanging="360"/>
+      </w:pPr>
+      <w:rPr/>
+    </w:lvl>
+    <w:lvl w:ilvl="6">
+      <w:start w:val="1"/>
+      <w:numFmt w:val="decimal"/>
+      <w:lvlText w:val="%7."/>
+      <w:lvlJc w:val="left"/>
+      <w:pPr>
+        <w:tabs>
+          <w:tab w:val="num" w:pos="2880"/>
+        </w:tabs>
+        <w:ind w:left="2880" w:hanging="360"/>
+      </w:pPr>
+      <w:rPr/>
+    </w:lvl>
+    <w:lvl w:ilvl="7">
+      <w:start w:val="1"/>
+      <w:numFmt w:val="decimal"/>
+      <w:lvlText w:val="%8."/>
+      <w:lvlJc w:val="left"/>
+      <w:pPr>
+        <w:tabs>
+          <w:tab w:val="num" w:pos="3240"/>
+        </w:tabs>
+        <w:ind w:left="3240" w:hanging="360"/>
+      </w:pPr>
+      <w:rPr/>
+    </w:lvl>
+    <w:lvl w:ilvl="8">
+      <w:start w:val="1"/>
+      <w:numFmt w:val="decimal"/>
+      <w:lvlText w:val="%9."/>
+      <w:lvlJc w:val="left"/>
+      <w:pPr>
+        <w:tabs>
+          <w:tab w:val="num" w:pos="3600"/>
+        </w:tabs>
+        <w:ind w:left="3600" w:hanging="360"/>
+      </w:pPr>
+      <w:rPr/>
+    </w:lvl>
+  </w:abstractNum>
+  <w:abstractNum w:abstractNumId="33">
+    <w:lvl w:ilvl="0">
+      <w:start w:val="1"/>
+      <w:numFmt w:val="bullet"/>
+      <w:lvlText w:val=""/>
+      <w:lvlJc w:val="left"/>
+      <w:pPr>
+        <w:tabs>
+          <w:tab w:val="num" w:pos="0"/>
+        </w:tabs>
+        <w:ind w:left="720" w:hanging="360"/>
+      </w:pPr>
+      <w:rPr>
+        <w:rFonts w:ascii="Symbol" w:hAnsi="Symbol" w:cs="Symbol" w:hint="default"/>
+      </w:rPr>
+    </w:lvl>
+    <w:lvl w:ilvl="1">
+      <w:start w:val="1"/>
+      <w:numFmt w:val="decimal"/>
+      <w:lvlText w:val="%2."/>
+      <w:lvlJc w:val="left"/>
+      <w:pPr>
+        <w:tabs>
+          <w:tab w:val="num" w:pos="1080"/>
+        </w:tabs>
+        <w:ind w:left="1080" w:hanging="360"/>
+      </w:pPr>
+      <w:rPr/>
+    </w:lvl>
+    <w:lvl w:ilvl="2">
+      <w:start w:val="1"/>
+      <w:numFmt w:val="decimal"/>
+      <w:lvlText w:val="%3."/>
+      <w:lvlJc w:val="left"/>
+      <w:pPr>
+        <w:tabs>
+          <w:tab w:val="num" w:pos="1440"/>
+        </w:tabs>
+        <w:ind w:left="1440" w:hanging="360"/>
+      </w:pPr>
+      <w:rPr/>
+    </w:lvl>
+    <w:lvl w:ilvl="3">
+      <w:start w:val="1"/>
+      <w:numFmt w:val="decimal"/>
+      <w:lvlText w:val="%4."/>
+      <w:lvlJc w:val="left"/>
+      <w:pPr>
+        <w:tabs>
+          <w:tab w:val="num" w:pos="1800"/>
+        </w:tabs>
+        <w:ind w:left="1800" w:hanging="360"/>
+      </w:pPr>
+      <w:rPr/>
+    </w:lvl>
+    <w:lvl w:ilvl="4">
+      <w:start w:val="1"/>
+      <w:numFmt w:val="decimal"/>
+      <w:lvlText w:val="%5."/>
+      <w:lvlJc w:val="left"/>
+      <w:pPr>
+        <w:tabs>
+          <w:tab w:val="num" w:pos="2160"/>
+        </w:tabs>
+        <w:ind w:left="2160" w:hanging="360"/>
+      </w:pPr>
+      <w:rPr/>
+    </w:lvl>
+    <w:lvl w:ilvl="5">
+      <w:start w:val="1"/>
+      <w:numFmt w:val="decimal"/>
+      <w:lvlText w:val="%6."/>
+      <w:lvlJc w:val="left"/>
+      <w:pPr>
+        <w:tabs>
+          <w:tab w:val="num" w:pos="2520"/>
+        </w:tabs>
+        <w:ind w:left="2520" w:hanging="360"/>
+      </w:pPr>
+      <w:rPr/>
+    </w:lvl>
+    <w:lvl w:ilvl="6">
+      <w:start w:val="1"/>
+      <w:numFmt w:val="decimal"/>
+      <w:lvlText w:val="%7."/>
+      <w:lvlJc w:val="left"/>
+      <w:pPr>
+        <w:tabs>
+          <w:tab w:val="num" w:pos="2880"/>
+        </w:tabs>
+        <w:ind w:left="2880" w:hanging="360"/>
+      </w:pPr>
+      <w:rPr/>
+    </w:lvl>
+    <w:lvl w:ilvl="7">
+      <w:start w:val="1"/>
+      <w:numFmt w:val="decimal"/>
+      <w:lvlText w:val="%8."/>
+      <w:lvlJc w:val="left"/>
+      <w:pPr>
+        <w:tabs>
+          <w:tab w:val="num" w:pos="3240"/>
+        </w:tabs>
+        <w:ind w:left="3240" w:hanging="360"/>
+      </w:pPr>
+      <w:rPr/>
+    </w:lvl>
+    <w:lvl w:ilvl="8">
+      <w:start w:val="1"/>
+      <w:numFmt w:val="decimal"/>
+      <w:lvlText w:val="%9."/>
+      <w:lvlJc w:val="left"/>
+      <w:pPr>
+        <w:tabs>
+          <w:tab w:val="num" w:pos="3600"/>
+        </w:tabs>
+        <w:ind w:left="3600" w:hanging="360"/>
+      </w:pPr>
+      <w:rPr/>
+    </w:lvl>
+  </w:abstractNum>
+  <w:abstractNum w:abstractNumId="34">
+    <w:lvl w:ilvl="0">
+      <w:start w:val="1"/>
+      <w:numFmt w:val="bullet"/>
+      <w:lvlText w:val=""/>
+      <w:lvlJc w:val="left"/>
+      <w:pPr>
+        <w:tabs>
+          <w:tab w:val="num" w:pos="0"/>
+        </w:tabs>
+        <w:ind w:left="720" w:hanging="360"/>
+      </w:pPr>
+      <w:rPr>
+        <w:rFonts w:ascii="Symbol" w:hAnsi="Symbol" w:cs="Symbol" w:hint="default"/>
+      </w:rPr>
+    </w:lvl>
+    <w:lvl w:ilvl="1">
+      <w:start w:val="1"/>
+      <w:numFmt w:val="decimal"/>
+      <w:lvlText w:val="%2."/>
+      <w:lvlJc w:val="left"/>
+      <w:pPr>
+        <w:tabs>
+          <w:tab w:val="num" w:pos="1080"/>
+        </w:tabs>
+        <w:ind w:left="1080" w:hanging="360"/>
+      </w:pPr>
+      <w:rPr/>
+    </w:lvl>
+    <w:lvl w:ilvl="2">
+      <w:start w:val="1"/>
+      <w:numFmt w:val="decimal"/>
+      <w:lvlText w:val="%3."/>
+      <w:lvlJc w:val="left"/>
+      <w:pPr>
+        <w:tabs>
+          <w:tab w:val="num" w:pos="1440"/>
+        </w:tabs>
+        <w:ind w:left="1440" w:hanging="360"/>
+      </w:pPr>
+      <w:rPr/>
+    </w:lvl>
+    <w:lvl w:ilvl="3">
+      <w:start w:val="1"/>
+      <w:numFmt w:val="decimal"/>
+      <w:lvlText w:val="%4."/>
+      <w:lvlJc w:val="left"/>
+      <w:pPr>
+        <w:tabs>
+          <w:tab w:val="num" w:pos="1800"/>
+        </w:tabs>
+        <w:ind w:left="1800" w:hanging="360"/>
+      </w:pPr>
+      <w:rPr/>
+    </w:lvl>
+    <w:lvl w:ilvl="4">
+      <w:start w:val="1"/>
+      <w:numFmt w:val="decimal"/>
+      <w:lvlText w:val="%5."/>
+      <w:lvlJc w:val="left"/>
+      <w:pPr>
+        <w:tabs>
+          <w:tab w:val="num" w:pos="2160"/>
+        </w:tabs>
+        <w:ind w:left="2160" w:hanging="360"/>
+      </w:pPr>
+      <w:rPr/>
+    </w:lvl>
+    <w:lvl w:ilvl="5">
+      <w:start w:val="1"/>
+      <w:numFmt w:val="decimal"/>
+      <w:lvlText w:val="%6."/>
+      <w:lvlJc w:val="left"/>
+      <w:pPr>
+        <w:tabs>
+          <w:tab w:val="num" w:pos="2520"/>
+        </w:tabs>
+        <w:ind w:left="2520" w:hanging="360"/>
+      </w:pPr>
+      <w:rPr/>
+    </w:lvl>
+    <w:lvl w:ilvl="6">
+      <w:start w:val="1"/>
+      <w:numFmt w:val="decimal"/>
+      <w:lvlText w:val="%7."/>
+      <w:lvlJc w:val="left"/>
+      <w:pPr>
+        <w:tabs>
+          <w:tab w:val="num" w:pos="2880"/>
+        </w:tabs>
+        <w:ind w:left="2880" w:hanging="360"/>
+      </w:pPr>
+      <w:rPr/>
+    </w:lvl>
+    <w:lvl w:ilvl="7">
+      <w:start w:val="1"/>
+      <w:numFmt w:val="decimal"/>
+      <w:lvlText w:val="%8."/>
+      <w:lvlJc w:val="left"/>
+      <w:pPr>
+        <w:tabs>
+          <w:tab w:val="num" w:pos="3240"/>
+        </w:tabs>
+        <w:ind w:left="3240" w:hanging="360"/>
+      </w:pPr>
+      <w:rPr/>
+    </w:lvl>
+    <w:lvl w:ilvl="8">
+      <w:start w:val="1"/>
+      <w:numFmt w:val="decimal"/>
+      <w:lvlText w:val="%9."/>
+      <w:lvlJc w:val="left"/>
+      <w:pPr>
+        <w:tabs>
+          <w:tab w:val="num" w:pos="3600"/>
+        </w:tabs>
+        <w:ind w:left="3600" w:hanging="360"/>
+      </w:pPr>
+      <w:rPr/>
+    </w:lvl>
+  </w:abstractNum>
+  <w:abstractNum w:abstractNumId="35">
+    <w:lvl w:ilvl="0">
+      <w:start w:val="1"/>
+      <w:numFmt w:val="bullet"/>
+      <w:lvlText w:val=""/>
+      <w:lvlJc w:val="left"/>
+      <w:pPr>
+        <w:tabs>
+          <w:tab w:val="num" w:pos="0"/>
+        </w:tabs>
+        <w:ind w:left="720" w:hanging="360"/>
+      </w:pPr>
+      <w:rPr>
+        <w:rFonts w:ascii="Symbol" w:hAnsi="Symbol" w:cs="Symbol" w:hint="default"/>
+      </w:rPr>
+    </w:lvl>
+    <w:lvl w:ilvl="1">
+      <w:start w:val="1"/>
+      <w:numFmt w:val="decimal"/>
+      <w:lvlText w:val="%2."/>
+      <w:lvlJc w:val="left"/>
+      <w:pPr>
+        <w:tabs>
+          <w:tab w:val="num" w:pos="1080"/>
+        </w:tabs>
+        <w:ind w:left="1080" w:hanging="360"/>
+      </w:pPr>
+      <w:rPr/>
+    </w:lvl>
+    <w:lvl w:ilvl="2">
+      <w:start w:val="1"/>
+      <w:numFmt w:val="decimal"/>
+      <w:lvlText w:val="%3."/>
+      <w:lvlJc w:val="left"/>
+      <w:pPr>
+        <w:tabs>
+          <w:tab w:val="num" w:pos="1440"/>
+        </w:tabs>
+        <w:ind w:left="1440" w:hanging="360"/>
+      </w:pPr>
+      <w:rPr/>
+    </w:lvl>
+    <w:lvl w:ilvl="3">
+      <w:start w:val="1"/>
+      <w:numFmt w:val="decimal"/>
+      <w:lvlText w:val="%4."/>
+      <w:lvlJc w:val="left"/>
+      <w:pPr>
+        <w:tabs>
+          <w:tab w:val="num" w:pos="1800"/>
+        </w:tabs>
+        <w:ind w:left="1800" w:hanging="360"/>
+      </w:pPr>
+      <w:rPr/>
+    </w:lvl>
+    <w:lvl w:ilvl="4">
+      <w:start w:val="1"/>
+      <w:numFmt w:val="decimal"/>
+      <w:lvlText w:val="%5."/>
+      <w:lvlJc w:val="left"/>
+      <w:pPr>
+        <w:tabs>
+          <w:tab w:val="num" w:pos="2160"/>
+        </w:tabs>
+        <w:ind w:left="2160" w:hanging="360"/>
+      </w:pPr>
+      <w:rPr/>
+    </w:lvl>
+    <w:lvl w:ilvl="5">
+      <w:start w:val="1"/>
+      <w:numFmt w:val="decimal"/>
+      <w:lvlText w:val="%6."/>
+      <w:lvlJc w:val="left"/>
+      <w:pPr>
+        <w:tabs>
+          <w:tab w:val="num" w:pos="2520"/>
+        </w:tabs>
+        <w:ind w:left="2520" w:hanging="360"/>
+      </w:pPr>
+      <w:rPr/>
+    </w:lvl>
+    <w:lvl w:ilvl="6">
+      <w:start w:val="1"/>
+      <w:numFmt w:val="decimal"/>
+      <w:lvlText w:val="%7."/>
+      <w:lvlJc w:val="left"/>
+      <w:pPr>
+        <w:tabs>
+          <w:tab w:val="num" w:pos="2880"/>
+        </w:tabs>
+        <w:ind w:left="2880" w:hanging="360"/>
+      </w:pPr>
+      <w:rPr/>
+    </w:lvl>
+    <w:lvl w:ilvl="7">
+      <w:start w:val="1"/>
+      <w:numFmt w:val="decimal"/>
+      <w:lvlText w:val="%8."/>
+      <w:lvlJc w:val="left"/>
+      <w:pPr>
+        <w:tabs>
+          <w:tab w:val="num" w:pos="3240"/>
+        </w:tabs>
+        <w:ind w:left="3240" w:hanging="360"/>
+      </w:pPr>
+      <w:rPr/>
+    </w:lvl>
+    <w:lvl w:ilvl="8">
+      <w:start w:val="1"/>
+      <w:numFmt w:val="decimal"/>
+      <w:lvlText w:val="%9."/>
+      <w:lvlJc w:val="left"/>
+      <w:pPr>
+        <w:tabs>
+          <w:tab w:val="num" w:pos="3600"/>
+        </w:tabs>
+        <w:ind w:left="3600" w:hanging="360"/>
+      </w:pPr>
+      <w:rPr/>
+    </w:lvl>
+  </w:abstractNum>
+  <w:abstractNum w:abstractNumId="36">
+    <w:lvl w:ilvl="0">
+      <w:start w:val="1"/>
+      <w:numFmt w:val="bullet"/>
+      <w:lvlText w:val=""/>
+      <w:lvlJc w:val="left"/>
+      <w:pPr>
+        <w:tabs>
+          <w:tab w:val="num" w:pos="0"/>
+        </w:tabs>
+        <w:ind w:left="720" w:hanging="360"/>
+      </w:pPr>
+      <w:rPr>
+        <w:rFonts w:ascii="Symbol" w:hAnsi="Symbol" w:cs="Symbol" w:hint="default"/>
+      </w:rPr>
+    </w:lvl>
+    <w:lvl w:ilvl="1">
+      <w:start w:val="1"/>
+      <w:numFmt w:val="decimal"/>
+      <w:lvlText w:val="%2."/>
+      <w:lvlJc w:val="left"/>
+      <w:pPr>
+        <w:tabs>
+          <w:tab w:val="num" w:pos="1080"/>
+        </w:tabs>
+        <w:ind w:left="1080" w:hanging="360"/>
+      </w:pPr>
+      <w:rPr/>
+    </w:lvl>
+    <w:lvl w:ilvl="2">
+      <w:start w:val="1"/>
+      <w:numFmt w:val="decimal"/>
+      <w:lvlText w:val="%3."/>
+      <w:lvlJc w:val="left"/>
+      <w:pPr>
+        <w:tabs>
+          <w:tab w:val="num" w:pos="1440"/>
+        </w:tabs>
+        <w:ind w:left="1440" w:hanging="360"/>
+      </w:pPr>
+      <w:rPr/>
+    </w:lvl>
+    <w:lvl w:ilvl="3">
+      <w:start w:val="1"/>
+      <w:numFmt w:val="decimal"/>
+      <w:lvlText w:val="%4."/>
+      <w:lvlJc w:val="left"/>
+      <w:pPr>
+        <w:tabs>
+          <w:tab w:val="num" w:pos="1800"/>
+        </w:tabs>
+        <w:ind w:left="1800" w:hanging="360"/>
+      </w:pPr>
+      <w:rPr/>
+    </w:lvl>
+    <w:lvl w:ilvl="4">
+      <w:start w:val="1"/>
+      <w:numFmt w:val="decimal"/>
+      <w:lvlText w:val="%5."/>
+      <w:lvlJc w:val="left"/>
+      <w:pPr>
+        <w:tabs>
+          <w:tab w:val="num" w:pos="2160"/>
+        </w:tabs>
+        <w:ind w:left="2160" w:hanging="360"/>
+      </w:pPr>
+      <w:rPr/>
+    </w:lvl>
+    <w:lvl w:ilvl="5">
+      <w:start w:val="1"/>
+      <w:numFmt w:val="decimal"/>
+      <w:lvlText w:val="%6."/>
+      <w:lvlJc w:val="left"/>
+      <w:pPr>
+        <w:tabs>
+          <w:tab w:val="num" w:pos="2520"/>
+        </w:tabs>
+        <w:ind w:left="2520" w:hanging="360"/>
+      </w:pPr>
+      <w:rPr/>
+    </w:lvl>
+    <w:lvl w:ilvl="6">
+      <w:start w:val="1"/>
+      <w:numFmt w:val="decimal"/>
+      <w:lvlText w:val="%7."/>
+      <w:lvlJc w:val="left"/>
+      <w:pPr>
+        <w:tabs>
+          <w:tab w:val="num" w:pos="2880"/>
+        </w:tabs>
+        <w:ind w:left="2880" w:hanging="360"/>
+      </w:pPr>
+      <w:rPr/>
+    </w:lvl>
+    <w:lvl w:ilvl="7">
+      <w:start w:val="1"/>
+      <w:numFmt w:val="decimal"/>
+      <w:lvlText w:val="%8."/>
+      <w:lvlJc w:val="left"/>
+      <w:pPr>
+        <w:tabs>
+          <w:tab w:val="num" w:pos="3240"/>
+        </w:tabs>
+        <w:ind w:left="3240" w:hanging="360"/>
+      </w:pPr>
+      <w:rPr/>
+    </w:lvl>
+    <w:lvl w:ilvl="8">
+      <w:start w:val="1"/>
+      <w:numFmt w:val="decimal"/>
+      <w:lvlText w:val="%9."/>
+      <w:lvlJc w:val="left"/>
+      <w:pPr>
+        <w:tabs>
+          <w:tab w:val="num" w:pos="3600"/>
+        </w:tabs>
+        <w:ind w:left="3600" w:hanging="360"/>
+      </w:pPr>
+      <w:rPr/>
+    </w:lvl>
+  </w:abstractNum>
+  <w:abstractNum w:abstractNumId="37">
+    <w:lvl w:ilvl="0">
+      <w:start w:val="1"/>
+      <w:numFmt w:val="bullet"/>
+      <w:lvlText w:val=""/>
+      <w:lvlJc w:val="left"/>
+      <w:pPr>
+        <w:tabs>
+          <w:tab w:val="num" w:pos="0"/>
+        </w:tabs>
+        <w:ind w:left="720" w:hanging="360"/>
+      </w:pPr>
+      <w:rPr>
+        <w:rFonts w:ascii="Symbol" w:hAnsi="Symbol" w:cs="Symbol" w:hint="default"/>
+      </w:rPr>
+    </w:lvl>
+    <w:lvl w:ilvl="1">
+      <w:start w:val="1"/>
+      <w:numFmt w:val="decimal"/>
+      <w:lvlText w:val="%2."/>
+      <w:lvlJc w:val="left"/>
+      <w:pPr>
+        <w:tabs>
+          <w:tab w:val="num" w:pos="1080"/>
+        </w:tabs>
+        <w:ind w:left="1080" w:hanging="360"/>
+      </w:pPr>
+      <w:rPr/>
+    </w:lvl>
+    <w:lvl w:ilvl="2">
+      <w:start w:val="1"/>
+      <w:numFmt w:val="decimal"/>
+      <w:lvlText w:val="%3."/>
+      <w:lvlJc w:val="left"/>
+      <w:pPr>
+        <w:tabs>
+          <w:tab w:val="num" w:pos="1440"/>
+        </w:tabs>
+        <w:ind w:left="1440" w:hanging="360"/>
+      </w:pPr>
+      <w:rPr/>
+    </w:lvl>
+    <w:lvl w:ilvl="3">
+      <w:start w:val="1"/>
+      <w:numFmt w:val="decimal"/>
+      <w:lvlText w:val="%4."/>
+      <w:lvlJc w:val="left"/>
+      <w:pPr>
+        <w:tabs>
+          <w:tab w:val="num" w:pos="1800"/>
+        </w:tabs>
+        <w:ind w:left="1800" w:hanging="360"/>
+      </w:pPr>
+      <w:rPr/>
+    </w:lvl>
+    <w:lvl w:ilvl="4">
+      <w:start w:val="1"/>
+      <w:numFmt w:val="decimal"/>
+      <w:lvlText w:val="%5."/>
+      <w:lvlJc w:val="left"/>
+      <w:pPr>
+        <w:tabs>
+          <w:tab w:val="num" w:pos="2160"/>
+        </w:tabs>
+        <w:ind w:left="2160" w:hanging="360"/>
+      </w:pPr>
+      <w:rPr/>
+    </w:lvl>
+    <w:lvl w:ilvl="5">
+      <w:start w:val="1"/>
+      <w:numFmt w:val="decimal"/>
+      <w:lvlText w:val="%6."/>
+      <w:lvlJc w:val="left"/>
+      <w:pPr>
+        <w:tabs>
+          <w:tab w:val="num" w:pos="2520"/>
+        </w:tabs>
+        <w:ind w:left="2520" w:hanging="360"/>
+      </w:pPr>
+      <w:rPr/>
+    </w:lvl>
+    <w:lvl w:ilvl="6">
+      <w:start w:val="1"/>
+      <w:numFmt w:val="decimal"/>
+      <w:lvlText w:val="%7."/>
+      <w:lvlJc w:val="left"/>
+      <w:pPr>
+        <w:tabs>
+          <w:tab w:val="num" w:pos="2880"/>
+        </w:tabs>
+        <w:ind w:left="2880" w:hanging="360"/>
+      </w:pPr>
+      <w:rPr/>
+    </w:lvl>
+    <w:lvl w:ilvl="7">
+      <w:start w:val="1"/>
+      <w:numFmt w:val="decimal"/>
+      <w:lvlText w:val="%8."/>
+      <w:lvlJc w:val="left"/>
+      <w:pPr>
+        <w:tabs>
+          <w:tab w:val="num" w:pos="3240"/>
+        </w:tabs>
+        <w:ind w:left="3240" w:hanging="360"/>
+      </w:pPr>
+      <w:rPr/>
+    </w:lvl>
+    <w:lvl w:ilvl="8">
+      <w:start w:val="1"/>
+      <w:numFmt w:val="decimal"/>
+      <w:lvlText w:val="%9."/>
+      <w:lvlJc w:val="left"/>
+      <w:pPr>
+        <w:tabs>
+          <w:tab w:val="num" w:pos="3600"/>
+        </w:tabs>
+        <w:ind w:left="3600" w:hanging="360"/>
+      </w:pPr>
+      <w:rPr/>
+    </w:lvl>
+  </w:abstractNum>
+  <w:abstractNum w:abstractNumId="38">
+    <w:lvl w:ilvl="0">
+      <w:start w:val="1"/>
+      <w:numFmt w:val="bullet"/>
+      <w:lvlText w:val=""/>
+      <w:lvlJc w:val="left"/>
+      <w:pPr>
+        <w:tabs>
+          <w:tab w:val="num" w:pos="0"/>
+        </w:tabs>
+        <w:ind w:left="720" w:hanging="360"/>
+      </w:pPr>
+      <w:rPr>
+        <w:rFonts w:ascii="Symbol" w:hAnsi="Symbol" w:cs="Symbol" w:hint="default"/>
+      </w:rPr>
+    </w:lvl>
+    <w:lvl w:ilvl="1">
+      <w:start w:val="1"/>
+      <w:numFmt w:val="decimal"/>
+      <w:lvlText w:val="%2."/>
+      <w:lvlJc w:val="left"/>
+      <w:pPr>
+        <w:tabs>
+          <w:tab w:val="num" w:pos="1080"/>
+        </w:tabs>
+        <w:ind w:left="1080" w:hanging="360"/>
+      </w:pPr>
+      <w:rPr/>
+    </w:lvl>
+    <w:lvl w:ilvl="2">
+      <w:start w:val="1"/>
+      <w:numFmt w:val="decimal"/>
+      <w:lvlText w:val="%3."/>
+      <w:lvlJc w:val="left"/>
+      <w:pPr>
+        <w:tabs>
+          <w:tab w:val="num" w:pos="1440"/>
+        </w:tabs>
+        <w:ind w:left="1440" w:hanging="360"/>
+      </w:pPr>
+      <w:rPr/>
+    </w:lvl>
+    <w:lvl w:ilvl="3">
+      <w:start w:val="1"/>
+      <w:numFmt w:val="decimal"/>
+      <w:lvlText w:val="%4."/>
+      <w:lvlJc w:val="left"/>
+      <w:pPr>
+        <w:tabs>
+          <w:tab w:val="num" w:pos="1800"/>
+        </w:tabs>
+        <w:ind w:left="1800" w:hanging="360"/>
+      </w:pPr>
+      <w:rPr/>
+    </w:lvl>
+    <w:lvl w:ilvl="4">
+      <w:start w:val="1"/>
+      <w:numFmt w:val="decimal"/>
+      <w:lvlText w:val="%5."/>
+      <w:lvlJc w:val="left"/>
+      <w:pPr>
+        <w:tabs>
+          <w:tab w:val="num" w:pos="2160"/>
+        </w:tabs>
+        <w:ind w:left="2160" w:hanging="360"/>
+      </w:pPr>
+      <w:rPr/>
+    </w:lvl>
+    <w:lvl w:ilvl="5">
+      <w:start w:val="1"/>
+      <w:numFmt w:val="decimal"/>
+      <w:lvlText w:val="%6."/>
+      <w:lvlJc w:val="left"/>
+      <w:pPr>
+        <w:tabs>
+          <w:tab w:val="num" w:pos="2520"/>
+        </w:tabs>
+        <w:ind w:left="2520" w:hanging="360"/>
+      </w:pPr>
+      <w:rPr/>
+    </w:lvl>
+    <w:lvl w:ilvl="6">
+      <w:start w:val="1"/>
+      <w:numFmt w:val="decimal"/>
+      <w:lvlText w:val="%7."/>
+      <w:lvlJc w:val="left"/>
+      <w:pPr>
+        <w:tabs>
+          <w:tab w:val="num" w:pos="2880"/>
+        </w:tabs>
+        <w:ind w:left="2880" w:hanging="360"/>
+      </w:pPr>
+      <w:rPr/>
+    </w:lvl>
+    <w:lvl w:ilvl="7">
+      <w:start w:val="1"/>
+      <w:numFmt w:val="decimal"/>
+      <w:lvlText w:val="%8."/>
+      <w:lvlJc w:val="left"/>
+      <w:pPr>
+        <w:tabs>
+          <w:tab w:val="num" w:pos="3240"/>
+        </w:tabs>
+        <w:ind w:left="3240" w:hanging="360"/>
+      </w:pPr>
+      <w:rPr/>
+    </w:lvl>
+    <w:lvl w:ilvl="8">
+      <w:start w:val="1"/>
+      <w:numFmt w:val="decimal"/>
+      <w:lvlText w:val="%9."/>
+      <w:lvlJc w:val="left"/>
+      <w:pPr>
+        <w:tabs>
+          <w:tab w:val="num" w:pos="3600"/>
+        </w:tabs>
+        <w:ind w:left="3600" w:hanging="360"/>
+      </w:pPr>
+      <w:rPr/>
+    </w:lvl>
+  </w:abstractNum>
+  <w:abstractNum w:abstractNumId="39">
+    <w:lvl w:ilvl="0">
+      <w:start w:val="1"/>
+      <w:numFmt w:val="bullet"/>
+      <w:lvlText w:val=""/>
+      <w:lvlJc w:val="left"/>
+      <w:pPr>
+        <w:tabs>
+          <w:tab w:val="num" w:pos="0"/>
+        </w:tabs>
+        <w:ind w:left="720" w:hanging="360"/>
+      </w:pPr>
+      <w:rPr>
+        <w:rFonts w:ascii="Symbol" w:hAnsi="Symbol" w:cs="Symbol" w:hint="default"/>
+      </w:rPr>
+    </w:lvl>
+    <w:lvl w:ilvl="1">
+      <w:start w:val="1"/>
+      <w:numFmt w:val="decimal"/>
+      <w:lvlText w:val="%2."/>
+      <w:lvlJc w:val="left"/>
+      <w:pPr>
+        <w:tabs>
+          <w:tab w:val="num" w:pos="1080"/>
+        </w:tabs>
+        <w:ind w:left="1080" w:hanging="360"/>
+      </w:pPr>
+      <w:rPr/>
+    </w:lvl>
+    <w:lvl w:ilvl="2">
+      <w:start w:val="1"/>
+      <w:numFmt w:val="decimal"/>
+      <w:lvlText w:val="%3."/>
+      <w:lvlJc w:val="left"/>
+      <w:pPr>
+        <w:tabs>
+          <w:tab w:val="num" w:pos="1440"/>
+        </w:tabs>
+        <w:ind w:left="1440" w:hanging="360"/>
+      </w:pPr>
+      <w:rPr/>
+    </w:lvl>
+    <w:lvl w:ilvl="3">
+      <w:start w:val="1"/>
+      <w:numFmt w:val="decimal"/>
+      <w:lvlText w:val="%4."/>
+      <w:lvlJc w:val="left"/>
+      <w:pPr>
+        <w:tabs>
+          <w:tab w:val="num" w:pos="1800"/>
+        </w:tabs>
+        <w:ind w:left="1800" w:hanging="360"/>
+      </w:pPr>
+      <w:rPr/>
+    </w:lvl>
+    <w:lvl w:ilvl="4">
+      <w:start w:val="1"/>
+      <w:numFmt w:val="decimal"/>
+      <w:lvlText w:val="%5."/>
+      <w:lvlJc w:val="left"/>
+      <w:pPr>
+        <w:tabs>
+          <w:tab w:val="num" w:pos="2160"/>
+        </w:tabs>
+        <w:ind w:left="2160" w:hanging="360"/>
+      </w:pPr>
+      <w:rPr/>
+    </w:lvl>
+    <w:lvl w:ilvl="5">
+      <w:start w:val="1"/>
+      <w:numFmt w:val="decimal"/>
+      <w:lvlText w:val="%6."/>
+      <w:lvlJc w:val="left"/>
+      <w:pPr>
+        <w:tabs>
+          <w:tab w:val="num" w:pos="2520"/>
+        </w:tabs>
+        <w:ind w:left="2520" w:hanging="360"/>
+      </w:pPr>
+      <w:rPr/>
+    </w:lvl>
+    <w:lvl w:ilvl="6">
+      <w:start w:val="1"/>
+      <w:numFmt w:val="decimal"/>
+      <w:lvlText w:val="%7."/>
+      <w:lvlJc w:val="left"/>
+      <w:pPr>
+        <w:tabs>
+          <w:tab w:val="num" w:pos="2880"/>
+        </w:tabs>
+        <w:ind w:left="2880" w:hanging="360"/>
+      </w:pPr>
+      <w:rPr/>
+    </w:lvl>
+    <w:lvl w:ilvl="7">
+      <w:start w:val="1"/>
+      <w:numFmt w:val="decimal"/>
+      <w:lvlText w:val="%8."/>
+      <w:lvlJc w:val="left"/>
+      <w:pPr>
+        <w:tabs>
+          <w:tab w:val="num" w:pos="3240"/>
+        </w:tabs>
+        <w:ind w:left="3240" w:hanging="360"/>
+      </w:pPr>
+      <w:rPr/>
+    </w:lvl>
+    <w:lvl w:ilvl="8">
+      <w:start w:val="1"/>
+      <w:numFmt w:val="decimal"/>
+      <w:lvlText w:val="%9."/>
+      <w:lvlJc w:val="left"/>
+      <w:pPr>
+        <w:tabs>
+          <w:tab w:val="num" w:pos="3600"/>
+        </w:tabs>
+        <w:ind w:left="3600" w:hanging="360"/>
+      </w:pPr>
+      <w:rPr/>
+    </w:lvl>
+  </w:abstractNum>
+  <w:abstractNum w:abstractNumId="40">
+    <w:lvl w:ilvl="0">
+      <w:start w:val="1"/>
+      <w:numFmt w:val="bullet"/>
+      <w:lvlText w:val=""/>
+      <w:lvlJc w:val="left"/>
+      <w:pPr>
+        <w:tabs>
+          <w:tab w:val="num" w:pos="0"/>
+        </w:tabs>
+        <w:ind w:left="720" w:hanging="360"/>
+      </w:pPr>
+      <w:rPr>
+        <w:rFonts w:ascii="Symbol" w:hAnsi="Symbol" w:cs="Symbol" w:hint="default"/>
+      </w:rPr>
+    </w:lvl>
+    <w:lvl w:ilvl="1">
+      <w:start w:val="1"/>
+      <w:numFmt w:val="decimal"/>
+      <w:lvlText w:val="%2."/>
+      <w:lvlJc w:val="left"/>
+      <w:pPr>
+        <w:tabs>
+          <w:tab w:val="num" w:pos="1080"/>
+        </w:tabs>
+        <w:ind w:left="1080" w:hanging="360"/>
+      </w:pPr>
+      <w:rPr/>
+    </w:lvl>
+    <w:lvl w:ilvl="2">
+      <w:start w:val="1"/>
+      <w:numFmt w:val="decimal"/>
+      <w:lvlText w:val="%3."/>
+      <w:lvlJc w:val="left"/>
+      <w:pPr>
+        <w:tabs>
+          <w:tab w:val="num" w:pos="1440"/>
+        </w:tabs>
+        <w:ind w:left="1440" w:hanging="360"/>
+      </w:pPr>
+      <w:rPr/>
+    </w:lvl>
+    <w:lvl w:ilvl="3">
+      <w:start w:val="1"/>
+      <w:numFmt w:val="decimal"/>
+      <w:lvlText w:val="%4."/>
+      <w:lvlJc w:val="left"/>
+      <w:pPr>
+        <w:tabs>
+          <w:tab w:val="num" w:pos="1800"/>
+        </w:tabs>
+        <w:ind w:left="1800" w:hanging="360"/>
+      </w:pPr>
+      <w:rPr/>
+    </w:lvl>
+    <w:lvl w:ilvl="4">
+      <w:start w:val="1"/>
+      <w:numFmt w:val="decimal"/>
+      <w:lvlText w:val="%5."/>
+      <w:lvlJc w:val="left"/>
+      <w:pPr>
+        <w:tabs>
+          <w:tab w:val="num" w:pos="2160"/>
+        </w:tabs>
+        <w:ind w:left="2160" w:hanging="360"/>
+      </w:pPr>
+      <w:rPr/>
+    </w:lvl>
+    <w:lvl w:ilvl="5">
+      <w:start w:val="1"/>
+      <w:numFmt w:val="decimal"/>
+      <w:lvlText w:val="%6."/>
+      <w:lvlJc w:val="left"/>
+      <w:pPr>
+        <w:tabs>
+          <w:tab w:val="num" w:pos="2520"/>
+        </w:tabs>
+        <w:ind w:left="2520" w:hanging="360"/>
+      </w:pPr>
+      <w:rPr/>
+    </w:lvl>
+    <w:lvl w:ilvl="6">
+      <w:start w:val="1"/>
+      <w:numFmt w:val="decimal"/>
+      <w:lvlText w:val="%7."/>
+      <w:lvlJc w:val="left"/>
+      <w:pPr>
+        <w:tabs>
+          <w:tab w:val="num" w:pos="2880"/>
+        </w:tabs>
+        <w:ind w:left="2880" w:hanging="360"/>
+      </w:pPr>
+      <w:rPr/>
+    </w:lvl>
+    <w:lvl w:ilvl="7">
+      <w:start w:val="1"/>
+      <w:numFmt w:val="decimal"/>
+      <w:lvlText w:val="%8."/>
+      <w:lvlJc w:val="left"/>
+      <w:pPr>
+        <w:tabs>
+          <w:tab w:val="num" w:pos="3240"/>
+        </w:tabs>
+        <w:ind w:left="3240" w:hanging="360"/>
+      </w:pPr>
+      <w:rPr/>
+    </w:lvl>
+    <w:lvl w:ilvl="8">
+      <w:start w:val="1"/>
+      <w:numFmt w:val="decimal"/>
+      <w:lvlText w:val="%9."/>
+      <w:lvlJc w:val="left"/>
+      <w:pPr>
+        <w:tabs>
+          <w:tab w:val="num" w:pos="3600"/>
+        </w:tabs>
+        <w:ind w:left="3600" w:hanging="360"/>
+      </w:pPr>
+      <w:rPr/>
+    </w:lvl>
+  </w:abstractNum>
+  <w:abstractNum w:abstractNumId="41">
+    <w:lvl w:ilvl="0">
+      <w:start w:val="1"/>
+      <w:numFmt w:val="bullet"/>
+      <w:lvlText w:val=""/>
+      <w:lvlJc w:val="left"/>
+      <w:pPr>
+        <w:tabs>
+          <w:tab w:val="num" w:pos="0"/>
+        </w:tabs>
+        <w:ind w:left="720" w:hanging="360"/>
+      </w:pPr>
+      <w:rPr>
+        <w:rFonts w:ascii="Symbol" w:hAnsi="Symbol" w:cs="Symbol" w:hint="default"/>
+      </w:rPr>
+    </w:lvl>
+    <w:lvl w:ilvl="1">
+      <w:start w:val="1"/>
+      <w:numFmt w:val="decimal"/>
+      <w:lvlText w:val="%2."/>
+      <w:lvlJc w:val="left"/>
+      <w:pPr>
+        <w:tabs>
+          <w:tab w:val="num" w:pos="1080"/>
+        </w:tabs>
+        <w:ind w:left="1080" w:hanging="360"/>
+      </w:pPr>
+      <w:rPr/>
+    </w:lvl>
+    <w:lvl w:ilvl="2">
+      <w:start w:val="1"/>
+      <w:numFmt w:val="decimal"/>
+      <w:lvlText w:val="%3."/>
+      <w:lvlJc w:val="left"/>
+      <w:pPr>
+        <w:tabs>
+          <w:tab w:val="num" w:pos="1440"/>
+        </w:tabs>
+        <w:ind w:left="1440" w:hanging="360"/>
+      </w:pPr>
+      <w:rPr/>
+    </w:lvl>
+    <w:lvl w:ilvl="3">
+      <w:start w:val="1"/>
+      <w:numFmt w:val="decimal"/>
+      <w:lvlText w:val="%4."/>
+      <w:lvlJc w:val="left"/>
+      <w:pPr>
+        <w:tabs>
+          <w:tab w:val="num" w:pos="1800"/>
+        </w:tabs>
+        <w:ind w:left="1800" w:hanging="360"/>
+      </w:pPr>
+      <w:rPr/>
+    </w:lvl>
+    <w:lvl w:ilvl="4">
+      <w:start w:val="1"/>
+      <w:numFmt w:val="decimal"/>
+      <w:lvlText w:val="%5."/>
+      <w:lvlJc w:val="left"/>
+      <w:pPr>
+        <w:tabs>
+          <w:tab w:val="num" w:pos="2160"/>
+        </w:tabs>
+        <w:ind w:left="2160" w:hanging="360"/>
+      </w:pPr>
+      <w:rPr/>
+    </w:lvl>
+    <w:lvl w:ilvl="5">
+      <w:start w:val="1"/>
+      <w:numFmt w:val="decimal"/>
+      <w:lvlText w:val="%6."/>
+      <w:lvlJc w:val="left"/>
+      <w:pPr>
+        <w:tabs>
+          <w:tab w:val="num" w:pos="2520"/>
+        </w:tabs>
+        <w:ind w:left="2520" w:hanging="360"/>
+      </w:pPr>
+      <w:rPr/>
+    </w:lvl>
+    <w:lvl w:ilvl="6">
+      <w:start w:val="1"/>
+      <w:numFmt w:val="decimal"/>
+      <w:lvlText w:val="%7."/>
+      <w:lvlJc w:val="left"/>
+      <w:pPr>
+        <w:tabs>
+          <w:tab w:val="num" w:pos="2880"/>
+        </w:tabs>
+        <w:ind w:left="2880" w:hanging="360"/>
+      </w:pPr>
+      <w:rPr/>
+    </w:lvl>
+    <w:lvl w:ilvl="7">
+      <w:start w:val="1"/>
+      <w:numFmt w:val="decimal"/>
+      <w:lvlText w:val="%8."/>
+      <w:lvlJc w:val="left"/>
+      <w:pPr>
+        <w:tabs>
+          <w:tab w:val="num" w:pos="3240"/>
+        </w:tabs>
+        <w:ind w:left="3240" w:hanging="360"/>
+      </w:pPr>
+      <w:rPr/>
+    </w:lvl>
+    <w:lvl w:ilvl="8">
+      <w:start w:val="1"/>
+      <w:numFmt w:val="decimal"/>
+      <w:lvlText w:val="%9."/>
+      <w:lvlJc w:val="left"/>
+      <w:pPr>
+        <w:tabs>
+          <w:tab w:val="num" w:pos="3600"/>
+        </w:tabs>
+        <w:ind w:left="3600" w:hanging="360"/>
+      </w:pPr>
+      <w:rPr/>
+    </w:lvl>
+  </w:abstractNum>
+  <w:abstractNum w:abstractNumId="42">
+    <w:lvl w:ilvl="0">
+      <w:start w:val="1"/>
+      <w:numFmt w:val="bullet"/>
+      <w:lvlText w:val=""/>
+      <w:lvlJc w:val="left"/>
+      <w:pPr>
+        <w:tabs>
+          <w:tab w:val="num" w:pos="0"/>
+        </w:tabs>
+        <w:ind w:left="720" w:hanging="360"/>
+      </w:pPr>
+      <w:rPr>
+        <w:rFonts w:ascii="Symbol" w:hAnsi="Symbol" w:cs="Symbol" w:hint="default"/>
+      </w:rPr>
+    </w:lvl>
+    <w:lvl w:ilvl="1">
+      <w:start w:val="1"/>
+      <w:numFmt w:val="decimal"/>
+      <w:lvlText w:val="%2."/>
+      <w:lvlJc w:val="left"/>
+      <w:pPr>
+        <w:tabs>
+          <w:tab w:val="num" w:pos="1080"/>
+        </w:tabs>
+        <w:ind w:left="1080" w:hanging="360"/>
+      </w:pPr>
+      <w:rPr/>
+    </w:lvl>
+    <w:lvl w:ilvl="2">
+      <w:start w:val="1"/>
+      <w:numFmt w:val="decimal"/>
+      <w:lvlText w:val="%3."/>
+      <w:lvlJc w:val="left"/>
+      <w:pPr>
+        <w:tabs>
+          <w:tab w:val="num" w:pos="1440"/>
+        </w:tabs>
+        <w:ind w:left="1440" w:hanging="360"/>
+      </w:pPr>
+      <w:rPr/>
+    </w:lvl>
+    <w:lvl w:ilvl="3">
+      <w:start w:val="1"/>
+      <w:numFmt w:val="decimal"/>
+      <w:lvlText w:val="%4."/>
+      <w:lvlJc w:val="left"/>
+      <w:pPr>
+        <w:tabs>
+          <w:tab w:val="num" w:pos="1800"/>
+        </w:tabs>
+        <w:ind w:left="1800" w:hanging="360"/>
+      </w:pPr>
+      <w:rPr/>
+    </w:lvl>
+    <w:lvl w:ilvl="4">
+      <w:start w:val="1"/>
+      <w:numFmt w:val="decimal"/>
+      <w:lvlText w:val="%5."/>
+      <w:lvlJc w:val="left"/>
+      <w:pPr>
+        <w:tabs>
+          <w:tab w:val="num" w:pos="2160"/>
+        </w:tabs>
+        <w:ind w:left="2160" w:hanging="360"/>
+      </w:pPr>
+      <w:rPr/>
+    </w:lvl>
+    <w:lvl w:ilvl="5">
+      <w:start w:val="1"/>
+      <w:numFmt w:val="decimal"/>
+      <w:lvlText w:val="%6."/>
+      <w:lvlJc w:val="left"/>
+      <w:pPr>
+        <w:tabs>
+          <w:tab w:val="num" w:pos="2520"/>
+        </w:tabs>
+        <w:ind w:left="2520" w:hanging="360"/>
+      </w:pPr>
+      <w:rPr/>
+    </w:lvl>
+    <w:lvl w:ilvl="6">
+      <w:start w:val="1"/>
+      <w:numFmt w:val="decimal"/>
+      <w:lvlText w:val="%7."/>
+      <w:lvlJc w:val="left"/>
+      <w:pPr>
+        <w:tabs>
+          <w:tab w:val="num" w:pos="2880"/>
+        </w:tabs>
+        <w:ind w:left="2880" w:hanging="360"/>
+      </w:pPr>
+      <w:rPr/>
+    </w:lvl>
+    <w:lvl w:ilvl="7">
+      <w:start w:val="1"/>
+      <w:numFmt w:val="decimal"/>
+      <w:lvlText w:val="%8."/>
+      <w:lvlJc w:val="left"/>
+      <w:pPr>
+        <w:tabs>
+          <w:tab w:val="num" w:pos="3240"/>
+        </w:tabs>
+        <w:ind w:left="3240" w:hanging="360"/>
+      </w:pPr>
+      <w:rPr/>
+    </w:lvl>
+    <w:lvl w:ilvl="8">
+      <w:start w:val="1"/>
+      <w:numFmt w:val="decimal"/>
+      <w:lvlText w:val="%9."/>
+      <w:lvlJc w:val="left"/>
+      <w:pPr>
+        <w:tabs>
+          <w:tab w:val="num" w:pos="3600"/>
+        </w:tabs>
+        <w:ind w:left="3600" w:hanging="360"/>
+      </w:pPr>
+      <w:rPr/>
+    </w:lvl>
+  </w:abstractNum>
+  <w:abstractNum w:abstractNumId="43">
+    <w:lvl w:ilvl="0">
+      <w:start w:val="1"/>
+      <w:numFmt w:val="bullet"/>
+      <w:lvlText w:val=""/>
+      <w:lvlJc w:val="left"/>
+      <w:pPr>
+        <w:tabs>
+          <w:tab w:val="num" w:pos="0"/>
+        </w:tabs>
+        <w:ind w:left="720" w:hanging="360"/>
+      </w:pPr>
+      <w:rPr>
+        <w:rFonts w:ascii="Symbol" w:hAnsi="Symbol" w:cs="Symbol" w:hint="default"/>
+      </w:rPr>
+    </w:lvl>
+    <w:lvl w:ilvl="1">
+      <w:start w:val="1"/>
+      <w:numFmt w:val="decimal"/>
+      <w:lvlText w:val="%2."/>
+      <w:lvlJc w:val="left"/>
+      <w:pPr>
+        <w:tabs>
+          <w:tab w:val="num" w:pos="1080"/>
+        </w:tabs>
+        <w:ind w:left="1080" w:hanging="360"/>
+      </w:pPr>
+      <w:rPr/>
+    </w:lvl>
+    <w:lvl w:ilvl="2">
+      <w:start w:val="1"/>
+      <w:numFmt w:val="decimal"/>
+      <w:lvlText w:val="%3."/>
+      <w:lvlJc w:val="left"/>
+      <w:pPr>
+        <w:tabs>
+          <w:tab w:val="num" w:pos="1440"/>
+        </w:tabs>
+        <w:ind w:left="1440" w:hanging="360"/>
+      </w:pPr>
+      <w:rPr/>
+    </w:lvl>
+    <w:lvl w:ilvl="3">
+      <w:start w:val="1"/>
+      <w:numFmt w:val="decimal"/>
+      <w:lvlText w:val="%4."/>
+      <w:lvlJc w:val="left"/>
+      <w:pPr>
+        <w:tabs>
+          <w:tab w:val="num" w:pos="1800"/>
+        </w:tabs>
+        <w:ind w:left="1800" w:hanging="360"/>
+      </w:pPr>
+      <w:rPr/>
+    </w:lvl>
+    <w:lvl w:ilvl="4">
+      <w:start w:val="1"/>
+      <w:numFmt w:val="decimal"/>
+      <w:lvlText w:val="%5."/>
+      <w:lvlJc w:val="left"/>
+      <w:pPr>
+        <w:tabs>
+          <w:tab w:val="num" w:pos="2160"/>
+        </w:tabs>
+        <w:ind w:left="2160" w:hanging="360"/>
+      </w:pPr>
+      <w:rPr/>
+    </w:lvl>
+    <w:lvl w:ilvl="5">
+      <w:start w:val="1"/>
+      <w:numFmt w:val="decimal"/>
+      <w:lvlText w:val="%6."/>
+      <w:lvlJc w:val="left"/>
+      <w:pPr>
+        <w:tabs>
+          <w:tab w:val="num" w:pos="2520"/>
+        </w:tabs>
+        <w:ind w:left="2520" w:hanging="360"/>
+      </w:pPr>
+      <w:rPr/>
+    </w:lvl>
+    <w:lvl w:ilvl="6">
+      <w:start w:val="1"/>
+      <w:numFmt w:val="decimal"/>
+      <w:lvlText w:val="%7."/>
+      <w:lvlJc w:val="left"/>
+      <w:pPr>
+        <w:tabs>
+          <w:tab w:val="num" w:pos="2880"/>
+        </w:tabs>
+        <w:ind w:left="2880" w:hanging="360"/>
+      </w:pPr>
+      <w:rPr/>
+    </w:lvl>
+    <w:lvl w:ilvl="7">
+      <w:start w:val="1"/>
+      <w:numFmt w:val="decimal"/>
+      <w:lvlText w:val="%8."/>
+      <w:lvlJc w:val="left"/>
+      <w:pPr>
+        <w:tabs>
+          <w:tab w:val="num" w:pos="3240"/>
+        </w:tabs>
+        <w:ind w:left="3240" w:hanging="360"/>
+      </w:pPr>
+      <w:rPr/>
+    </w:lvl>
+    <w:lvl w:ilvl="8">
+      <w:start w:val="1"/>
+      <w:numFmt w:val="decimal"/>
+      <w:lvlText w:val="%9."/>
+      <w:lvlJc w:val="left"/>
+      <w:pPr>
+        <w:tabs>
+          <w:tab w:val="num" w:pos="3600"/>
+        </w:tabs>
+        <w:ind w:left="3600" w:hanging="360"/>
+      </w:pPr>
+      <w:rPr/>
+    </w:lvl>
+  </w:abstractNum>
+  <w:abstractNum w:abstractNumId="44">
+    <w:lvl w:ilvl="0">
+      <w:start w:val="1"/>
+      <w:numFmt w:val="bullet"/>
+      <w:lvlText w:val=""/>
+      <w:lvlJc w:val="left"/>
+      <w:pPr>
+        <w:tabs>
+          <w:tab w:val="num" w:pos="0"/>
+        </w:tabs>
+        <w:ind w:left="720" w:hanging="360"/>
+      </w:pPr>
+      <w:rPr>
+        <w:rFonts w:ascii="Symbol" w:hAnsi="Symbol" w:cs="Symbol" w:hint="default"/>
+      </w:rPr>
+    </w:lvl>
+    <w:lvl w:ilvl="1">
+      <w:start w:val="1"/>
+      <w:numFmt w:val="decimal"/>
+      <w:lvlText w:val="%2."/>
+      <w:lvlJc w:val="left"/>
+      <w:pPr>
+        <w:tabs>
+          <w:tab w:val="num" w:pos="1080"/>
+        </w:tabs>
+        <w:ind w:left="1080" w:hanging="360"/>
+      </w:pPr>
+      <w:rPr/>
+    </w:lvl>
+    <w:lvl w:ilvl="2">
+      <w:start w:val="1"/>
+      <w:numFmt w:val="decimal"/>
+      <w:lvlText w:val="%3."/>
+      <w:lvlJc w:val="left"/>
+      <w:pPr>
+        <w:tabs>
+          <w:tab w:val="num" w:pos="1440"/>
+        </w:tabs>
+        <w:ind w:left="1440" w:hanging="360"/>
+      </w:pPr>
+      <w:rPr/>
+    </w:lvl>
+    <w:lvl w:ilvl="3">
+      <w:start w:val="1"/>
+      <w:numFmt w:val="decimal"/>
+      <w:lvlText w:val="%4."/>
+      <w:lvlJc w:val="left"/>
+      <w:pPr>
+        <w:tabs>
+          <w:tab w:val="num" w:pos="1800"/>
+        </w:tabs>
+        <w:ind w:left="1800" w:hanging="360"/>
+      </w:pPr>
+      <w:rPr/>
+    </w:lvl>
+    <w:lvl w:ilvl="4">
+      <w:start w:val="1"/>
+      <w:numFmt w:val="decimal"/>
+      <w:lvlText w:val="%5."/>
+      <w:lvlJc w:val="left"/>
+      <w:pPr>
+        <w:tabs>
+          <w:tab w:val="num" w:pos="2160"/>
+        </w:tabs>
+        <w:ind w:left="2160" w:hanging="360"/>
+      </w:pPr>
+      <w:rPr/>
+    </w:lvl>
+    <w:lvl w:ilvl="5">
+      <w:start w:val="1"/>
+      <w:numFmt w:val="decimal"/>
+      <w:lvlText w:val="%6."/>
+      <w:lvlJc w:val="left"/>
+      <w:pPr>
+        <w:tabs>
+          <w:tab w:val="num" w:pos="2520"/>
+        </w:tabs>
+        <w:ind w:left="2520" w:hanging="360"/>
+      </w:pPr>
+      <w:rPr/>
+    </w:lvl>
+    <w:lvl w:ilvl="6">
+      <w:start w:val="1"/>
+      <w:numFmt w:val="decimal"/>
+      <w:lvlText w:val="%7."/>
+      <w:lvlJc w:val="left"/>
+      <w:pPr>
+        <w:tabs>
+          <w:tab w:val="num" w:pos="2880"/>
+        </w:tabs>
+        <w:ind w:left="2880" w:hanging="360"/>
+      </w:pPr>
+      <w:rPr/>
+    </w:lvl>
+    <w:lvl w:ilvl="7">
+      <w:start w:val="1"/>
+      <w:numFmt w:val="decimal"/>
+      <w:lvlText w:val="%8."/>
+      <w:lvlJc w:val="left"/>
+      <w:pPr>
+        <w:tabs>
+          <w:tab w:val="num" w:pos="3240"/>
+        </w:tabs>
+        <w:ind w:left="3240" w:hanging="360"/>
+      </w:pPr>
+      <w:rPr/>
+    </w:lvl>
+    <w:lvl w:ilvl="8">
+      <w:start w:val="1"/>
+      <w:numFmt w:val="decimal"/>
+      <w:lvlText w:val="%9."/>
+      <w:lvlJc w:val="left"/>
+      <w:pPr>
+        <w:tabs>
+          <w:tab w:val="num" w:pos="3600"/>
+        </w:tabs>
+        <w:ind w:left="3600" w:hanging="360"/>
+      </w:pPr>
+      <w:rPr/>
+    </w:lvl>
+  </w:abstractNum>
+  <w:abstractNum w:abstractNumId="45">
+    <w:lvl w:ilvl="0">
+      <w:start w:val="1"/>
+      <w:numFmt w:val="bullet"/>
+      <w:lvlText w:val=""/>
+      <w:lvlJc w:val="left"/>
+      <w:pPr>
+        <w:tabs>
+          <w:tab w:val="num" w:pos="0"/>
+        </w:tabs>
+        <w:ind w:left="720" w:hanging="360"/>
+      </w:pPr>
+      <w:rPr>
+        <w:rFonts w:ascii="Symbol" w:hAnsi="Symbol" w:cs="Symbol" w:hint="default"/>
+      </w:rPr>
+    </w:lvl>
+    <w:lvl w:ilvl="1">
+      <w:start w:val="1"/>
+      <w:numFmt w:val="decimal"/>
+      <w:lvlText w:val="%2."/>
+      <w:lvlJc w:val="left"/>
+      <w:pPr>
+        <w:tabs>
+          <w:tab w:val="num" w:pos="1080"/>
+        </w:tabs>
+        <w:ind w:left="1080" w:hanging="360"/>
+      </w:pPr>
+      <w:rPr/>
+    </w:lvl>
+    <w:lvl w:ilvl="2">
+      <w:start w:val="1"/>
+      <w:numFmt w:val="decimal"/>
+      <w:lvlText w:val="%3."/>
+      <w:lvlJc w:val="left"/>
+      <w:pPr>
+        <w:tabs>
+          <w:tab w:val="num" w:pos="1440"/>
+        </w:tabs>
+        <w:ind w:left="1440" w:hanging="360"/>
+      </w:pPr>
+      <w:rPr/>
+    </w:lvl>
+    <w:lvl w:ilvl="3">
+      <w:start w:val="1"/>
+      <w:numFmt w:val="decimal"/>
+      <w:lvlText w:val="%4."/>
+      <w:lvlJc w:val="left"/>
+      <w:pPr>
+        <w:tabs>
+          <w:tab w:val="num" w:pos="1800"/>
+        </w:tabs>
+        <w:ind w:left="1800" w:hanging="360"/>
+      </w:pPr>
+      <w:rPr/>
+    </w:lvl>
+    <w:lvl w:ilvl="4">
+      <w:start w:val="1"/>
+      <w:numFmt w:val="decimal"/>
+      <w:lvlText w:val="%5."/>
+      <w:lvlJc w:val="left"/>
+      <w:pPr>
+        <w:tabs>
+          <w:tab w:val="num" w:pos="2160"/>
+        </w:tabs>
+        <w:ind w:left="2160" w:hanging="360"/>
+      </w:pPr>
+      <w:rPr/>
+    </w:lvl>
+    <w:lvl w:ilvl="5">
+      <w:start w:val="1"/>
+      <w:numFmt w:val="decimal"/>
+      <w:lvlText w:val="%6."/>
+      <w:lvlJc w:val="left"/>
+      <w:pPr>
+        <w:tabs>
+          <w:tab w:val="num" w:pos="2520"/>
+        </w:tabs>
+        <w:ind w:left="2520" w:hanging="360"/>
+      </w:pPr>
+      <w:rPr/>
+    </w:lvl>
+    <w:lvl w:ilvl="6">
+      <w:start w:val="1"/>
+      <w:numFmt w:val="decimal"/>
+      <w:lvlText w:val="%7."/>
+      <w:lvlJc w:val="left"/>
+      <w:pPr>
+        <w:tabs>
+          <w:tab w:val="num" w:pos="2880"/>
+        </w:tabs>
+        <w:ind w:left="2880" w:hanging="360"/>
+      </w:pPr>
+      <w:rPr/>
+    </w:lvl>
+    <w:lvl w:ilvl="7">
+      <w:start w:val="1"/>
+      <w:numFmt w:val="decimal"/>
+      <w:lvlText w:val="%8."/>
+      <w:lvlJc w:val="left"/>
+      <w:pPr>
+        <w:tabs>
+          <w:tab w:val="num" w:pos="3240"/>
+        </w:tabs>
+        <w:ind w:left="3240" w:hanging="360"/>
+      </w:pPr>
+      <w:rPr/>
+    </w:lvl>
+    <w:lvl w:ilvl="8">
+      <w:start w:val="1"/>
+      <w:numFmt w:val="decimal"/>
+      <w:lvlText w:val="%9."/>
+      <w:lvlJc w:val="left"/>
+      <w:pPr>
+        <w:tabs>
+          <w:tab w:val="num" w:pos="3600"/>
+        </w:tabs>
+        <w:ind w:left="3600" w:hanging="360"/>
+      </w:pPr>
+      <w:rPr/>
+    </w:lvl>
+  </w:abstractNum>
+  <w:abstractNum w:abstractNumId="46">
+    <w:lvl w:ilvl="0">
+      <w:start w:val="1"/>
+      <w:numFmt w:val="bullet"/>
+      <w:lvlText w:val=""/>
+      <w:lvlJc w:val="left"/>
+      <w:pPr>
+        <w:tabs>
+          <w:tab w:val="num" w:pos="0"/>
+        </w:tabs>
+        <w:ind w:left="720" w:hanging="360"/>
+      </w:pPr>
+      <w:rPr>
+        <w:rFonts w:ascii="Symbol" w:hAnsi="Symbol" w:cs="Symbol" w:hint="default"/>
+      </w:rPr>
+    </w:lvl>
+    <w:lvl w:ilvl="1">
+      <w:start w:val="1"/>
+      <w:numFmt w:val="decimal"/>
+      <w:lvlText w:val="%2."/>
+      <w:lvlJc w:val="left"/>
+      <w:pPr>
+        <w:tabs>
+          <w:tab w:val="num" w:pos="1080"/>
+        </w:tabs>
+        <w:ind w:left="1080" w:hanging="360"/>
+      </w:pPr>
+      <w:rPr/>
+    </w:lvl>
+    <w:lvl w:ilvl="2">
+      <w:start w:val="1"/>
+      <w:numFmt w:val="decimal"/>
+      <w:lvlText w:val="%3."/>
+      <w:lvlJc w:val="left"/>
+      <w:pPr>
+        <w:tabs>
+          <w:tab w:val="num" w:pos="1440"/>
+        </w:tabs>
+        <w:ind w:left="1440" w:hanging="360"/>
+      </w:pPr>
+      <w:rPr/>
+    </w:lvl>
+    <w:lvl w:ilvl="3">
+      <w:start w:val="1"/>
+      <w:numFmt w:val="decimal"/>
+      <w:lvlText w:val="%4."/>
+      <w:lvlJc w:val="left"/>
+      <w:pPr>
+        <w:tabs>
+          <w:tab w:val="num" w:pos="1800"/>
+        </w:tabs>
+        <w:ind w:left="1800" w:hanging="360"/>
+      </w:pPr>
+      <w:rPr/>
+    </w:lvl>
+    <w:lvl w:ilvl="4">
+      <w:start w:val="1"/>
+      <w:numFmt w:val="decimal"/>
+      <w:lvlText w:val="%5."/>
+      <w:lvlJc w:val="left"/>
+      <w:pPr>
+        <w:tabs>
+          <w:tab w:val="num" w:pos="2160"/>
+        </w:tabs>
+        <w:ind w:left="2160" w:hanging="360"/>
+      </w:pPr>
+      <w:rPr/>
+    </w:lvl>
+    <w:lvl w:ilvl="5">
+      <w:start w:val="1"/>
+      <w:numFmt w:val="decimal"/>
+      <w:lvlText w:val="%6."/>
+      <w:lvlJc w:val="left"/>
+      <w:pPr>
+        <w:tabs>
+          <w:tab w:val="num" w:pos="2520"/>
+        </w:tabs>
+        <w:ind w:left="2520" w:hanging="360"/>
+      </w:pPr>
+      <w:rPr/>
+    </w:lvl>
+    <w:lvl w:ilvl="6">
+      <w:start w:val="1"/>
+      <w:numFmt w:val="decimal"/>
+      <w:lvlText w:val="%7."/>
+      <w:lvlJc w:val="left"/>
+      <w:pPr>
+        <w:tabs>
+          <w:tab w:val="num" w:pos="2880"/>
+        </w:tabs>
+        <w:ind w:left="2880" w:hanging="360"/>
+      </w:pPr>
+      <w:rPr/>
+    </w:lvl>
+    <w:lvl w:ilvl="7">
+      <w:start w:val="1"/>
+      <w:numFmt w:val="decimal"/>
+      <w:lvlText w:val="%8."/>
+      <w:lvlJc w:val="left"/>
+      <w:pPr>
+        <w:tabs>
+          <w:tab w:val="num" w:pos="3240"/>
+        </w:tabs>
+        <w:ind w:left="3240" w:hanging="360"/>
+      </w:pPr>
+      <w:rPr/>
+    </w:lvl>
+    <w:lvl w:ilvl="8">
+      <w:start w:val="1"/>
+      <w:numFmt w:val="decimal"/>
+      <w:lvlText w:val="%9."/>
+      <w:lvlJc w:val="left"/>
+      <w:pPr>
+        <w:tabs>
+          <w:tab w:val="num" w:pos="3600"/>
+        </w:tabs>
+        <w:ind w:left="3600" w:hanging="360"/>
+      </w:pPr>
+      <w:rPr/>
+    </w:lvl>
+  </w:abstractNum>
+  <w:abstractNum w:abstractNumId="47">
+    <w:lvl w:ilvl="0">
+      <w:start w:val="1"/>
+      <w:numFmt w:val="bullet"/>
+      <w:lvlText w:val=""/>
+      <w:lvlJc w:val="left"/>
+      <w:pPr>
+        <w:tabs>
+          <w:tab w:val="num" w:pos="0"/>
+        </w:tabs>
+        <w:ind w:left="720" w:hanging="360"/>
+      </w:pPr>
+      <w:rPr>
+        <w:rFonts w:ascii="Symbol" w:hAnsi="Symbol" w:cs="Symbol" w:hint="default"/>
+      </w:rPr>
+    </w:lvl>
+    <w:lvl w:ilvl="1">
+      <w:start w:val="1"/>
+      <w:numFmt w:val="decimal"/>
+      <w:lvlText w:val="%2."/>
+      <w:lvlJc w:val="left"/>
+      <w:pPr>
+        <w:tabs>
+          <w:tab w:val="num" w:pos="1080"/>
+        </w:tabs>
+        <w:ind w:left="1080" w:hanging="360"/>
+      </w:pPr>
+      <w:rPr/>
+    </w:lvl>
+    <w:lvl w:ilvl="2">
+      <w:start w:val="1"/>
+      <w:numFmt w:val="decimal"/>
+      <w:lvlText w:val="%3."/>
+      <w:lvlJc w:val="left"/>
+      <w:pPr>
+        <w:tabs>
+          <w:tab w:val="num" w:pos="1440"/>
+        </w:tabs>
+        <w:ind w:left="1440" w:hanging="360"/>
+      </w:pPr>
+      <w:rPr/>
+    </w:lvl>
+    <w:lvl w:ilvl="3">
+      <w:start w:val="1"/>
+      <w:numFmt w:val="decimal"/>
+      <w:lvlText w:val="%4."/>
+      <w:lvlJc w:val="left"/>
+      <w:pPr>
+        <w:tabs>
+          <w:tab w:val="num" w:pos="1800"/>
+        </w:tabs>
+        <w:ind w:left="1800" w:hanging="360"/>
+      </w:pPr>
+      <w:rPr/>
+    </w:lvl>
+    <w:lvl w:ilvl="4">
+      <w:start w:val="1"/>
+      <w:numFmt w:val="decimal"/>
+      <w:lvlText w:val="%5."/>
+      <w:lvlJc w:val="left"/>
+      <w:pPr>
+        <w:tabs>
+          <w:tab w:val="num" w:pos="2160"/>
+        </w:tabs>
+        <w:ind w:left="2160" w:hanging="360"/>
+      </w:pPr>
+      <w:rPr/>
+    </w:lvl>
+    <w:lvl w:ilvl="5">
+      <w:start w:val="1"/>
+      <w:numFmt w:val="decimal"/>
+      <w:lvlText w:val="%6."/>
+      <w:lvlJc w:val="left"/>
+      <w:pPr>
+        <w:tabs>
+          <w:tab w:val="num" w:pos="2520"/>
+        </w:tabs>
+        <w:ind w:left="2520" w:hanging="360"/>
+      </w:pPr>
+      <w:rPr/>
+    </w:lvl>
+    <w:lvl w:ilvl="6">
+      <w:start w:val="1"/>
+      <w:numFmt w:val="decimal"/>
+      <w:lvlText w:val="%7."/>
+      <w:lvlJc w:val="left"/>
+      <w:pPr>
+        <w:tabs>
+          <w:tab w:val="num" w:pos="2880"/>
+        </w:tabs>
+        <w:ind w:left="2880" w:hanging="360"/>
+      </w:pPr>
+      <w:rPr/>
+    </w:lvl>
+    <w:lvl w:ilvl="7">
+      <w:start w:val="1"/>
+      <w:numFmt w:val="decimal"/>
+      <w:lvlText w:val="%8."/>
+      <w:lvlJc w:val="left"/>
+      <w:pPr>
+        <w:tabs>
+          <w:tab w:val="num" w:pos="3240"/>
+        </w:tabs>
+        <w:ind w:left="3240" w:hanging="360"/>
+      </w:pPr>
+      <w:rPr/>
+    </w:lvl>
+    <w:lvl w:ilvl="8">
+      <w:start w:val="1"/>
+      <w:numFmt w:val="decimal"/>
+      <w:lvlText w:val="%9."/>
+      <w:lvlJc w:val="left"/>
+      <w:pPr>
+        <w:tabs>
+          <w:tab w:val="num" w:pos="3600"/>
+        </w:tabs>
+        <w:ind w:left="3600" w:hanging="360"/>
+      </w:pPr>
+      <w:rPr/>
+    </w:lvl>
+  </w:abstractNum>
+  <w:abstractNum w:abstractNumId="48">
     <w:lvl w:ilvl="0">
       <w:start w:val="1"/>
       <w:numFmt w:val="none"/>
@@ -9242,148 +14776,289 @@
     <w:abstractNumId w:val="3"/>
   </w:num>
   <w:num w:numId="4">
-    <w:abstractNumId w:val="2"/>
+    <w:abstractNumId w:val="4"/>
+  </w:num>
+  <w:num w:numId="5">
+    <w:abstractNumId w:val="5"/>
+  </w:num>
+  <w:num w:numId="6">
+    <w:abstractNumId w:val="6"/>
+  </w:num>
+  <w:num w:numId="7">
+    <w:abstractNumId w:val="7"/>
+  </w:num>
+  <w:num w:numId="8">
+    <w:abstractNumId w:val="8"/>
+  </w:num>
+  <w:num w:numId="9">
+    <w:abstractNumId w:val="9"/>
+  </w:num>
+  <w:num w:numId="10">
+    <w:abstractNumId w:val="10"/>
+  </w:num>
+  <w:num w:numId="11">
+    <w:abstractNumId w:val="11"/>
+  </w:num>
+  <w:num w:numId="12">
+    <w:abstractNumId w:val="12"/>
+  </w:num>
+  <w:num w:numId="13">
+    <w:abstractNumId w:val="13"/>
+  </w:num>
+  <w:num w:numId="14">
+    <w:abstractNumId w:val="14"/>
+  </w:num>
+  <w:num w:numId="15">
+    <w:abstractNumId w:val="15"/>
+  </w:num>
+  <w:num w:numId="16">
+    <w:abstractNumId w:val="16"/>
+  </w:num>
+  <w:num w:numId="17">
+    <w:abstractNumId w:val="17"/>
+  </w:num>
+  <w:num w:numId="18">
+    <w:abstractNumId w:val="18"/>
+  </w:num>
+  <w:num w:numId="19">
+    <w:abstractNumId w:val="19"/>
+  </w:num>
+  <w:num w:numId="20">
+    <w:abstractNumId w:val="20"/>
+  </w:num>
+  <w:num w:numId="21">
+    <w:abstractNumId w:val="21"/>
+  </w:num>
+  <w:num w:numId="22">
+    <w:abstractNumId w:val="22"/>
+  </w:num>
+  <w:num w:numId="23">
+    <w:abstractNumId w:val="23"/>
+  </w:num>
+  <w:num w:numId="24">
+    <w:abstractNumId w:val="24"/>
+  </w:num>
+  <w:num w:numId="25">
+    <w:abstractNumId w:val="25"/>
+  </w:num>
+  <w:num w:numId="26">
+    <w:abstractNumId w:val="26"/>
+  </w:num>
+  <w:num w:numId="27">
+    <w:abstractNumId w:val="27"/>
+  </w:num>
+  <w:num w:numId="28">
+    <w:abstractNumId w:val="28"/>
+  </w:num>
+  <w:num w:numId="29">
+    <w:abstractNumId w:val="29"/>
+  </w:num>
+  <w:num w:numId="30">
+    <w:abstractNumId w:val="30"/>
+  </w:num>
+  <w:num w:numId="31">
+    <w:abstractNumId w:val="31"/>
+  </w:num>
+  <w:num w:numId="32">
+    <w:abstractNumId w:val="32"/>
+  </w:num>
+  <w:num w:numId="33">
+    <w:abstractNumId w:val="33"/>
+  </w:num>
+  <w:num w:numId="34">
+    <w:abstractNumId w:val="34"/>
+  </w:num>
+  <w:num w:numId="35">
+    <w:abstractNumId w:val="35"/>
+  </w:num>
+  <w:num w:numId="36">
+    <w:abstractNumId w:val="36"/>
+  </w:num>
+  <w:num w:numId="37">
+    <w:abstractNumId w:val="37"/>
+  </w:num>
+  <w:num w:numId="38">
+    <w:abstractNumId w:val="38"/>
+  </w:num>
+  <w:num w:numId="39">
+    <w:abstractNumId w:val="39"/>
+  </w:num>
+  <w:num w:numId="40">
+    <w:abstractNumId w:val="40"/>
+  </w:num>
+  <w:num w:numId="41">
+    <w:abstractNumId w:val="41"/>
+  </w:num>
+  <w:num w:numId="42">
+    <w:abstractNumId w:val="42"/>
+  </w:num>
+  <w:num w:numId="43">
+    <w:abstractNumId w:val="43"/>
+  </w:num>
+  <w:num w:numId="44">
+    <w:abstractNumId w:val="44"/>
+  </w:num>
+  <w:num w:numId="45">
+    <w:abstractNumId w:val="45"/>
+  </w:num>
+  <w:num w:numId="46">
+    <w:abstractNumId w:val="46"/>
+  </w:num>
+  <w:num w:numId="47">
+    <w:abstractNumId w:val="47"/>
+  </w:num>
+  <w:num w:numId="48">
+    <w:abstractNumId w:val="48"/>
+  </w:num>
+  <w:num w:numId="49">
+    <w:abstractNumId w:val="1"/>
     <w:lvlOverride w:ilvl="0">
       <w:startOverride w:val="1"/>
     </w:lvlOverride>
   </w:num>
-  <w:num w:numId="5">
-    <w:abstractNumId w:val="2"/>
+  <w:num w:numId="50">
+    <w:abstractNumId w:val="1"/>
   </w:num>
-  <w:num w:numId="6">
-    <w:abstractNumId w:val="2"/>
+  <w:num w:numId="51">
+    <w:abstractNumId w:val="1"/>
   </w:num>
-  <w:num w:numId="7">
-    <w:abstractNumId w:val="2"/>
+  <w:num w:numId="52">
+    <w:abstractNumId w:val="1"/>
   </w:num>
-  <w:num w:numId="8">
-    <w:abstractNumId w:val="2"/>
+  <w:num w:numId="53">
+    <w:abstractNumId w:val="1"/>
   </w:num>
-  <w:num w:numId="9">
-    <w:abstractNumId w:val="2"/>
+  <w:num w:numId="54">
+    <w:abstractNumId w:val="1"/>
   </w:num>
-  <w:num w:numId="10">
-    <w:abstractNumId w:val="2"/>
+  <w:num w:numId="55">
+    <w:abstractNumId w:val="1"/>
   </w:num>
-  <w:num w:numId="11">
-    <w:abstractNumId w:val="2"/>
+  <w:num w:numId="56">
+    <w:abstractNumId w:val="1"/>
   </w:num>
-  <w:num w:numId="12">
-    <w:abstractNumId w:val="2"/>
+  <w:num w:numId="57">
+    <w:abstractNumId w:val="1"/>
   </w:num>
-  <w:num w:numId="13">
-    <w:abstractNumId w:val="2"/>
+  <w:num w:numId="58">
+    <w:abstractNumId w:val="1"/>
   </w:num>
-  <w:num w:numId="14">
-    <w:abstractNumId w:val="2"/>
+  <w:num w:numId="59">
+    <w:abstractNumId w:val="1"/>
   </w:num>
-  <w:num w:numId="15">
-    <w:abstractNumId w:val="2"/>
+  <w:num w:numId="60">
+    <w:abstractNumId w:val="1"/>
   </w:num>
-  <w:num w:numId="16">
-    <w:abstractNumId w:val="2"/>
+  <w:num w:numId="61">
+    <w:abstractNumId w:val="1"/>
   </w:num>
-  <w:num w:numId="17">
-    <w:abstractNumId w:val="2"/>
+  <w:num w:numId="62">
+    <w:abstractNumId w:val="1"/>
   </w:num>
-  <w:num w:numId="18">
-    <w:abstractNumId w:val="2"/>
+  <w:num w:numId="63">
+    <w:abstractNumId w:val="1"/>
   </w:num>
-  <w:num w:numId="19">
-    <w:abstractNumId w:val="2"/>
+  <w:num w:numId="64">
+    <w:abstractNumId w:val="1"/>
   </w:num>
-  <w:num w:numId="20">
-    <w:abstractNumId w:val="2"/>
+  <w:num w:numId="65">
+    <w:abstractNumId w:val="1"/>
   </w:num>
-  <w:num w:numId="21">
-    <w:abstractNumId w:val="2"/>
+  <w:num w:numId="66">
+    <w:abstractNumId w:val="1"/>
   </w:num>
-  <w:num w:numId="22">
-    <w:abstractNumId w:val="2"/>
+  <w:num w:numId="67">
+    <w:abstractNumId w:val="1"/>
   </w:num>
-  <w:num w:numId="23">
-    <w:abstractNumId w:val="2"/>
+  <w:num w:numId="68">
+    <w:abstractNumId w:val="1"/>
   </w:num>
-  <w:num w:numId="24">
-    <w:abstractNumId w:val="2"/>
+  <w:num w:numId="69">
+    <w:abstractNumId w:val="1"/>
   </w:num>
-  <w:num w:numId="25">
-    <w:abstractNumId w:val="2"/>
+  <w:num w:numId="70">
+    <w:abstractNumId w:val="1"/>
   </w:num>
-  <w:num w:numId="26">
-    <w:abstractNumId w:val="2"/>
+  <w:num w:numId="71">
+    <w:abstractNumId w:val="1"/>
   </w:num>
-  <w:num w:numId="27">
-    <w:abstractNumId w:val="2"/>
+  <w:num w:numId="72">
+    <w:abstractNumId w:val="1"/>
   </w:num>
-  <w:num w:numId="28">
-    <w:abstractNumId w:val="2"/>
+  <w:num w:numId="73">
+    <w:abstractNumId w:val="1"/>
   </w:num>
-  <w:num w:numId="29">
-    <w:abstractNumId w:val="2"/>
+  <w:num w:numId="74">
+    <w:abstractNumId w:val="1"/>
   </w:num>
-  <w:num w:numId="30">
-    <w:abstractNumId w:val="2"/>
+  <w:num w:numId="75">
+    <w:abstractNumId w:val="1"/>
   </w:num>
-  <w:num w:numId="31">
-    <w:abstractNumId w:val="2"/>
+  <w:num w:numId="76">
+    <w:abstractNumId w:val="1"/>
   </w:num>
-  <w:num w:numId="32">
-    <w:abstractNumId w:val="2"/>
+  <w:num w:numId="77">
+    <w:abstractNumId w:val="1"/>
   </w:num>
-  <w:num w:numId="33">
-    <w:abstractNumId w:val="2"/>
+  <w:num w:numId="78">
+    <w:abstractNumId w:val="1"/>
   </w:num>
-  <w:num w:numId="34">
-    <w:abstractNumId w:val="2"/>
+  <w:num w:numId="79">
+    <w:abstractNumId w:val="1"/>
   </w:num>
-  <w:num w:numId="35">
-    <w:abstractNumId w:val="2"/>
+  <w:num w:numId="80">
+    <w:abstractNumId w:val="1"/>
   </w:num>
-  <w:num w:numId="36">
-    <w:abstractNumId w:val="2"/>
+  <w:num w:numId="81">
+    <w:abstractNumId w:val="1"/>
   </w:num>
-  <w:num w:numId="37">
-    <w:abstractNumId w:val="2"/>
+  <w:num w:numId="82">
+    <w:abstractNumId w:val="1"/>
   </w:num>
-  <w:num w:numId="38">
-    <w:abstractNumId w:val="2"/>
+  <w:num w:numId="83">
+    <w:abstractNumId w:val="1"/>
   </w:num>
-  <w:num w:numId="39">
-    <w:abstractNumId w:val="2"/>
+  <w:num w:numId="84">
+    <w:abstractNumId w:val="1"/>
   </w:num>
-  <w:num w:numId="40">
-    <w:abstractNumId w:val="2"/>
+  <w:num w:numId="85">
+    <w:abstractNumId w:val="1"/>
   </w:num>
-  <w:num w:numId="41">
-    <w:abstractNumId w:val="2"/>
+  <w:num w:numId="86">
+    <w:abstractNumId w:val="1"/>
   </w:num>
-  <w:num w:numId="42">
-    <w:abstractNumId w:val="2"/>
+  <w:num w:numId="87">
+    <w:abstractNumId w:val="1"/>
   </w:num>
-  <w:num w:numId="43">
-    <w:abstractNumId w:val="2"/>
+  <w:num w:numId="88">
+    <w:abstractNumId w:val="1"/>
   </w:num>
-  <w:num w:numId="44">
-    <w:abstractNumId w:val="2"/>
+  <w:num w:numId="89">
+    <w:abstractNumId w:val="1"/>
   </w:num>
-  <w:num w:numId="45">
-    <w:abstractNumId w:val="2"/>
+  <w:num w:numId="90">
+    <w:abstractNumId w:val="1"/>
   </w:num>
-  <w:num w:numId="46">
-    <w:abstractNumId w:val="2"/>
+  <w:num w:numId="91">
+    <w:abstractNumId w:val="1"/>
   </w:num>
-  <w:num w:numId="47">
-    <w:abstractNumId w:val="2"/>
+  <w:num w:numId="92">
+    <w:abstractNumId w:val="1"/>
   </w:num>
-  <w:num w:numId="48">
-    <w:abstractNumId w:val="2"/>
+  <w:num w:numId="93">
+    <w:abstractNumId w:val="1"/>
   </w:num>
-  <w:num w:numId="49">
-    <w:abstractNumId w:val="2"/>
+  <w:num w:numId="94">
+    <w:abstractNumId w:val="1"/>
   </w:num>
-  <w:num w:numId="50">
-    <w:abstractNumId w:val="2"/>
+  <w:num w:numId="95">
+    <w:abstractNumId w:val="1"/>
+  </w:num>
+  <w:num w:numId="96">
+    <w:abstractNumId w:val="1"/>
+  </w:num>
+  <w:num w:numId="97">
+    <w:abstractNumId w:val="1"/>
   </w:num>
 </w:numbering>
 </file>

--- a/docs/do178/SDP_I-SCEET.docx
+++ b/docs/do178/SDP_I-SCEET.docx
@@ -361,7 +361,7 @@
                 <w:sz w:val="20"/>
                 <w:szCs w:val="20"/>
               </w:rPr>
-              <w:t>2026-03-15</w:t>
+              <w:t>2026-04-20</w:t>
             </w:r>
           </w:p>
         </w:tc>
@@ -1003,7 +1003,15 @@
                 <w:sz w:val="20"/>
                 <w:szCs w:val="20"/>
               </w:rPr>
-              <w:t>Hatem Adouani</w:t>
+              <w:t xml:space="preserve">Hatem </w:t>
+            </w:r>
+            <w:r>
+              <w:rPr>
+                <w:rFonts w:eastAsia="Arial" w:cs="Arial"/>
+                <w:sz w:val="20"/>
+                <w:szCs w:val="20"/>
+              </w:rPr>
+              <w:t>ADOUANI</w:t>
             </w:r>
           </w:p>
         </w:tc>
@@ -1056,6 +1064,7 @@
             </w:pPr>
             <w:r>
               <w:rPr/>
+              <w:t>2.0</w:t>
             </w:r>
           </w:p>
         </w:tc>
@@ -1077,7 +1086,12 @@
               <w:rPr/>
             </w:pPr>
             <w:r>
-              <w:rPr/>
+              <w:rPr>
+                <w:rFonts w:eastAsia="Arial" w:cs="Arial"/>
+                <w:sz w:val="20"/>
+                <w:szCs w:val="20"/>
+              </w:rPr>
+              <w:t>2026-04-20</w:t>
             </w:r>
           </w:p>
         </w:tc>
@@ -1099,7 +1113,20 @@
               <w:rPr/>
             </w:pPr>
             <w:r>
-              <w:rPr/>
+              <w:rPr>
+                <w:rFonts w:eastAsia="Arial" w:cs="Arial"/>
+                <w:sz w:val="20"/>
+                <w:szCs w:val="20"/>
+              </w:rPr>
+              <w:t xml:space="preserve">Hatem </w:t>
+            </w:r>
+            <w:r>
+              <w:rPr>
+                <w:rFonts w:eastAsia="Arial" w:cs="Arial"/>
+                <w:sz w:val="20"/>
+                <w:szCs w:val="20"/>
+              </w:rPr>
+              <w:t>ADOUANI</w:t>
             </w:r>
           </w:p>
         </w:tc>
@@ -1122,6 +1149,7 @@
             </w:pPr>
             <w:r>
               <w:rPr/>
+              <w:t>Alignment with the PSACv2.0 version</w:t>
             </w:r>
           </w:p>
         </w:tc>
